--- a/PP-salygos/templates/sutartys/PREKES_LTEN_SS.docx
+++ b/PP-salygos/templates/sutartys/PREKES_LTEN_SS.docx
@@ -258,7 +258,7 @@
                 <w:sz w:val="20"/>
                 <w:lang w:val="en-GB"/>
               </w:rPr>
-              <w:t xml:space="preserve">Special Terms and Conditions of the Contract for the Sale and Purchase of Goods</w:t>
+              <w:t xml:space="preserve">Special Terms and Conditions of the Contract for the Purchase of Goods</w:t>
             </w:r>
           </w:p>
         </w:tc>
@@ -670,7 +670,7 @@
                 <w:sz w:val="20"/>
                 <w:lang w:val="en-GB"/>
               </w:rPr>
-              <w:t xml:space="preserve">1.1.2. Legal entity code</w:t>
+              <w:t xml:space="preserve">1.1.2. Legal entity registration number</w:t>
             </w:r>
           </w:p>
           <w:p>
@@ -867,7 +867,7 @@
                 <w:sz w:val="20"/>
                 <w:lang w:val="en-GB"/>
               </w:rPr>
-              <w:t xml:space="preserve">1.1.4. VAT registration number</w:t>
+              <w:t xml:space="preserve">1.1.4. VAT identification number</w:t>
             </w:r>
           </w:p>
           <w:p>
@@ -949,7 +949,7 @@
                 <w:sz w:val="20"/>
                 <w:lang w:val="en-GB"/>
               </w:rPr>
-              <w:t xml:space="preserve">1.1.5. Settlement account</w:t>
+              <w:t xml:space="preserve">1.1.5. Current account</w:t>
             </w:r>
           </w:p>
           <w:p>
@@ -1211,7 +1211,7 @@
                 <w:sz w:val="20"/>
                 <w:lang w:val="en-GB"/>
               </w:rPr>
-              <w:t xml:space="preserve">1.1.8. Email</w:t>
+              <w:t xml:space="preserve">1.1.8. E-mail</w:t>
             </w:r>
           </w:p>
           <w:p>
@@ -1285,7 +1285,7 @@
                 <w:sz w:val="20"/>
                 <w:lang w:val="en-GB"/>
               </w:rPr>
-              <w:t xml:space="preserve">1.1.9. Party Representative</w:t>
+              <w:t xml:space="preserve">1.1.9. Representative of the Party</w:t>
             </w:r>
           </w:p>
           <w:p>
@@ -1485,7 +1485,7 @@
                 <w:sz w:val="20"/>
                 <w:lang w:val="en-GB"/>
               </w:rPr>
-              <w:t xml:space="preserve">(if the Supplier is a natural person, the sections are amended accordingly.</w:t>
+              <w:t xml:space="preserve">(if the Supplier is a natural person, the sections shall be adjusted accordingly;</w:t>
             </w:r>
           </w:p>
           <w:p>
@@ -1505,7 +1505,7 @@
                 <w:sz w:val="20"/>
                 <w:lang w:val="en-GB"/>
               </w:rPr>
-              <w:t xml:space="preserve">If the Supplier is a group of suppliers, the sections shall be completed by including the details of each member of the group)</w:t>
+              <w:t xml:space="preserve">if the Supplier is a group of suppliers, the sections shall be completed by inserting the information of each member of the group)</w:t>
             </w:r>
           </w:p>
           <w:p>
@@ -1637,7 +1637,7 @@
                 <w:sz w:val="20"/>
                 <w:lang w:val="en-GB"/>
               </w:rPr>
-              <w:t xml:space="preserve">1.2.2. Legal entity code</w:t>
+              <w:t xml:space="preserve">1.2.2. Legal entity registration number</w:t>
             </w:r>
           </w:p>
           <w:p>
@@ -1767,7 +1767,7 @@
                 <w:sz w:val="20"/>
                 <w:lang w:val="en-GB"/>
               </w:rPr>
-              <w:t xml:space="preserve">1.2.4. VAT registration number</w:t>
+              <w:t xml:space="preserve">1.2.4. VAT identification number</w:t>
             </w:r>
           </w:p>
           <w:p>
@@ -1832,7 +1832,7 @@
                 <w:sz w:val="20"/>
                 <w:lang w:val="en-GB"/>
               </w:rPr>
-              <w:t xml:space="preserve">1.2.5. Settlement account</w:t>
+              <w:t xml:space="preserve">1.2.5. Current account</w:t>
             </w:r>
           </w:p>
           <w:p>
@@ -2041,7 +2041,7 @@
                 <w:sz w:val="20"/>
                 <w:lang w:val="en-GB"/>
               </w:rPr>
-              <w:t xml:space="preserve">1.2.8. Email</w:t>
+              <w:t xml:space="preserve">1.2.8. E-mail</w:t>
             </w:r>
           </w:p>
           <w:p>
@@ -2106,7 +2106,7 @@
                 <w:sz w:val="20"/>
                 <w:lang w:val="en-GB"/>
               </w:rPr>
-              <w:t xml:space="preserve">1.2.9. Party Representative</w:t>
+              <w:t xml:space="preserve">1.2.9. Representative of the Party</w:t>
             </w:r>
           </w:p>
           <w:p>
@@ -2300,7 +2300,7 @@
                 <w:sz w:val="20"/>
                 <w:lang w:val="en-GB"/>
               </w:rPr>
-              <w:t xml:space="preserve">2.1. The Buyer’s contact persons responsible for the execution of the Contract, the acceptance of the Goods, and the acceptance of Invoices via the SABIS information system.</w:t>
+              <w:t xml:space="preserve">2.1. The Buyer’s contact person(s) responsible for the performance of the Contract, the acceptance of the Goods and the acceptance of Invoices through the information system SABIS</w:t>
             </w:r>
           </w:p>
         </w:tc>
@@ -2357,7 +2357,7 @@
                 <w:sz w:val="20"/>
                 <w:lang w:val="en-GB"/>
               </w:rPr>
-              <w:t xml:space="preserve">(specify unit/department, title, name, tel., email)</w:t>
+              <w:t xml:space="preserve">(specify the unit/division, position, name and surname, telephone number and e-mail address)</w:t>
             </w:r>
           </w:p>
         </w:tc>
@@ -2416,7 +2416,7 @@
                 <w:sz w:val="20"/>
                 <w:lang w:val="en-GB"/>
               </w:rPr>
-              <w:t xml:space="preserve">2.2. The Supplier’s contact persons responsible for the performance of the Contract</w:t>
+              <w:t xml:space="preserve">2.2. The Supplier’s contact person(s) responsible for the performance of the Contract</w:t>
             </w:r>
           </w:p>
         </w:tc>
@@ -2473,7 +2473,7 @@
                 <w:sz w:val="20"/>
                 <w:lang w:val="en-GB"/>
               </w:rPr>
-              <w:t xml:space="preserve">(specify unit/department, title, name, tel., email)</w:t>
+              <w:t xml:space="preserve">(specify the unit/division, position, name and surname, telephone number and e-mail address)</w:t>
             </w:r>
           </w:p>
         </w:tc>
@@ -2532,7 +2532,7 @@
                 <w:sz w:val="20"/>
                 <w:lang w:val="en-GB"/>
               </w:rPr>
-              <w:t xml:space="preserve">3. SUBJECT MATTER OF THE CONTRACT</w:t>
+              <w:t xml:space="preserve">3. SUBJECT-MATTER OF THE CONTRACT</w:t>
             </w:r>
           </w:p>
         </w:tc>
@@ -2589,7 +2589,7 @@
                 <w:sz w:val="20"/>
                 <w:lang w:val="en-GB"/>
               </w:rPr>
-              <w:t xml:space="preserve">3.1. Subject matter of the Contract</w:t>
+              <w:t xml:space="preserve">3.1. Subject-matter of the Contract</w:t>
             </w:r>
           </w:p>
         </w:tc>
@@ -2660,7 +2660,7 @@
                 <w:sz w:val="20"/>
                 <w:lang w:val="en-GB"/>
               </w:rPr>
-              <w:t xml:space="preserve">3.1.1. The Supplier undertakes to deliver the Goods and the services related to them (if applicable) to the Buyer on the terms and conditions set out in the Contract (hereinafter referred to as the Goods).</w:t>
+              <w:t xml:space="preserve">3.1.1. The Supplier undertakes to transfer to the Buyer, on the terms and conditions set out in the Contract, the Goods and the services related to them (if applicable) (hereinafter referred to as the “Goods”).</w:t>
             </w:r>
           </w:p>
           <w:p>
@@ -2681,7 +2681,7 @@
                 <w:sz w:val="20"/>
                 <w:lang w:val="en-GB"/>
               </w:rPr>
-              <w:t xml:space="preserve">3.1.2. The detailed description of the Goods and other requirements for the Goods to be supplied are set out in Annex 1 “Technical Specification” (hereinafter referred to as the Technical Specification) and in Annex 2 “Tender” to the Contract.</w:t>
+              <w:t xml:space="preserve">3.1.2. The detailed description of the Goods and other requirements for the Goods to be supplied are set out in Annex 1 “Technical Specification” to the Contract (hereinafter referred to as the “Technical Specification”) and in Annex 2 “Tender” to the Contract.</w:t>
             </w:r>
           </w:p>
         </w:tc>
@@ -2909,7 +2909,7 @@
                 <w:comboBox>
                   <w:listItem w:value="Choose an item."/>
                   <w:listItem w:displayText="The clause does not apply." w:value="The clause does not apply."/>
-                  <w:listItem w:displayText="European Union co-financed project No [_], title [_]." w:value="European Union co-financed project No [_], title [_]."/>
+                  <w:listItem w:displayText="Project No [_] co-financed from European Union funds, title [_]." w:value="Project No [_] co-financed from European Union funds, title [_]."/>
                 </w:comboBox>
               </w:sdtPr>
               <w:sdtContent>
@@ -2994,7 +2994,7 @@
                 <w:sz w:val="20"/>
                 <w:lang w:val="en-GB"/>
               </w:rPr>
-              <w:t xml:space="preserve">4. DELIVERY DEADLINES AND HANDOVER-ACCEPTANCE PROCEDURES</w:t>
+              <w:t xml:space="preserve">4. TIME LIMITS FOR DELIVERY OF THE GOODS AND PROCEDURE FOR TRANSFER AND ACCEPTANCE OF THE GOODS</w:t>
             </w:r>
           </w:p>
         </w:tc>
@@ -3066,7 +3066,7 @@
                 <w:sz w:val="20"/>
                 <w:lang w:val="en-GB"/>
               </w:rPr>
-              <w:t xml:space="preserve">4.1. Goods delivery term </w:t>
+              <w:t xml:space="preserve">4.1. Time limit for delivery of the Goods</w:t>
             </w:r>
           </w:p>
           <w:p>
@@ -3217,9 +3217,9 @@
                 <w:showingPlcHdr/>
                 <w:dropDownList>
                   <w:listItem w:value="Choose an item."/>
-                  <w:listItem w:displayText="The Supplier undertakes to deliver the Goods, from the date of entry into force of the Contract, to the address specified in the Technical Specification no later than within " w:value="The Supplier undertakes to deliver the Goods, from the date of entry into force of the Contract, to the address specified in the Technical Specification no later than within "/>
-                  <w:listItem w:displayText="The Supplier undertakes to deliver the Goods, from the date of submission of the order, to the address specified in the Technical Specification no later than within " w:value="The Supplier undertakes to deliver the Goods, from the date of submission of the order, to the address specified in the Technical Specification no later than within "/>
-                  <w:listItem w:displayText="The Supplier undertakes to deliver the Goods within the time limits and under the conditions set out in the Technical Specification." w:value="The Supplier undertakes to deliver the Goods within the time limits and under the conditions set out in the Technical Specification."/>
+                  <w:listItem w:displayText="The Supplier undertakes to deliver the Goods to the address specified in the Technical Specification within the following period from the date of entry into force of the Contract:" w:value="The Supplier undertakes to deliver the Goods to the address specified in the Technical Specification within the following period from the date of entry into force of the Contract:"/>
+                  <w:listItem w:displayText="The Supplier undertakes to deliver the Goods to the address specified in the Technical Specification within the following period from the date of placement of the Order:" w:value="The Supplier undertakes to deliver the Goods to the address specified in the Technical Specification within the following period from the date of placement of the Order:"/>
+                  <w:listItem w:displayText="The Supplier undertakes to deliver the Goods within the time limits and on the terms and conditions set out in the Technical Specification." w:value="The Supplier undertakes to deliver the Goods within the time limits and on the terms and conditions set out in the Technical Specification."/>
                 </w:dropDownList>
               </w:sdtPr>
               <w:sdtContent>
@@ -3338,7 +3338,7 @@
                 <w:sz w:val="20"/>
                 <w:lang w:val="en-GB"/>
               </w:rPr>
-              <w:t xml:space="preserve">4.2. Extension of the delivery period for the goods (or part thereof)</w:t>
+              <w:t xml:space="preserve">4.2. Extension of the time limit for delivery of the Goods (or part thereof)</w:t>
             </w:r>
           </w:p>
         </w:tc>
@@ -3599,7 +3599,7 @@
                 <w:sz w:val="20"/>
                 <w:lang w:val="en-GB"/>
               </w:rPr>
-              <w:t xml:space="preserve">4.2.1. The delivery term of the Goods (or part thereof) may be extended under the following circumstances:</w:t>
+              <w:t xml:space="preserve">4.2.1. The time limit for delivery of the Goods (or part thereof) may be extended in the following circumstances:</w:t>
             </w:r>
           </w:p>
           <w:p>
@@ -3624,7 +3624,7 @@
                 <w:sz w:val="20"/>
                 <w:lang w:val="en-GB"/>
               </w:rPr>
-              <w:t xml:space="preserve">4.2.1.1. Adverse weather conditions that make it impossible to deliver the goods or related services, such as heavy rainfall, floods, dense fog, squalls, heavy snow, blizzards, or similar. This provision applies only to those Goods whose quality, delivery, and/or provision are dependent on natural conditions.</w:t>
+              <w:t xml:space="preserve">4.2.1.1. adverse weather conditions which make it impossible to deliver the Goods or the related services, such as heavy rain, floods, dense fog, squalls, heavy snowfall, blizzards or similar. This option shall apply only to the part of the Goods the quality, delivery and/or provision of which depends on natural conditions;</w:t>
             </w:r>
           </w:p>
           <w:p>
@@ -3649,7 +3649,7 @@
                 <w:sz w:val="20"/>
                 <w:lang w:val="en-GB"/>
               </w:rPr>
-              <w:t xml:space="preserve">4.2.1.2. Actions or omissions by the Buyer that prevent the Supplier from properly and timely fulfilling its obligations under the Contract, including the Buyer's delay in appointing specialists responsible for fulfilling the obligations stipulated in the Contract, or failure to perform or improper performance of other obligations assumed by the Buyer under the Contract.</w:t>
+              <w:t xml:space="preserve">4.2.1.2. acts or omissions of the Buyer which prevent the Supplier from performing its obligations under the Contract properly and on time, including the Buyer’s delay in appointing the specialists responsible for the performance of the obligations provided for in the Contract and the non-performance or improper performance of other obligations assumed by the Buyer under the Contract;</w:t>
             </w:r>
           </w:p>
           <w:p>
@@ -3674,7 +3674,7 @@
                 <w:sz w:val="20"/>
                 <w:lang w:val="en-GB"/>
               </w:rPr>
-              <w:t xml:space="preserve">4.2.1.3. Failure by any state or municipal institution, agency, or organization, or any other entity entrusted with functions by law, to perform within the specified (or reasonable) timeframe.</w:t>
+              <w:t xml:space="preserve">4.2.1.3. failure by any state or municipal institution, body or organisation, or any other entity, to perform within the set (or a reasonable) time limit the functions assigned to it by legal acts;</w:t>
             </w:r>
           </w:p>
           <w:p>
@@ -3699,7 +3699,7 @@
                 <w:sz w:val="20"/>
                 <w:lang w:val="en-GB"/>
               </w:rPr>
-              <w:t xml:space="preserve">4.2.1.4. Prolonged procurement procedures, due to which it becomes impossible or overly difficult to start and/or complete the delivery of Goods within the specified timeframe.</w:t>
+              <w:t xml:space="preserve">4.2.1.4. protracted procurement procedures as a result of which it has become impossible or excessively difficult to start and/or complete the delivery of the Goods within the set time limit;</w:t>
             </w:r>
           </w:p>
           <w:p>
@@ -3724,7 +3724,7 @@
                 <w:sz w:val="20"/>
                 <w:lang w:val="en-GB"/>
               </w:rPr>
-              <w:t xml:space="preserve">4.2.1.5. Delays, obstacles, or disruptions that are beyond the Supplier’s control, for which the Supplier is not responsible, and that are caused by or attributed to third parties (e.g., improper performance of another contract by the Buyer, which directly affects the Supplier's execution of the Contract).</w:t>
+              <w:t xml:space="preserve">4.2.1.5. delays, obstacles or hindrances which are beyond the Supplier’s control, for which the Supplier is not responsible and which are caused by and attributable to third parties (e.g. improper performance of another contract of the Buyer the performance of which has a direct impact on the Contract being performed by the Supplier);</w:t>
             </w:r>
           </w:p>
           <w:p>
@@ -3749,7 +3749,7 @@
                 <w:sz w:val="20"/>
                 <w:lang w:val="en-GB"/>
               </w:rPr>
-              <w:t xml:space="preserve">4.2.1.6. Instructions given by the Buyer to the Supplier that are outside the scope of the Contract, affecting the deadlines for the Supplier's contractual obligations.</w:t>
+              <w:t xml:space="preserve">4.2.1.6. instructions given by the Buyer to the Supplier which fall outside the subject-matter of the Contract and affect the time limits for the performance of the Supplier’s contractual obligations.</w:t>
             </w:r>
           </w:p>
           <w:p>
@@ -3774,7 +3774,7 @@
                 <w:sz w:val="20"/>
                 <w:lang w:val="en-GB"/>
               </w:rPr>
-              <w:t xml:space="preserve">4.2.2. The Party seeking to extend the delivery term of the goods (or part thereof) must submit a written request to the other Party, providing evidence of the existence of the aforementioned circumstances.</w:t>
+              <w:t xml:space="preserve">4.2.2. The Party seeking an extension of the time limit for delivery of the Goods (or part thereof) shall apply to the other Party in writing and provide evidence of the existence of the above circumstances.</w:t>
             </w:r>
           </w:p>
           <w:p>
@@ -3799,7 +3799,7 @@
                 <w:sz w:val="20"/>
                 <w:lang w:val="en-GB"/>
               </w:rPr>
-              <w:t xml:space="preserve">4.2.3. If both Parties agree that the provided evidence is sufficient and valid, the delivery term of the goods (or part thereof) may be extended only for the duration of the mentioned circumstances.</w:t>
+              <w:t xml:space="preserve">4.2.3. Where the Parties agree that the evidence of the above circumstances is sufficient and justified, the time limit for delivery of the Goods (or part thereof) may be extended only for the period during which such circumstances exist.</w:t>
             </w:r>
           </w:p>
         </w:tc>
@@ -3858,7 +3858,7 @@
                 <w:sz w:val="20"/>
                 <w:lang w:val="en-GB"/>
               </w:rPr>
-              <w:t xml:space="preserve">4.3. Ordering procedures</w:t>
+              <w:t xml:space="preserve">4.3. Order placement procedure</w:t>
             </w:r>
           </w:p>
         </w:tc>
@@ -4037,7 +4037,7 @@
                 <w:sz w:val="20"/>
                 <w:lang w:val="en-GB"/>
               </w:rPr>
-              <w:t xml:space="preserve">Orders shall be placed via the electronic ordering system if the Supplier has such a system, or by e-mail specified by the Supplier, and shall be deemed to have been received next business day after the placing of the order in the manner specified above.</w:t>
+              <w:t xml:space="preserve">Orders shall be placed through the Supplier’s electronic ordering system, where the Supplier has one, or by e-mail to the address specified by the Supplier, and shall be deemed to have been received on the working day following the day on which the Order was placed in the manner specified.</w:t>
             </w:r>
           </w:p>
         </w:tc>
@@ -4096,7 +4096,7 @@
                 <w:sz w:val="20"/>
                 <w:lang w:val="en-GB"/>
               </w:rPr>
-              <w:t xml:space="preserve">4.4. Regarding the minimum value/quantity of the delivery of the Goods </w:t>
+              <w:t xml:space="preserve">4.4. Regarding the minimum Order value/volume</w:t>
             </w:r>
           </w:p>
         </w:tc>
@@ -4261,7 +4261,7 @@
                 <w:sz w:val="20"/>
                 <w:lang w:val="en-GB"/>
               </w:rPr>
-              <w:t xml:space="preserve">If it is specified in the Technical Specification that the Supplier must provide the relevant documents along with the Goods, and the Supplier fails to provide such documents, the Goods shall be deemed to not meet the requirements set forth in the Contract.</w:t>
+              <w:t xml:space="preserve">Where the Technical Specification provides that the Supplier shall supply the relevant documents together with the Goods and the Supplier fails to supply such documents, the Goods shall be deemed not to comply with the requirements of the Contract.</w:t>
             </w:r>
           </w:p>
         </w:tc>
@@ -4322,7 +4322,7 @@
                 <w:sz w:val="20"/>
                 <w:lang w:val="en-GB"/>
               </w:rPr>
-              <w:t xml:space="preserve">5. CONTRACT PRICE AND PAYMENT ARRANGEMENTS</w:t>
+              <w:t xml:space="preserve">5. CONTRACT PRICE AND PAYMENT PROCEDURE</w:t>
             </w:r>
           </w:p>
         </w:tc>
@@ -4382,7 +4382,7 @@
                 <w:sz w:val="20"/>
                 <w:lang w:val="en-GB"/>
               </w:rPr>
-              <w:t xml:space="preserve">5.1. The method of calculating the price applicable to the Contract</w:t>
+              <w:t xml:space="preserve">5.1. Method of calculation of the price applicable to the Contract</w:t>
             </w:r>
           </w:p>
         </w:tc>
@@ -4458,10 +4458,10 @@
               <w15:color w:val="000000"/>
               <w:dropDownList>
                 <w:listItem w:value="Choose an item."/>
-                <w:listItem w:displayText="Fixed price pricing." w:value="Fixed price pricing."/>
+                <w:listItem w:displayText="Fixed-price pricing." w:value="Fixed-price pricing."/>
                 <w:listItem w:displayText="Fixed-rate pricing." w:value="Fixed-rate pricing."/>
-                <w:listItem w:displayText="Variable rate pricing." w:value="Variable rate pricing."/>
-                <w:listItem w:displayText="Pricing for reimbursement of contract performance costs." w:value="Pricing for reimbursement of contract performance costs."/>
+                <w:listItem w:displayText="Variable-rate pricing." w:value="Variable-rate pricing."/>
+                <w:listItem w:displayText="Cost-reimbursement pricing." w:value="Cost-reimbursement pricing."/>
                 <w:listItem w:displayText="Mixed pricing." w:value="Mixed pricing."/>
               </w:dropDownList>
             </w:sdtPr>
@@ -4561,7 +4561,7 @@
                 <w:sz w:val="20"/>
                 <w:lang w:val="en-GB"/>
               </w:rPr>
-              <w:t xml:space="preserve">5.2. The Initial Contract Value </w:t>
+              <w:t xml:space="preserve">5.2. Initial Contract Value</w:t>
             </w:r>
           </w:p>
           <w:p>
@@ -4748,19 +4748,9 @@
                 <w:rFonts w:ascii="Arial" w:hAnsi="Arial" w:cs="Arial"/>
                 <w:kern w:val="2"/>
                 <w:sz w:val="20"/>
-                <w:highlight w:val="yellow"/>
-                <w:lang w:val="en-GB"/>
-              </w:rPr>
-              <w:t xml:space="preserve">Initial Contract Value in EUR excluding VAT:</w:t>
-            </w:r>
-            <w:r>
-              <w:rPr>
-                <w:rFonts w:ascii="Arial" w:hAnsi="Arial" w:cs="Arial"/>
-                <w:kern w:val="2"/>
-                <w:sz w:val="20"/>
-                <w:lang w:val="en-GB"/>
-              </w:rPr>
-              <w:t xml:space="preserve"> </w:t>
+                <w:lang w:val="en-GB"/>
+              </w:rPr>
+              <w:t xml:space="preserve">Initial Contract Value in EUR excluding VAT: </w:t>
             </w:r>
             <w:r>
               <w:rPr>
@@ -4788,19 +4778,9 @@
                 <w:rFonts w:ascii="Arial" w:hAnsi="Arial" w:cs="Arial"/>
                 <w:kern w:val="2"/>
                 <w:sz w:val="20"/>
-                <w:highlight w:val="yellow"/>
-                <w:lang w:val="en-GB"/>
-              </w:rPr>
-              <w:t xml:space="preserve">VAT:</w:t>
-            </w:r>
-            <w:r>
-              <w:rPr>
-                <w:rFonts w:ascii="Arial" w:hAnsi="Arial" w:cs="Arial"/>
-                <w:kern w:val="2"/>
-                <w:sz w:val="20"/>
-                <w:lang w:val="en-GB"/>
-              </w:rPr>
-              <w:t xml:space="preserve"> </w:t>
+                <w:lang w:val="en-GB"/>
+              </w:rPr>
+              <w:t xml:space="preserve">VAT: </w:t>
             </w:r>
             <w:r>
               <w:rPr>
@@ -4828,19 +4808,9 @@
                 <w:rFonts w:ascii="Arial" w:hAnsi="Arial" w:cs="Arial"/>
                 <w:kern w:val="2"/>
                 <w:sz w:val="20"/>
-                <w:highlight w:val="yellow"/>
-                <w:lang w:val="en-GB"/>
-              </w:rPr>
-              <w:t xml:space="preserve">Contract Price in EUR including VAT:</w:t>
-            </w:r>
-            <w:r>
-              <w:rPr>
-                <w:rFonts w:ascii="Arial" w:hAnsi="Arial" w:cs="Arial"/>
-                <w:kern w:val="2"/>
-                <w:sz w:val="20"/>
-                <w:lang w:val="en-GB"/>
-              </w:rPr>
-              <w:t xml:space="preserve"> </w:t>
+                <w:lang w:val="en-GB"/>
+              </w:rPr>
+              <w:t xml:space="preserve">Contract Price in EUR including VAT: </w:t>
             </w:r>
             <w:r>
               <w:rPr>
@@ -4875,13 +4845,13 @@
               <w:showingPlcHdr/>
               <w:dropDownList>
                 <w:listItem w:value="Choose an item."/>
-                <w:listItem w:displayText="Fixed price. The Initial Contract Value shall be equal to the Supplier’s tender price, exclusive of VAT, for the total quantity of the Goods specified in the Contract." w:value="Fixed price. The Initial Contract Value shall be equal to the Supplier’s tender price, exclusive of VAT, for the total quantity of the Goods specified in the Contract."/>
-                <w:listItem w:displayText="Fixed rate. The Initial Contract Value equals the Supplier’s tender price, excl. VAT. The Buyer shall purchase the Goods as needed at the rates set out in Annex No 2 to the Contract, up to the maximum quantity of the Goods specified therein." w:value="Fixed rate. The Initial Contract Value equals the Supplier’s tender price, excl. VAT. The Buyer shall purchase the Goods as needed at the rates set out in Annex No 2 to the Contract, up to the maximum quantity of the Goods specified therein."/>
-                <w:listItem w:displayText="Fixed rate. The Initial Contract Value equals the maximum funds allocated for the purchase, excl. VAT. The Buyer buys the Goods as needed, up to the total Contract Price, and is not obliged to buy the preliminary quantity of the Goods or any part of it." w:value="Fixed rate. The Initial Contract Value equals the maximum funds allocated for the purchase, excl. VAT. The Buyer buys the Goods as needed, up to the total Contract Price, and is not obliged to buy the preliminary quantity of the Goods or any part of it."/>
-                <w:listItem w:displayText="Variable rate. The Initial Contract Value equals the Supplier’s tender price, excl. VAT, calculated by multiplying the maximum quantity of the Goods by the Supplier’s tender rate, excl. VAT, including the Supplier’s proposed discount (markup)." w:value="Variable rate. The Initial Contract Value equals the Supplier’s tender price, excl. VAT, calculated by multiplying the maximum quantity of the Goods by the Supplier’s tender rate, excl. VAT, including the Supplier’s proposed discount (markup)."/>
-                <w:listItem w:displayText="Variable rate. The Initial Contract Value equals the maximum funds allocated, excl. VAT, for the purchase of the Goods specified in the Contract at the rates in the Supplier’s tender, excl. VAT, including the Supplier’s proposed discount (markup)." w:value="Variable rate. The Initial Contract Value equals the maximum funds allocated, excl. VAT, for the purchase of the Goods specified in the Contract at the rates in the Supplier’s tender, excl. VAT, including the Supplier’s proposed discount (markup)."/>
-                <w:listItem w:displayText="Reimbursement of costs. The Initial Contract Value equals the maximum funds allocated for the purchase (excl. VAT). The costs exclude the Supplier’s profit (included in the prices of the Goods); the Supplier shall evidence the costs with invoices." w:value="Reimbursement of costs. The Initial Contract Value equals the maximum funds allocated for the purchase (excl. VAT). The costs exclude the Supplier’s profit (included in the prices of the Goods); the Supplier shall evidence the costs with invoices."/>
-                <w:listItem w:displayText="Mixed pricing. The Initial Contract Value shall be equal to the maximum amount of funds allocated (exclusive of VAT) for the purchase of the Goods specified in the Contract." w:value="Mixed pricing. The Initial Contract Value shall be equal to the maximum amount of funds allocated (exclusive of VAT) for the purchase of the Goods specified in the Contract."/>
+                <w:listItem w:displayText="Fixed price. The Initial Contract Value shall be equal to the Supplier’s tender price excluding VAT for the total quantity of the Goods specified in the Contract." w:value="Fixed price. The Initial Contract Value shall be equal to the Supplier’s tender price excluding VAT for the total quantity of the Goods specified in the Contract."/>
+                <w:listItem w:displayText="Fixed rate. The Initial Contract Value shall be equal to the Supplier’s tender price excluding VAT. The Buyer shall purchase the Goods as needed at the rates set out in Annex 2 to the Contract, up to the maximum quantity of the Goods specified therein." w:value="Fixed rate. The Initial Contract Value shall be equal to the Supplier’s tender price excluding VAT. The Buyer shall purchase the Goods as needed at the rates set out in Annex 2 to the Contract, up to the maximum quantity of the Goods specified therein."/>
+                <w:listItem w:displayText="Fixed rate. The Initial Contract Value equals the maximum funds allocated for the purchase excl. VAT. The Buyer buys the Goods as needed up to the total Contract Price and is not obliged to buy the estimated quantity of the Goods or any part of it." w:value="Fixed rate. The Initial Contract Value equals the maximum funds allocated for the purchase excl. VAT. The Buyer buys the Goods as needed up to the total Contract Price and is not obliged to buy the estimated quantity of the Goods or any part of it."/>
+                <w:listItem w:displayText="Variable rate. The Initial Contract Value equals the Supplier’s tender price excluding VAT, calculated by multiplying the maximum quantity of the Goods by the Supplier’s tender rate excluding VAT, taking into account the Supplier’s discount (mark-up)." w:value="Variable rate. The Initial Contract Value equals the Supplier’s tender price excluding VAT, calculated by multiplying the maximum quantity of the Goods by the Supplier’s tender rate excluding VAT, taking into account the Supplier’s discount (mark-up)."/>
+                <w:listItem w:displayText="Variable rate. The Initial Contract Value equals the maximum funds allocated, excl. VAT, for the purchase of the Goods specified in the Contract at the rates in the Supplier’s tender excl. VAT, taking into account the Supplier’s discount (mark-up)." w:value="Variable rate. The Initial Contract Value equals the maximum funds allocated, excl. VAT, for the purchase of the Goods specified in the Contract at the rates in the Supplier’s tender excl. VAT, taking into account the Supplier’s discount (mark-up)."/>
+                <w:listItem w:displayText="Cost reimbursement. The Initial Contract Value equals the maximum funds allocated for the purchase (excl. VAT). The costs exclude the Supplier’s profit (included in the prices of the Goods); the Supplier shall support the costs by invoices." w:value="Cost reimbursement. The Initial Contract Value equals the maximum funds allocated for the purchase (excl. VAT). The costs exclude the Supplier’s profit (included in the prices of the Goods); the Supplier shall support the costs by invoices."/>
+                <w:listItem w:displayText="Mixed pricing. The Initial Contract Value shall be equal to the maximum amount of funds allocated (excluding VAT) for the purchase of the Goods specified in the Contract." w:value="Mixed pricing. The Initial Contract Value shall be equal to the maximum amount of funds allocated (excluding VAT) for the purchase of the Goods specified in the Contract."/>
               </w:dropDownList>
             </w:sdtPr>
             <w:sdtContent>
@@ -4964,7 +4934,7 @@
                 <w:sz w:val="20"/>
                 <w:lang w:val="en-GB"/>
               </w:rPr>
-              <w:t xml:space="preserve">5.3. Recalculation of the Contract Price/fees under the review rules</w:t>
+              <w:t xml:space="preserve">5.3. Recalculation of the Contract Price/rates under the revision rules</w:t>
             </w:r>
           </w:p>
         </w:tc>
@@ -5936,27 +5906,27 @@
                 <w:sz w:val="20"/>
                 <w:lang w:val="en-GB"/>
               </w:rPr>
-              <w:t xml:space="preserve">5.3.1. The contract price/fees will be recalculated:</w:t>
-            </w:r>
-          </w:p>
-          <w:p>
-            <w:pPr>
-              <w:spacing w:line="276" w:lineRule="auto"/>
-              <w:jc w:val="both"/>
-              <w:rPr>
-                <w:rFonts w:ascii="Arial" w:hAnsi="Arial" w:cs="Arial"/>
-                <w:kern w:val="2"/>
-                <w:sz w:val="20"/>
-              </w:rPr>
-            </w:pPr>
-            <w:r>
-              <w:rPr>
-                <w:rFonts w:ascii="Arial" w:hAnsi="Arial" w:cs="Arial"/>
-                <w:kern w:val="2"/>
-                <w:sz w:val="20"/>
-                <w:lang w:val="en-GB"/>
-              </w:rPr>
-              <w:t xml:space="preserve">5.3.1.1. due to changes in the VAT rate. The parties agree that VAT is calculated according to the rates in effect at the time of invoicing. This provision applies if the VAT rate changes (increases or decreases) due to changes in legislation and does not apply when the VAT rate increases or the obligation to pay it arises due to circumstances that depend on the Supplier, for example, changes in his activity, becoming a VAT payer and the like;</w:t>
+              <w:t xml:space="preserve">5.3.1. The Contract Price/rates shall be recalculated:</w:t>
+            </w:r>
+          </w:p>
+          <w:p>
+            <w:pPr>
+              <w:spacing w:line="276" w:lineRule="auto"/>
+              <w:jc w:val="both"/>
+              <w:rPr>
+                <w:rFonts w:ascii="Arial" w:hAnsi="Arial" w:cs="Arial"/>
+                <w:kern w:val="2"/>
+                <w:sz w:val="20"/>
+              </w:rPr>
+            </w:pPr>
+            <w:r>
+              <w:rPr>
+                <w:rFonts w:ascii="Arial" w:hAnsi="Arial" w:cs="Arial"/>
+                <w:kern w:val="2"/>
+                <w:sz w:val="20"/>
+                <w:lang w:val="en-GB"/>
+              </w:rPr>
+              <w:t xml:space="preserve">5.3.1.1. in the event of a change in the VAT rate. The Parties agree that VAT shall be calculated at the rates applicable at the time the invoice is issued. This provision shall apply where the VAT rate changes (increases or decreases) as a result of changes in legislation and shall not apply where the VAT rate increases or the obligation to pay VAT arises as a result of circumstances attributable to the Supplier, for example, a change in its activities, its registration as a VAT payer, etc.;</w:t>
             </w:r>
           </w:p>
           <w:p>
@@ -6016,8 +5986,8 @@
                 <w:showingPlcHdr/>
                 <w:dropDownList>
                   <w:listItem w:value="Choose an item."/>
-                  <w:listItem w:displayText="5.3.1.2. due to changes in the price level:" w:value="5.3.1.2. due to changes in the price level:"/>
-                  <w:listItem w:displayText="The clause and sub-clauses 5.3.1.2.1 - 5.3.1.2.10 do not apply." w:value="The clause and sub-clauses 5.3.1.2.1 - 5.3.1.2.10 do not apply."/>
+                  <w:listItem w:displayText="5.3.1.2. in the event of a change in the price level:" w:value="5.3.1.2. in the event of a change in the price level:"/>
+                  <w:listItem w:displayText="This paragraph and subparagraphs 5.3.1.2.1 - 5.3.1.2.10 do not apply." w:value="This paragraph and subparagraphs 5.3.1.2.1 - 5.3.1.2.10 do not apply."/>
                 </w:dropDownList>
               </w:sdtPr>
               <w:sdtContent>
@@ -6050,7 +6020,7 @@
                 <w:sz w:val="20"/>
                 <w:lang w:val="en-GB"/>
               </w:rPr>
-              <w:t xml:space="preserve">5.3.1.2.1. during the term of the Contract, either party to the Contract shall have the right to initiate a review/amendment of the Contract Price/rates not earlier than 6 (six) months after the date of entry into force of the Contract (if the review has already been carried out, after the date of entry into force of the agreement on the last recalculation pursuant to this clause of these Special Terms and Conditions), if the change in prices of consumer goods and services (k), calculated as set out in subparagraph 5.3.1.2.6, exceeds </w:t>
+              <w:t xml:space="preserve">5.3.1.2.1. during the term of the Contract, either Party shall have the right to initiate a review (adjustment) of the Contract Price/rates no earlier than 6 (six) months from the date of entry into force of the Contract (if a review has already been carried out, from the date of entry into force of the Agreement on the last recalculation under this paragraph of the Special Terms and Conditions), provided that the change in consumer goods and services prices (k), calculated in accordance with subparagraph 5.3.1.2.6, exceeds </w:t>
             </w:r>
             <w:r>
               <w:rPr>
@@ -6071,107 +6041,107 @@
                 <w:sz w:val="20"/>
                 <w:lang w:val="en-GB"/>
               </w:rPr>
-              <w:t xml:space="preserve"> percent. </w:t>
-            </w:r>
-          </w:p>
-          <w:p>
-            <w:pPr>
-              <w:spacing w:line="276" w:lineRule="auto"/>
-              <w:jc w:val="both"/>
-              <w:rPr>
-                <w:rFonts w:ascii="Arial" w:hAnsi="Arial" w:cs="Arial"/>
-                <w:kern w:val="2"/>
-                <w:sz w:val="20"/>
-              </w:rPr>
-            </w:pPr>
-            <w:r>
-              <w:rPr>
-                <w:rFonts w:ascii="Arial" w:hAnsi="Arial" w:cs="Arial"/>
-                <w:kern w:val="2"/>
-                <w:sz w:val="20"/>
-                <w:lang w:val="en-GB"/>
-              </w:rPr>
-              <w:t xml:space="preserve"> In the event that more than 6 (six) months have passed from the submission of the (final) tender to the possible date of conclusion of the Contract, the recalculation (change) of the price/rates provided for in the Contract may be performed on the date of conclusion of the Contract.</w:t>
-            </w:r>
-          </w:p>
-          <w:p>
-            <w:pPr>
-              <w:spacing w:line="276" w:lineRule="auto"/>
-              <w:jc w:val="both"/>
-              <w:rPr>
-                <w:rFonts w:ascii="Arial" w:hAnsi="Arial" w:cs="Arial"/>
-                <w:kern w:val="2"/>
-                <w:sz w:val="20"/>
-              </w:rPr>
-            </w:pPr>
-            <w:r>
-              <w:rPr>
-                <w:rFonts w:ascii="Arial" w:hAnsi="Arial" w:cs="Arial"/>
-                <w:kern w:val="2"/>
-                <w:sz w:val="20"/>
-                <w:lang w:val="en-GB"/>
-              </w:rPr>
-              <w:t xml:space="preserve">5.3.1.2.2. The Contract Price/rates shall be revised only for that part of the Contract, which has not been redeemed, i.e. for Goods which have not been accepted and paid for. A subsequent revision of the Contract Price/rates may not cover a period for which a revision has already been made.</w:t>
-            </w:r>
-          </w:p>
-          <w:p>
-            <w:pPr>
-              <w:spacing w:line="276" w:lineRule="auto"/>
-              <w:jc w:val="both"/>
-              <w:rPr>
-                <w:rFonts w:ascii="Arial" w:hAnsi="Arial" w:cs="Arial"/>
-                <w:kern w:val="2"/>
-                <w:sz w:val="20"/>
-              </w:rPr>
-            </w:pPr>
-            <w:r>
-              <w:rPr>
-                <w:rFonts w:ascii="Arial" w:hAnsi="Arial" w:cs="Arial"/>
-                <w:kern w:val="2"/>
-                <w:sz w:val="20"/>
-                <w:lang w:val="en-GB"/>
-              </w:rPr>
-              <w:t xml:space="preserve">5.3.1.2.3. If the delay in delivery of the Goods is caused by the Supplier, the price/rates of the delayed Goods shall not be subject to any price level increase (may not be increased), but are recalculated due to a drop in the price level (can be reduced).</w:t>
-            </w:r>
-          </w:p>
-          <w:p>
-            <w:pPr>
-              <w:spacing w:line="276" w:lineRule="auto"/>
-              <w:jc w:val="both"/>
-              <w:rPr>
-                <w:rFonts w:ascii="Arial" w:hAnsi="Arial" w:cs="Arial"/>
-                <w:kern w:val="2"/>
-                <w:sz w:val="20"/>
-              </w:rPr>
-            </w:pPr>
-            <w:r>
-              <w:rPr>
-                <w:rFonts w:ascii="Arial" w:hAnsi="Arial" w:cs="Arial"/>
-                <w:kern w:val="2"/>
-                <w:sz w:val="20"/>
-                <w:lang w:val="en-GB"/>
-              </w:rPr>
-              <w:t xml:space="preserve">5.3.1.2.4. For the purpose of reviewing the Contract Price/fees, the Parties shall be guided by the data of the Indicators Database published by the State Data Agency on the Official Statistics Portal The other Party is not required to provide an official document or certification issued by the State Data Agency.</w:t>
-            </w:r>
-          </w:p>
-          <w:p>
-            <w:pPr>
-              <w:spacing w:line="276" w:lineRule="auto"/>
-              <w:jc w:val="both"/>
-              <w:rPr>
-                <w:rFonts w:ascii="Arial" w:hAnsi="Arial" w:cs="Arial"/>
-                <w:kern w:val="2"/>
-                <w:sz w:val="20"/>
-              </w:rPr>
-            </w:pPr>
-            <w:r>
-              <w:rPr>
-                <w:rFonts w:ascii="Arial" w:hAnsi="Arial" w:cs="Arial"/>
-                <w:kern w:val="2"/>
-                <w:sz w:val="20"/>
-                <w:lang w:val="en-GB"/>
-              </w:rPr>
-              <w:t xml:space="preserve">5.3.1.2.5. The Parties shall specify in the Agreement the value of the Consumer Goods and Services Index at the beginning of the period and the date of its determination, the value of the Index at the end of the period and the date of its determination, the price change (k), the revised Contract Price/rates, the revised Initial Contract Value.</w:t>
+              <w:t xml:space="preserve"> per cent.</w:t>
+            </w:r>
+          </w:p>
+          <w:p>
+            <w:pPr>
+              <w:spacing w:line="276" w:lineRule="auto"/>
+              <w:jc w:val="both"/>
+              <w:rPr>
+                <w:rFonts w:ascii="Arial" w:hAnsi="Arial" w:cs="Arial"/>
+                <w:kern w:val="2"/>
+                <w:sz w:val="20"/>
+              </w:rPr>
+            </w:pPr>
+            <w:r>
+              <w:rPr>
+                <w:rFonts w:ascii="Arial" w:hAnsi="Arial" w:cs="Arial"/>
+                <w:kern w:val="2"/>
+                <w:sz w:val="20"/>
+                <w:lang w:val="en-GB"/>
+              </w:rPr>
+              <w:t xml:space="preserve">Where more than 6 (six) months have elapsed between the submission of the (final) tender and the date on which the Contract may be concluded, the recalculation (adjustment) of the price/rates provided for in the Contract may be carried out on the date of conclusion of the Contract.</w:t>
+            </w:r>
+          </w:p>
+          <w:p>
+            <w:pPr>
+              <w:spacing w:line="276" w:lineRule="auto"/>
+              <w:jc w:val="both"/>
+              <w:rPr>
+                <w:rFonts w:ascii="Arial" w:hAnsi="Arial" w:cs="Arial"/>
+                <w:kern w:val="2"/>
+                <w:sz w:val="20"/>
+              </w:rPr>
+            </w:pPr>
+            <w:r>
+              <w:rPr>
+                <w:rFonts w:ascii="Arial" w:hAnsi="Arial" w:cs="Arial"/>
+                <w:kern w:val="2"/>
+                <w:sz w:val="20"/>
+                <w:lang w:val="en-GB"/>
+              </w:rPr>
+              <w:t xml:space="preserve">5.3.1.2.2. The Contract Price/rates shall be reviewed only in respect of the part of the Contract that has not been purchased, i.e. Goods that have not been accepted and paid for. A subsequent review of the Contract Price/rates may not cover a period for which a review has already been carried out.</w:t>
+            </w:r>
+          </w:p>
+          <w:p>
+            <w:pPr>
+              <w:spacing w:line="276" w:lineRule="auto"/>
+              <w:jc w:val="both"/>
+              <w:rPr>
+                <w:rFonts w:ascii="Arial" w:hAnsi="Arial" w:cs="Arial"/>
+                <w:kern w:val="2"/>
+                <w:sz w:val="20"/>
+              </w:rPr>
+            </w:pPr>
+            <w:r>
+              <w:rPr>
+                <w:rFonts w:ascii="Arial" w:hAnsi="Arial" w:cs="Arial"/>
+                <w:kern w:val="2"/>
+                <w:sz w:val="20"/>
+                <w:lang w:val="en-GB"/>
+              </w:rPr>
+              <w:t xml:space="preserve">5.3.1.2.3. If the delivery of the Goods is delayed due to the fault of the Supplier, the price/rates of the delayed Goods shall not be recalculated due to an increase in the price level (they may not be increased) but shall be recalculated due to a decrease in the price level (they may be reduced).</w:t>
+            </w:r>
+          </w:p>
+          <w:p>
+            <w:pPr>
+              <w:spacing w:line="276" w:lineRule="auto"/>
+              <w:jc w:val="both"/>
+              <w:rPr>
+                <w:rFonts w:ascii="Arial" w:hAnsi="Arial" w:cs="Arial"/>
+                <w:kern w:val="2"/>
+                <w:sz w:val="20"/>
+              </w:rPr>
+            </w:pPr>
+            <w:r>
+              <w:rPr>
+                <w:rFonts w:ascii="Arial" w:hAnsi="Arial" w:cs="Arial"/>
+                <w:kern w:val="2"/>
+                <w:sz w:val="20"/>
+                <w:lang w:val="en-GB"/>
+              </w:rPr>
+              <w:t xml:space="preserve">5.3.1.2.4. In reviewing the Contract Price/rates, the Parties shall rely on the data of the Indicators Database publicly published by the State Data Agency on the Official Statistics Portal. The other Party shall not be required to submit an official document or confirmation issued by the State Data Agency.</w:t>
+            </w:r>
+          </w:p>
+          <w:p>
+            <w:pPr>
+              <w:spacing w:line="276" w:lineRule="auto"/>
+              <w:jc w:val="both"/>
+              <w:rPr>
+                <w:rFonts w:ascii="Arial" w:hAnsi="Arial" w:cs="Arial"/>
+                <w:kern w:val="2"/>
+                <w:sz w:val="20"/>
+              </w:rPr>
+            </w:pPr>
+            <w:r>
+              <w:rPr>
+                <w:rFonts w:ascii="Arial" w:hAnsi="Arial" w:cs="Arial"/>
+                <w:kern w:val="2"/>
+                <w:sz w:val="20"/>
+                <w:lang w:val="en-GB"/>
+              </w:rPr>
+              <w:t xml:space="preserve">5.3.1.2.5. In the Agreement, the Parties shall indicate the value of the consumer goods and services index at the beginning of the period and the date of its determination, the value of the index at the end of the period and the date of its determination, the price change (k), the recalculated Contract Price/rates and the recalculated Initial Contract Value.</w:t>
             </w:r>
           </w:p>
           <w:p>
@@ -6192,7 +6162,7 @@
                 <w:sz w:val="20"/>
                 <w:lang w:val="en-GB"/>
               </w:rPr>
-              <w:t xml:space="preserve">5.3.1.2.6. The new Contract Price/fees shall be calculated in accordance with the formula set out below:</w:t>
+              <w:t xml:space="preserve">5.3.1.2.6. The new Contract Price/rates shall be calculated according to the formula below:</w:t>
             </w:r>
           </w:p>
           <w:p>
@@ -6218,14 +6188,126 @@
                 <w:sz w:val="20"/>
               </w:rPr>
             </w:pPr>
-            <w:r>
-              <w:rPr>
-                <w:rFonts w:ascii="Arial" w:hAnsi="Arial" w:cs="Arial"/>
-                <w:kern w:val="2"/>
-                <w:sz w:val="20"/>
-                <w:lang w:val="en-GB"/>
-              </w:rPr>
-              <w:t xml:space="preserve">, where a is the price/fee (EUR excluding VAT) (if the revision has already been carried out, after the last revision)</w:t>
+            <m:oMath>
+              <m:sSub>
+                <m:sSubPr>
+                  <m:ctrlPr>
+                    <w:rPr>
+                      <w:rFonts w:ascii="Cambria Math" w:hAnsi="Cambria Math" w:cs="Arial"/>
+                      <w:sz w:val="20"/>
+                    </w:rPr>
+                  </m:ctrlPr>
+                </m:sSubPr>
+                <m:e>
+                  <m:r>
+                    <m:rPr>
+                      <m:sty m:val="p"/>
+                    </m:rPr>
+                    <w:rPr>
+                      <w:rFonts w:ascii="Cambria Math" w:hAnsi="Cambria Math" w:cs="Arial"/>
+                      <w:sz w:val="20"/>
+                    </w:rPr>
+                    <m:t>a</m:t>
+                  </m:r>
+                </m:e>
+                <m:sub>
+                  <m:r>
+                    <m:rPr>
+                      <m:sty m:val="p"/>
+                    </m:rPr>
+                    <w:rPr>
+                      <w:rFonts w:ascii="Cambria Math" w:hAnsi="Cambria Math" w:cs="Arial"/>
+                      <w:sz w:val="20"/>
+                    </w:rPr>
+                    <m:t>1</m:t>
+                  </m:r>
+                </m:sub>
+              </m:sSub>
+              <m:r>
+                <m:rPr>
+                  <m:sty m:val="p"/>
+                </m:rPr>
+                <w:rPr>
+                  <w:rFonts w:ascii="Cambria Math" w:hAnsi="Cambria Math" w:cs="Arial"/>
+                  <w:sz w:val="20"/>
+                </w:rPr>
+                <m:t>=</m:t>
+              </m:r>
+              <m:r>
+                <m:rPr>
+                  <m:sty m:val="p"/>
+                </m:rPr>
+                <w:rPr>
+                  <w:rFonts w:ascii="Cambria Math" w:eastAsiaTheme="minorEastAsia" w:hAnsi="Cambria Math" w:cs="Arial"/>
+                  <w:sz w:val="20"/>
+                </w:rPr>
+                <m:t>a+</m:t>
+              </m:r>
+              <m:d>
+                <m:dPr>
+                  <m:ctrlPr>
+                    <w:rPr>
+                      <w:rFonts w:ascii="Cambria Math" w:eastAsiaTheme="minorEastAsia" w:hAnsi="Cambria Math" w:cs="Arial"/>
+                      <w:sz w:val="20"/>
+                    </w:rPr>
+                  </m:ctrlPr>
+                </m:dPr>
+                <m:e>
+                  <m:f>
+                    <m:fPr>
+                      <m:ctrlPr>
+                        <w:rPr>
+                          <w:rFonts w:ascii="Cambria Math" w:eastAsiaTheme="minorEastAsia" w:hAnsi="Cambria Math" w:cs="Arial"/>
+                          <w:sz w:val="20"/>
+                        </w:rPr>
+                      </m:ctrlPr>
+                    </m:fPr>
+                    <m:num>
+                      <m:r>
+                        <m:rPr>
+                          <m:sty m:val="p"/>
+                        </m:rPr>
+                        <w:rPr>
+                          <w:rFonts w:ascii="Cambria Math" w:eastAsiaTheme="minorEastAsia" w:hAnsi="Cambria Math" w:cs="Arial"/>
+                          <w:sz w:val="20"/>
+                        </w:rPr>
+                        <m:t>k</m:t>
+                      </m:r>
+                    </m:num>
+                    <m:den>
+                      <m:r>
+                        <m:rPr>
+                          <m:sty m:val="p"/>
+                        </m:rPr>
+                        <w:rPr>
+                          <w:rFonts w:ascii="Cambria Math" w:eastAsiaTheme="minorEastAsia" w:hAnsi="Cambria Math" w:cs="Arial"/>
+                          <w:sz w:val="20"/>
+                        </w:rPr>
+                        <m:t>100</m:t>
+                      </m:r>
+                    </m:den>
+                  </m:f>
+                  <m:r>
+                    <m:rPr>
+                      <m:sty m:val="p"/>
+                    </m:rPr>
+                    <w:rPr>
+                      <w:rFonts w:ascii="Cambria Math" w:eastAsiaTheme="minorEastAsia" w:hAnsi="Cambria Math" w:cs="Arial"/>
+                      <w:sz w:val="20"/>
+                    </w:rPr>
+                    <m:t>×a</m:t>
+                  </m:r>
+                </m:e>
+              </m:d>
+            </m:oMath>
+            <w:r>
+              <w:rPr>
+                <w:rFonts w:ascii="Arial" w:hAnsi="Arial" w:cs="Arial"/>
+                <w:kern w:val="2"/>
+                <w:sz w:val="20"/>
+                <w:lang w:val="en-GB"/>
+              </w:rPr>
+              <w:t xml:space="preserve">, where a - price/rate (EUR excluding VAT) (if a review has already been carried out, after the last recalculation)</w:t>
             </w:r>
           </w:p>
           <w:p>
@@ -6265,7 +6347,7 @@
                 <w:sz w:val="20"/>
                 <w:lang w:val="en-GB"/>
               </w:rPr>
-              <w:t xml:space="preserve"> - recalculated (changed) price/fee (EUR excl. VAT)</w:t>
+              <w:t xml:space="preserve"> - recalculated (adjusted) price/rate (EUR excluding VAT)</w:t>
             </w:r>
           </w:p>
           <w:p>
@@ -6286,17 +6368,7 @@
                 <w:sz w:val="20"/>
                 <w:lang w:val="en-GB"/>
               </w:rPr>
-              <w:t xml:space="preserve">k - the change (increase or decrease) in the prices of consumer goods and services (%) calculated from the Consumer Price Index (Index: “Consumer Goods and Services”).</w:t>
-            </w:r>
-            <w:r>
-              <w:rPr>
-                <w:rFonts w:ascii="Arial" w:hAnsi="Arial" w:cs="Arial"/>
-                <w:kern w:val="2"/>
-                <w:sz w:val="20"/>
-                <w:highlight w:val="yellow"/>
-                <w:lang w:val="en-GB"/>
-              </w:rPr>
-              <w:t xml:space="preserve"> The value of “k” shall be calculated using the following formula:</w:t>
+              <w:t xml:space="preserve">k - the change (increase or decrease) in consumer goods and services prices (%) calculated on the basis of the consumer price index (index: “Consumer Goods and Services”). The value of “k” shall be calculated according to the following formula:</w:t>
             </w:r>
           </w:p>
           <w:p>
@@ -6310,6 +6382,110 @@
                 <w:sz w:val="20"/>
               </w:rPr>
             </w:pPr>
+            <m:oMath>
+              <m:r>
+                <m:rPr>
+                  <m:sty m:val="p"/>
+                </m:rPr>
+                <w:rPr>
+                  <w:rFonts w:ascii="Cambria Math" w:hAnsi="Cambria Math" w:cs="Arial"/>
+                  <w:sz w:val="20"/>
+                </w:rPr>
+                <m:t>k =</m:t>
+              </m:r>
+              <m:f>
+                <m:fPr>
+                  <m:ctrlPr>
+                    <w:rPr>
+                      <w:rFonts w:ascii="Cambria Math" w:eastAsiaTheme="minorEastAsia" w:hAnsi="Cambria Math" w:cs="Arial"/>
+                      <w:sz w:val="20"/>
+                    </w:rPr>
+                  </m:ctrlPr>
+                </m:fPr>
+                <m:num>
+                  <m:sSub>
+                    <m:sSubPr>
+                      <m:ctrlPr>
+                        <w:rPr>
+                          <w:rFonts w:ascii="Cambria Math" w:eastAsiaTheme="minorEastAsia" w:hAnsi="Cambria Math" w:cs="Arial"/>
+                          <w:sz w:val="20"/>
+                        </w:rPr>
+                      </m:ctrlPr>
+                    </m:sSubPr>
+                    <m:e>
+                      <m:r>
+                        <m:rPr>
+                          <m:sty m:val="p"/>
+                        </m:rPr>
+                        <w:rPr>
+                          <w:rFonts w:ascii="Cambria Math" w:eastAsiaTheme="minorEastAsia" w:hAnsi="Cambria Math" w:cs="Arial"/>
+                          <w:sz w:val="20"/>
+                        </w:rPr>
+                        <m:t>Ind</m:t>
+                      </m:r>
+                    </m:e>
+                    <m:sub>
+                      <m:r>
+                        <m:rPr>
+                          <m:sty m:val="p"/>
+                        </m:rPr>
+                        <w:rPr>
+                          <w:rFonts w:ascii="Cambria Math" w:eastAsiaTheme="minorEastAsia" w:hAnsi="Cambria Math" w:cs="Arial"/>
+                          <w:sz w:val="20"/>
+                        </w:rPr>
+                        <m:t>latest</m:t>
+                      </m:r>
+                    </m:sub>
+                  </m:sSub>
+                </m:num>
+                <m:den>
+                  <m:sSub>
+                    <m:sSubPr>
+                      <m:ctrlPr>
+                        <w:rPr>
+                          <w:rFonts w:ascii="Cambria Math" w:eastAsiaTheme="minorEastAsia" w:hAnsi="Cambria Math" w:cs="Arial"/>
+                          <w:sz w:val="20"/>
+                        </w:rPr>
+                      </m:ctrlPr>
+                    </m:sSubPr>
+                    <m:e>
+                      <m:r>
+                        <m:rPr>
+                          <m:sty m:val="p"/>
+                        </m:rPr>
+                        <w:rPr>
+                          <w:rFonts w:ascii="Cambria Math" w:eastAsiaTheme="minorEastAsia" w:hAnsi="Cambria Math" w:cs="Arial"/>
+                          <w:sz w:val="20"/>
+                        </w:rPr>
+                        <m:t>Ind</m:t>
+                      </m:r>
+                    </m:e>
+                    <m:sub>
+                      <m:r>
+                        <m:rPr>
+                          <m:sty m:val="p"/>
+                        </m:rPr>
+                        <w:rPr>
+                          <w:rFonts w:ascii="Cambria Math" w:eastAsiaTheme="minorEastAsia" w:hAnsi="Cambria Math" w:cs="Arial"/>
+                          <w:sz w:val="20"/>
+                        </w:rPr>
+                        <m:t>start</m:t>
+                      </m:r>
+                    </m:sub>
+                  </m:sSub>
+                </m:den>
+              </m:f>
+              <m:r>
+                <m:rPr>
+                  <m:sty m:val="p"/>
+                </m:rPr>
+                <w:rPr>
+                  <w:rFonts w:ascii="Cambria Math" w:eastAsiaTheme="minorEastAsia" w:hAnsi="Cambria Math" w:cs="Arial"/>
+                  <w:sz w:val="20"/>
+                </w:rPr>
+                <m:t>×100-100</m:t>
+              </m:r>
+            </m:oMath>
             <w:r>
               <w:rPr>
                 <w:rFonts w:ascii="Arial" w:hAnsi="Arial" w:cs="Arial"/>
@@ -6357,7 +6533,7 @@
                 <w:sz w:val="20"/>
                 <w:lang w:val="en-GB"/>
               </w:rPr>
-              <w:t xml:space="preserve"> - the latest index of “Consumer goods and services” published on the date of sending the request for price/rate review to the other Party.</w:t>
+              <w:t xml:space="preserve"> - the latest “Consumer Goods and Services” index published on the date on which the request for review of the price/rates is sent to the other Party.</w:t>
             </w:r>
           </w:p>
           <w:p>
@@ -6387,16 +6563,16 @@
                 <w:vertAlign w:val="subscript"/>
                 <w:lang w:val="en-GB"/>
               </w:rPr>
-              <w:t xml:space="preserve">beginning</w:t>
-            </w:r>
-            <w:r>
-              <w:rPr>
-                <w:rFonts w:ascii="Arial" w:hAnsi="Arial" w:cs="Arial"/>
-                <w:kern w:val="2"/>
-                <w:sz w:val="20"/>
-                <w:lang w:val="en-GB"/>
-              </w:rPr>
-              <w:t xml:space="preserve"> - index of “Consumer goods and services” for the start date (month) of the period. In the case of the first recalculation, the beginning of the period (month) shall be the month of the date of entry into force of the Contract. In the case of the second and subsequent recalculations, the beginning of the period (month) shall be the month of the published value of the relevant index used at the time of the last recalculation.</w:t>
+              <w:t xml:space="preserve">start</w:t>
+            </w:r>
+            <w:r>
+              <w:rPr>
+                <w:rFonts w:ascii="Arial" w:hAnsi="Arial" w:cs="Arial"/>
+                <w:kern w:val="2"/>
+                <w:sz w:val="20"/>
+                <w:lang w:val="en-GB"/>
+              </w:rPr>
+              <w:t xml:space="preserve"> - the “Consumer Goods and Services” index for the start date (month) of the period. For the first recalculation, the start of the period (month) shall be the month of the date of entry into force of the Contract. For the second and subsequent recalculations, the start of the period (month) shall be the month of the published value of the relevant index used for the last recalculation.</w:t>
             </w:r>
           </w:p>
           <w:p>
@@ -6428,7 +6604,7 @@
                 <w:sz w:val="20"/>
                 <w:lang w:val="en-GB"/>
               </w:rPr>
-              <w:t xml:space="preserve">5.3.1.2.7. For calculations, index values shall be taken to four decimal places. The calculated change (k) shall be used for further calculations after rounding to one decimal place, and the calculated fee “a</w:t>
+              <w:t xml:space="preserve">5.3.1.2.7. For calculation purposes, index values shall be taken to four decimal places. The calculated change (k) shall be rounded to one decimal place for further calculations, and the calculated rate “a</w:t>
             </w:r>
             <w:r>
               <w:rPr>
@@ -6469,26 +6645,7 @@
                 <w:sz w:val="20"/>
                 <w:lang w:val="en-GB"/>
               </w:rPr>
-              <w:t xml:space="preserve">5.3.1.2.8. The Party seeking a review of the Contract Price/fees must contact the other Party in writing and in the request provide all the necessary information: the Contract name, number, date, list of undelivered and unpaid </w:t>
-            </w:r>
-            <w:r>
-              <w:rPr>
-                <w:rFonts w:ascii="Arial" w:hAnsi="Arial" w:cs="Arial"/>
-                <w:kern w:val="2"/>
-                <w:sz w:val="20"/>
-                <w:highlight w:val="yellow"/>
-                <w:lang w:val="en-GB"/>
-              </w:rPr>
-              <w:t xml:space="preserve">Goods</w:t>
-            </w:r>
-            <w:r>
-              <w:rPr>
-                <w:rFonts w:ascii="Arial" w:hAnsi="Arial" w:cs="Arial"/>
-                <w:kern w:val="2"/>
-                <w:sz w:val="20"/>
-                <w:lang w:val="en-GB"/>
-              </w:rPr>
-              <w:t xml:space="preserve"> with quantities, Index values with references to public sources on the State Data Agency’s Official Statistics Portal, any other relevant information. In the request, the Party shall not be entitled to indicate a different Index or to request a recalculation according to a different Index than the one indicated in this procedure.</w:t>
+              <w:t xml:space="preserve">5.3.1.2.8. The Party seeking a review of the Contract Price/rates shall submit a written request to the other Party and provide all necessary information in the request: the Contract title, number and date, a list of undelivered and unpaid Goods with quantities, index values with references to public sources on the Official Statistics Portal of the State Data Agency, and other relevant information. The requesting Party shall not be entitled to indicate a different index or request recalculation based on an index other than that specified in this procedure.</w:t>
             </w:r>
           </w:p>
           <w:p>
@@ -6509,7 +6666,7 @@
                 <w:sz w:val="20"/>
                 <w:lang w:val="en-GB"/>
               </w:rPr>
-              <w:t xml:space="preserve">5.3.1.2.9. The Agreement shall be concluded within 30 (thirty) days from the date of receipt of a valid request for recalculation of the Contract Price/fees by a Party. If the Goods are delivered after the request has been submitted, but the agreement has not yet been concluded, the prices/rates of the delivered Goods shall be subject to the revised prices/rates.</w:t>
+              <w:t xml:space="preserve">5.3.1.2.9. The Agreement shall be concluded within 30 (thirty) days from the date of receipt of a valid request by a Party to recalculate the Contract Price/rates. Where Goods are delivered after the request has been submitted but before the Agreement has been concluded, the revised prices/rates shall apply to the Goods delivered.</w:t>
             </w:r>
           </w:p>
           <w:p>
@@ -6531,7 +6688,7 @@
                 <w:sz w:val="20"/>
                 <w:lang w:val="en-GB"/>
               </w:rPr>
-              <w:t xml:space="preserve">5.3.1.2.10. The contract price/rates are not recalculated if the Contract pricing is a variable rate or reimbursement of costs.</w:t>
+              <w:t xml:space="preserve">5.3.1.2.10. The Contract Price/rates shall not be recalculated where variable-rate pricing or cost-reimbursement pricing applies to the Contract.</w:t>
             </w:r>
           </w:p>
         </w:tc>
@@ -6591,7 +6748,7 @@
                 <w:sz w:val="20"/>
                 <w:lang w:val="en-GB"/>
               </w:rPr>
-              <w:t xml:space="preserve">5.4. Calculation of the Contract Price/fees by applying the rules for quantity (volume) changes</w:t>
+              <w:t xml:space="preserve">5.4. Calculation of the Contract Price/rates by applying the rules for changes in quantity (volume)</w:t>
             </w:r>
           </w:p>
         </w:tc>
@@ -6842,27 +6999,27 @@
                 <w:sz w:val="20"/>
                 <w:lang w:val="en-GB"/>
               </w:rPr>
-              <w:t xml:space="preserve">5.4.1. The Buyer shall have the option to purchase Goods not listed in the Contract but related to the subject matter of the procurement (hereinafter referred to as the Unforeseen Goods) up to a maximum of ten (10) per cent of the Initial Contract Value (without any increase).</w:t>
-            </w:r>
-          </w:p>
-          <w:p>
-            <w:pPr>
-              <w:spacing w:line="276" w:lineRule="auto"/>
-              <w:jc w:val="both"/>
-              <w:rPr>
-                <w:rFonts w:ascii="Arial" w:hAnsi="Arial" w:cs="Arial"/>
-                <w:kern w:val="2"/>
-                <w:sz w:val="20"/>
-              </w:rPr>
-            </w:pPr>
-            <w:r>
-              <w:rPr>
-                <w:rFonts w:ascii="Arial" w:hAnsi="Arial" w:cs="Arial"/>
-                <w:kern w:val="2"/>
-                <w:sz w:val="20"/>
-                <w:lang w:val="en-GB"/>
-              </w:rPr>
-              <w:t xml:space="preserve">5.4.2. Payment for the Unforeseen Goods will be made at the prices in force at the Supplier’s point of sale, catalogue or website at the time of order, or, if such prices are not published, at the prices offered by the Supplier that are competitive and market-conform. The price of unforeseen goods shall be agreed in advance with the Buyer. Upon receipt of the Supplier’s tender for the Unforeseen Goods (commercial offer), the Buyer shall carry out a market price investigation (telephone and/or written survey and/or internet search, etc.) to assess whether the prices of the Unforeseen Goods submitted by the Supplier are in line with market prices. If the prices of the Unforeseen Goods proposed by the Supplier are found to be above market prices, the Buyer shall request the Supplier to reduce them. If the Supplier does not agree to reduce the price of the Unforeseen Goods to the market price, the Buyer reserves the right to purchase the Unforeseen Goods by separate procurement.)</w:t>
+              <w:t xml:space="preserve">5.4.1. The Buyer provides for the possibility to purchase Goods which are not included in the list of Goods to be purchased under the Contract but are related to the subject-matter of the procurement (hereinafter referred to as the “Unforeseen Goods”) up to 10 (ten) per cent of the Initial Contract Value (without increasing it).</w:t>
+            </w:r>
+          </w:p>
+          <w:p>
+            <w:pPr>
+              <w:spacing w:line="276" w:lineRule="auto"/>
+              <w:jc w:val="both"/>
+              <w:rPr>
+                <w:rFonts w:ascii="Arial" w:hAnsi="Arial" w:cs="Arial"/>
+                <w:kern w:val="2"/>
+                <w:sz w:val="20"/>
+              </w:rPr>
+            </w:pPr>
+            <w:r>
+              <w:rPr>
+                <w:rFonts w:ascii="Arial" w:hAnsi="Arial" w:cs="Arial"/>
+                <w:kern w:val="2"/>
+                <w:sz w:val="20"/>
+                <w:lang w:val="en-GB"/>
+              </w:rPr>
+              <w:t xml:space="preserve">5.4.2. The Unforeseen Goods shall be paid for at prices not exceeding the prices in force on the date of the order at the Supplier’s point of sale, in its catalogue or on its website or, where such prices are not published, at competitive prices offered by the Supplier which are in line with market prices. The price of the Unforeseen Goods shall be agreed with the Buyer in advance. Upon receipt of the prices of the Unforeseen Goods (commercial offer) submitted by the Supplier, the Buyer shall carry out a market price survey (by telephone and/or in writing and/or by searching online, etc.) to assess whether the prices of the Unforeseen Goods submitted by the Supplier are in line with market prices. If the prices of the Unforeseen Goods offered by the Supplier are found to be higher than market prices, the Buyer shall request the Supplier to reduce them. If the Supplier does not agree to reduce the price of the Unforeseen Goods to the market price, the Buyer reserves the right to purchase the Unforeseen Goods by means of a separate procurement.)</w:t>
             </w:r>
           </w:p>
         </w:tc>
@@ -6924,7 +7081,7 @@
                 <w:sz w:val="20"/>
                 <w:lang w:val="en-GB"/>
               </w:rPr>
-              <w:t xml:space="preserve">5.5. Deadlines and procedure for payment to the Supplier</w:t>
+              <w:t xml:space="preserve">5.5. Payment terms and procedure</w:t>
             </w:r>
           </w:p>
         </w:tc>
@@ -7042,7 +7199,7 @@
                 <w:sz w:val="20"/>
                 <w:lang w:val="en-GB"/>
               </w:rPr>
-              <w:t xml:space="preserve">5.5.1. The Buyer shall settle with the Supplier no later than 30 (thirty) days from the date of receipt of the Invoice.</w:t>
+              <w:t xml:space="preserve">5.5.1. The Buyer shall pay the Supplier no later than 30 (thirty) days from the date of receipt of the Invoice.</w:t>
             </w:r>
           </w:p>
           <w:p>
@@ -7075,9 +7232,9 @@
                 <w:showingPlcHdr/>
                 <w:dropDownList>
                   <w:listItem w:value="Choose an item."/>
-                  <w:listItem w:displayText="upon fulfilment of all contractual obligations, the full Contract Price is paid." w:value="upon fulfilment of all contractual obligations, the full Contract Price is paid."/>
-                  <w:listItem w:displayText="payment for a specific quantity/volume upon fulfilment of an order, according to the rates set." w:value="payment for a specific quantity/volume upon fulfilment of an order, according to the rates set."/>
-                  <w:listItem w:displayText="payment no more than once per calendar month (except for payment for Goods or related services delivered late)." w:value="payment no more than once per calendar month (except for payment for Goods or related services delivered late)."/>
+                  <w:listItem w:displayText="upon performance of all contractual obligations, the full Contract Price shall be paid." w:value="upon performance of all contractual obligations, the full Contract Price shall be paid."/>
+                  <w:listItem w:displayText="upon fulfilment of an Order, payment shall be made for the specific quantity / volume at the established rates." w:value="upon fulfilment of an Order, payment shall be made for the specific quantity / volume at the established rates."/>
+                  <w:listItem w:displayText="payment shall be made no more than once per calendar month (except where payment is made for Goods or related services delivered late)." w:value="payment shall be made no more than once per calendar month (except where payment is made for Goods or related services delivered late)."/>
                 </w:dropDownList>
               </w:sdtPr>
               <w:sdtContent>
@@ -7227,7 +7384,7 @@
             <w:dropDownList>
               <w:listItem w:value="Choose an item."/>
               <w:listItem w:displayText="The clause does not apply." w:value="The clause does not apply."/>
-              <w:listItem w:displayText="Maximum advance payment: [...]. The Buyer shall pay the advance on the basis of the request and the prepayment invoice within [...] days from receipt of the Supplier’s request, the prepayment invoice and, if applicable, the Advance Payment Security." w:value="Maximum advance payment: [...]. The Buyer shall pay the advance on the basis of the request and the prepayment invoice within [...] days from receipt of the Supplier’s request, the prepayment invoice and, if applicable, the Advance Payment Security."/>
+              <w:listItem w:displayText="Maximum advance payment: [...]. The Buyer shall pay the advance upon the Supplier’s request and advance payment invoice within [...] days of receipt of the request, the invoice and, where applicable, the Advance Payment Security." w:value="Maximum advance payment: [...]. The Buyer shall pay the advance upon the Supplier’s request and advance payment invoice within [...] days of receipt of the request, the invoice and, where applicable, the Advance Payment Security."/>
             </w:dropDownList>
           </w:sdtPr>
           <w:sdtEndPr>
@@ -7324,7 +7481,7 @@
                 <w:sz w:val="20"/>
                 <w:lang w:val="en-GB"/>
               </w:rPr>
-              <w:t xml:space="preserve">5.7. Securing the Advance Payment</w:t>
+              <w:t xml:space="preserve">5.7. Advance Payment Security</w:t>
             </w:r>
           </w:p>
         </w:tc>
@@ -7389,7 +7546,7 @@
             <w:dropDownList>
               <w:listItem w:value="Choose an item."/>
               <w:listItem w:displayText="The clause does not apply." w:value="The clause does not apply."/>
-              <w:listItem w:displayText="Amount of the Advance Payment Security: [...]. The requirements for the Advance Payment Security are set out in Section 12.1 of the General Terms and Conditions." w:value="Amount of the Advance Payment Security: [...]. The requirements for the Advance Payment Security are set out in Section 12.1 of the General Terms and Conditions."/>
+              <w:listItem w:displayText="Amount of the Advance Payment Security: [...]. The requirements for the Advance Payment Security are set out in Subsection 12.1 of the General Terms and Conditions." w:value="Amount of the Advance Payment Security: [...]. The requirements for the Advance Payment Security are set out in Subsection 12.1 of the General Terms and Conditions."/>
             </w:dropDownList>
           </w:sdtPr>
           <w:sdtContent>
@@ -7481,7 +7638,7 @@
                 <w:sz w:val="20"/>
                 <w:lang w:val="en-GB"/>
               </w:rPr>
-              <w:t xml:space="preserve">6. PRODUCT QUALITY AND WARRANTY OBLIGATIONS</w:t>
+              <w:t xml:space="preserve">6. QUALITY OF THE GOODS AND WARRANTY OBLIGATIONS</w:t>
             </w:r>
           </w:p>
         </w:tc>
@@ -7595,7 +7752,7 @@
                 <w:sz w:val="20"/>
                 <w:lang w:val="en-GB"/>
               </w:rPr>
-              <w:t xml:space="preserve">The Goods shall be subject to the Warranty Period offered by the Supplier or applied by the manufacturer of the Goods, but in any case, not less than 24 (twenty four) months. The Warranty Period shall run from the date of signature of the Goods Transfer and Acceptance Deed or the Invoice (in the absence of a Goods Transfer and Acceptance Deed).</w:t>
+              <w:t xml:space="preserve">The Goods shall be subject to the Warranty Period offered by the Supplier or applied by the manufacturer of the Goods, which shall in any case be not shorter than 24 (twenty-four) months. The Warranty Period shall be calculated from the date of signing of the Certificate of Transfer and Acceptance of Goods or of the Invoice (where the Certificate of Transfer and Acceptance of Goods is not signed).</w:t>
             </w:r>
           </w:p>
         </w:tc>
@@ -7726,8 +7883,8 @@
               <w:showingPlcHdr/>
               <w:dropDownList>
                 <w:listItem w:value="Choose an item."/>
-                <w:listItem w:displayText="The Supplier shall remedy defects within the time limit set in the Technical Specification or, if none is set, within 10 (ten) days. The procedure for identifying and remedying Goods defects is set out in Section 7 of the General Terms and Conditions." w:value="The Supplier shall remedy defects within the time limit set in the Technical Specification or, if none is set, within 10 (ten) days. The procedure for identifying and remedying Goods defects is set out in Section 7 of the General Terms and Conditions."/>
-                <w:listItem w:displayText="During the warranty period, the Supplier, having received a notice of defects of the Goods, shall arrive no later than within [...] days from receipt of the notice of defects." w:value="During the warranty period, the Supplier, having received a notice of defects of the Goods, shall arrive no later than within [...] days from receipt of the notice of defects."/>
+                <w:listItem w:displayText="The Supplier shall remedy defects within the time limit set in the Technical Specification or, if none, within 10 (ten) days. The procedure for identifying and remedying defects in the Goods is set out in Section 7 of the General Terms and Conditions." w:value="The Supplier shall remedy defects within the time limit set in the Technical Specification or, if none, within 10 (ten) days. The procedure for identifying and remedying defects in the Goods is set out in Section 7 of the General Terms and Conditions."/>
+                <w:listItem w:displayText="During the warranty period, the Supplier, having received a notice of defects in the Goods, shall arrive no later than [...] days after receipt of the notice." w:value="During the warranty period, the Supplier, having received a notice of defects in the Goods, shall arrive no later than [...] days after receipt of the notice."/>
               </w:dropDownList>
             </w:sdtPr>
             <w:sdtContent>
@@ -7811,7 +7968,7 @@
                 <w:sz w:val="20"/>
                 <w:lang w:val="en-GB"/>
               </w:rPr>
-              <w:t xml:space="preserve">6.3. Procedure for the implementation and verification of quality criteria</w:t>
+              <w:t xml:space="preserve">6.3. Procedure for the implementation and verification of the Quality Criteria</w:t>
             </w:r>
           </w:p>
         </w:tc>
@@ -8048,7 +8205,7 @@
                 <w:sz w:val="20"/>
                 <w:lang w:val="en-GB"/>
               </w:rPr>
-              <w:t xml:space="preserve">7. SUBCONTRACTORS TO BE USED FOR THE PERFORMANCE OF THE CONTRACT</w:t>
+              <w:t xml:space="preserve">7. SUBCONTRACTORS AND/OR SPECIALISTS ENGAGED FOR THE PERFORMANCE OF THE CONTRACT</w:t>
             </w:r>
           </w:p>
         </w:tc>
@@ -8109,7 +8266,7 @@
                 <w:sz w:val="20"/>
                 <w:lang w:val="en-GB"/>
               </w:rPr>
-              <w:t xml:space="preserve">7.1. Subcontractors and/or specialists used for the performance of the Contract</w:t>
+              <w:t xml:space="preserve">7.1. Subcontractors and/or specialists engaged for the performance of the Contract</w:t>
             </w:r>
           </w:p>
         </w:tc>
@@ -8179,8 +8336,8 @@
               <w:showingPlcHdr/>
               <w:dropDownList>
                 <w:listItem w:value="Choose an item."/>
-                <w:listItem w:displayText="No subcontractors and/or specialists shall be used for the performance of the Contract." w:value="No subcontractors and/or specialists shall be used for the performance of the Contract."/>
-                <w:listItem w:displayText="The subcontractors and/or specialists to be used for the performance of the Contract are listed in Annex No 2 “Tender”." w:value="The subcontractors and/or specialists to be used for the performance of the Contract are listed in Annex No 2 “Tender”."/>
+                <w:listItem w:displayText="No subcontractors and/or specialists shall be engaged for the performance of the Contract." w:value="No subcontractors and/or specialists shall be engaged for the performance of the Contract."/>
+                <w:listItem w:displayText="The subcontractors and/or specialists engaged for the performance of the Contract are listed in Annex 2 “Tender” to the Contract." w:value="The subcontractors and/or specialists engaged for the performance of the Contract are listed in Annex 2 “Tender” to the Contract."/>
               </w:dropDownList>
             </w:sdtPr>
             <w:sdtContent>
@@ -8265,7 +8422,7 @@
                 <w:sz w:val="20"/>
                 <w:lang w:val="en-GB"/>
               </w:rPr>
-              <w:t xml:space="preserve">8. GUARANTEEING FULFILMENT OF OBLIGATIONS UNDER THE CONTRACT</w:t>
+              <w:t xml:space="preserve">8. SECURITY FOR THE PERFORMANCE OF OBLIGATIONS UNDER THE CONTRACT</w:t>
             </w:r>
           </w:p>
         </w:tc>
@@ -8326,7 +8483,7 @@
                 <w:sz w:val="20"/>
                 <w:lang w:val="en-GB"/>
               </w:rPr>
-              <w:t xml:space="preserve">8.1. Security for performance of obligations under the Contract</w:t>
+              <w:t xml:space="preserve">8.1. Security for the performance of obligations under the Contract</w:t>
             </w:r>
           </w:p>
         </w:tc>
@@ -8411,7 +8568,7 @@
                 <w:sz w:val="20"/>
                 <w:lang w:val="en-GB"/>
               </w:rPr>
-              <w:t xml:space="preserve">Performance of obligations under the Contract is guaranteed: </w:t>
+              <w:t xml:space="preserve">The performance of obligations under the Contract shall be secured by: </w:t>
             </w:r>
             <w:sdt>
               <w:sdtPr>
@@ -8424,8 +8581,8 @@
                 <w:showingPlcHdr/>
                 <w:dropDownList>
                   <w:listItem w:value="Choose an item."/>
-                  <w:listItem w:displayText="penalties." w:value="penalties."/>
-                  <w:listItem w:displayText="penalties; first-demand bank guarantee or surety insurance of an insurance company." w:value="penalties; first-demand bank guarantee or surety insurance of an insurance company."/>
+                  <w:listItem w:displayText="liquidated damages." w:value="liquidated damages."/>
+                  <w:listItem w:displayText="liquidated damages; a first-demand bank guarantee or surety insurance issued by an insurance company." w:value="liquidated damages; a first-demand bank guarantee or surety insurance issued by an insurance company."/>
                 </w:dropDownList>
               </w:sdtPr>
               <w:sdtContent>
@@ -8508,7 +8665,7 @@
                 <w:sz w:val="20"/>
                 <w:lang w:val="en-GB"/>
               </w:rPr>
-              <w:t xml:space="preserve">8.2. Validity period of the contract Performance Security</w:t>
+              <w:t xml:space="preserve">8.2. Validity period of the Contract Performance Security</w:t>
             </w:r>
           </w:p>
         </w:tc>
@@ -8744,7 +8901,7 @@
                 <w:sz w:val="20"/>
                 <w:lang w:val="en-GB"/>
               </w:rPr>
-              <w:t xml:space="preserve">The validity period of the Contract performance security shall not be shorter than the term of the Contract.</w:t>
+              <w:t xml:space="preserve">The validity period of the Contract Performance Security shall not be shorter than the term of the Contract.</w:t>
             </w:r>
           </w:p>
           <w:p>
@@ -8806,7 +8963,7 @@
                 <w:sz w:val="20"/>
                 <w:lang w:val="en-GB"/>
               </w:rPr>
-              <w:t xml:space="preserve">The validity period of the Contract performance security shall not be shorter than the period for performance of the Supplier’s obligations.</w:t>
+              <w:t xml:space="preserve">The validity period of the Contract Performance Security shall not be shorter than the period for performance of the Supplier’s obligations.</w:t>
             </w:r>
           </w:p>
         </w:tc>
@@ -9063,7 +9220,6 @@
                 <w:rFonts w:ascii="Arial" w:hAnsi="Arial" w:cs="Arial"/>
                 <w:kern w:val="2"/>
                 <w:sz w:val="20"/>
-                <w:highlight w:val="yellow"/>
               </w:rPr>
               <w:id w:val="701425954"/>
               <w:showingPlcHdr/>
@@ -9082,7 +9238,6 @@
                     <w:rFonts w:ascii="Arial" w:hAnsi="Arial" w:cs="Arial"/>
                     <w:kern w:val="2"/>
                     <w:sz w:val="20"/>
-                    <w:highlight w:val="yellow"/>
                   </w:rPr>
                 </w:pPr>
                 <w:r>
@@ -9142,46 +9297,27 @@
                 <w:shd w:val="clear" w:color="auto" w:fill="FFFFFF"/>
                 <w:lang w:val="en-GB"/>
               </w:rPr>
-              <w:t xml:space="preserve">8.3.1. The Contract Performance Security must be provided to the Buyer before signing the Contract. The Supplier must provide the Buyer with a first-demand bank guarantee of {.....} percent of the Initial Contract Value excluding VAT specified in Clause 5.2 of the Special Terms and Conditions or a surety bond of an insurance company that meets the requirements of Section 10 of the General Terms and Conditions.</w:t>
-            </w:r>
-          </w:p>
-          <w:p>
-            <w:pPr>
-              <w:spacing w:line="276" w:lineRule="auto"/>
-              <w:jc w:val="both"/>
-              <w:rPr>
-                <w:rFonts w:ascii="Arial" w:hAnsi="Arial" w:cs="Arial"/>
-                <w:kern w:val="2"/>
-                <w:sz w:val="20"/>
-              </w:rPr>
-            </w:pPr>
-            <w:r>
-              <w:rPr>
-                <w:rFonts w:ascii="Arial" w:hAnsi="Arial" w:cs="Arial"/>
-                <w:kern w:val="2"/>
-                <w:sz w:val="20"/>
-                <w:lang w:val="en-GB"/>
-              </w:rPr>
-              <w:t xml:space="preserve">8.3.2. In addition to the requirements stipulated in the General Terms and Conditions, the document ensuring the performance of the Contract must also provide that if the Buyer does not receive a document confirming its extension 10 (ten) days before the expiry of the document ensuring the performance of the Contract, the Buyer has the right to demand payment of </w:t>
-            </w:r>
-            <w:r>
-              <w:rPr>
-                <w:rFonts w:ascii="Arial" w:hAnsi="Arial" w:cs="Arial"/>
-                <w:kern w:val="2"/>
-                <w:sz w:val="20"/>
-                <w:highlight w:val="yellow"/>
-                <w:lang w:val="en-GB"/>
-              </w:rPr>
-              <w:t xml:space="preserve">the entire outstanding amount of the document ensuring the performance of the Contract, which the Buyer may retain</w:t>
-            </w:r>
-            <w:r>
-              <w:rPr>
-                <w:rFonts w:ascii="Arial" w:hAnsi="Arial" w:cs="Arial"/>
-                <w:kern w:val="2"/>
-                <w:sz w:val="20"/>
-                <w:lang w:val="en-GB"/>
-              </w:rPr>
-              <w:t xml:space="preserve"> as security (deposit) for the performance of the Supplier's contractual obligations and use it if the Supplier does not properly fulfil its contractual obligations.</w:t>
+              <w:t xml:space="preserve">8.3.1. The Contract Performance Security shall be provided to the Buyer before the Contract is signed. The Supplier shall provide the Buyer with a first-demand bank guarantee or a surety insurance certificate issued by an insurance company for {.....} per cent of the Initial Contract Value excluding VAT specified in paragraph 5.2 of the Special Terms and Conditions, complying with the requirements of Section 10 of the General Terms and Conditions.</w:t>
+            </w:r>
+          </w:p>
+          <w:p>
+            <w:pPr>
+              <w:spacing w:line="276" w:lineRule="auto"/>
+              <w:jc w:val="both"/>
+              <w:rPr>
+                <w:rFonts w:ascii="Arial" w:hAnsi="Arial" w:cs="Arial"/>
+                <w:kern w:val="2"/>
+                <w:sz w:val="20"/>
+              </w:rPr>
+            </w:pPr>
+            <w:r>
+              <w:rPr>
+                <w:rFonts w:ascii="Arial" w:hAnsi="Arial" w:cs="Arial"/>
+                <w:kern w:val="2"/>
+                <w:sz w:val="20"/>
+                <w:lang w:val="en-GB"/>
+              </w:rPr>
+              <w:t xml:space="preserve">8.3.2. In addition to the requirements laid down in the General Terms and Conditions, the document securing the performance of the Contract shall also provide that, if the Buyer does not receive a document confirming its extension 10 (ten) days before the expiry of the document securing the performance of the Contract, the Buyer shall have the right to demand payment of the full outstanding amount of the document securing the performance of the Contract, which the Buyer may retain as security (deposit) for the performance of the Supplier’s contractual obligations and use if the Supplier fails to perform its contractual obligations properly.</w:t>
             </w:r>
           </w:p>
         </w:tc>
@@ -9360,7 +9496,7 @@
                 <w:sz w:val="20"/>
                 <w:lang w:val="en-GB"/>
               </w:rPr>
-              <w:t xml:space="preserve">If the Buyer, having received a duly submitted and completed Invoice, delays the payment for the quality Goods duly delivered by the Supplier within the period specified in the Contract, the Supplier shall charge the Buyer a default interest of 0.02 (two hundredths) per cent of the unpaid amount, excluding VAT, from the day following the due date for each day the delay. </w:t>
+              <w:t xml:space="preserve">If the Buyer, having received a duly submitted and completed Invoice, delays payment for the quality Goods duly delivered by the Supplier within the time limit specified in the Contract, the Supplier shall, from the day following the expiry of the time limit, charge the Buyer default interest of 0.02 (two hundredths) per cent of the unpaid amount excluding VAT for each day of delay.</w:t>
             </w:r>
           </w:p>
         </w:tc>
@@ -9571,7 +9707,7 @@
                 <w:sz w:val="20"/>
                 <w:lang w:val="en-GB"/>
               </w:rPr>
-              <w:t xml:space="preserve">9.2.1. If the Supplier is late in fulfilling the order, delivering the Goods or rectifying defects therein, or fails to fulfil other contractual obligations, the Buyer shall charge default interest of 0.02 (two hundredths) per cent (</w:t>
+              <w:t xml:space="preserve">9.2.1. If the Supplier is late in fulfilling an Order, delivering the Goods or remedying defects therein, or fails to perform other contractual obligations, the Buyer shall, from the day following the expiry of the time limit, charge the Supplier default interest of 0.02 (two hundredths) per cent </w:t>
             </w:r>
             <w:r>
               <w:rPr>
@@ -9581,7 +9717,7 @@
                 <w:sz w:val="20"/>
                 <w:lang w:val="en-GB"/>
               </w:rPr>
-              <w:t xml:space="preserve">or such other figure as may be specified)</w:t>
+              <w:t xml:space="preserve">(or such other figure as may be specified)</w:t>
             </w:r>
             <w:r>
               <w:rPr>
@@ -9591,7 +9727,7 @@
                 <w:sz w:val="20"/>
                 <w:lang w:val="en-GB"/>
               </w:rPr>
-              <w:t xml:space="preserve"> of the price of the undelivered Goods or Goods with defects, excluding VAT, on the Supplier for each day/week/month of the delay, starting from the day following the date of expiry of the deadline. </w:t>
+              <w:t xml:space="preserve"> of the price, excluding VAT, of the Goods not delivered on time or of the defective Goods for each day / week / month of delay.</w:t>
             </w:r>
           </w:p>
           <w:p>
@@ -9613,7 +9749,7 @@
                 <w:sz w:val="20"/>
                 <w:lang w:val="en-GB"/>
               </w:rPr>
-              <w:t xml:space="preserve">9.2.2. If the Supplier delays the reimbursement of the overpayment resulting from a reduction of the amount payable to the Supplier in accordance with paragraph 7.4.1.2 of the General Terms and Conditions, the Buyer shall, from the day following the expiry of the specified time limit, charge the Supplier late payment interest in the amount of 0.02 (two hundredths) percent </w:t>
+              <w:t xml:space="preserve">9.2.2. If the Supplier delays the repayment of an overpayment resulting from a reduction of the amount payable to the Supplier in accordance with paragraph 7.4.1.2 of the General Terms and Conditions, the Buyer shall, from the day following the expiry of the time limit, charge the Supplier default interest of 0.02 (two hundredths) per cent </w:t>
             </w:r>
             <w:r>
               <w:rPr>
@@ -9623,7 +9759,7 @@
                 <w:sz w:val="20"/>
                 <w:lang w:val="en-GB"/>
               </w:rPr>
-              <w:t xml:space="preserve">(or specify another rate) </w:t>
+              <w:t xml:space="preserve">(or specify another rate)</w:t>
             </w:r>
             <w:r>
               <w:rPr>
@@ -9633,7 +9769,7 @@
                 <w:sz w:val="20"/>
                 <w:lang w:val="en-GB"/>
               </w:rPr>
-              <w:t xml:space="preserve">for each delayed day / week / month, calculated on the amount of the overpayment not reimbursed on time, excluding VAT.</w:t>
+              <w:t xml:space="preserve"> of the overpayment not repaid on time, excluding VAT, for each day / week / month of delay.</w:t>
             </w:r>
           </w:p>
           <w:p>
@@ -9655,7 +9791,7 @@
                 <w:sz w:val="20"/>
                 <w:lang w:val="en-GB"/>
               </w:rPr>
-              <w:t xml:space="preserve">9.2.3. The Supplier must pay the penalties to the Buyer within five (5) working days from the Buyer’s request, unless the penalty amount is deducted from the amount payable to the Supplier.</w:t>
+              <w:t xml:space="preserve">9.2.3. The Supplier shall pay the liquidated damages to the Buyer within 5 (five) working days from the Buyer’s demand, where the amount of the liquidated damages is not set off against the amount payable to the Supplier.</w:t>
             </w:r>
           </w:p>
         </w:tc>
@@ -9754,7 +9890,7 @@
                 <w:sz w:val="20"/>
                 <w:lang w:val="en-GB"/>
               </w:rPr>
-              <w:t xml:space="preserve">9.3. A penalty imposed on the Supplier if the Contract is terminated due to a material breach of the Contract by the Supplier or if the Supplier unjustifiably discontinues the performance of the Contract in a manner not provided for in the Contract</w:t>
+              <w:t xml:space="preserve">9.3. Penalty imposed on the Supplier in the event of termination of the Contract for a material breach of the Contract or unjustified termination of the performance of the Contract otherwise than in accordance with the procedure set out in the Contract</w:t>
             </w:r>
           </w:p>
         </w:tc>
@@ -10019,26 +10155,7 @@
                 <w:sz w:val="20"/>
                 <w:lang w:val="en-GB"/>
               </w:rPr>
-              <w:t xml:space="preserve">If the Contract is terminated due to the fault of the Supplier, the Buyer has the right to demand payment of a fine equal to 5 (five) percent of the </w:t>
-            </w:r>
-            <w:r>
-              <w:rPr>
-                <w:rFonts w:ascii="Arial" w:hAnsi="Arial" w:cs="Arial"/>
-                <w:kern w:val="2"/>
-                <w:sz w:val="20"/>
-                <w:highlight w:val="yellow"/>
-                <w:lang w:val="en-GB"/>
-              </w:rPr>
-              <w:t xml:space="preserve">Initial Contract Value</w:t>
-            </w:r>
-            <w:r>
-              <w:rPr>
-                <w:rFonts w:ascii="Arial" w:hAnsi="Arial" w:cs="Arial"/>
-                <w:kern w:val="2"/>
-                <w:sz w:val="20"/>
-                <w:lang w:val="en-GB"/>
-              </w:rPr>
-              <w:t xml:space="preserve">, but not less than 3000 (three thousand) EUR.</w:t>
+              <w:t xml:space="preserve">If the Contract is terminated due to the fault of the Supplier, the Buyer shall have the right to demand payment of a penalty equal to 5 (five) per cent of the Initial Contract Value, but not less than EUR 3,000 (three thousand).</w:t>
             </w:r>
           </w:p>
           <w:p>
@@ -10102,10 +10219,9 @@
                 <w:rFonts w:ascii="Arial" w:hAnsi="Arial" w:cs="Arial"/>
                 <w:kern w:val="2"/>
                 <w:sz w:val="20"/>
-                <w:highlight w:val="yellow"/>
-                <w:lang w:val="en-GB"/>
-              </w:rPr>
-              <w:t xml:space="preserve">9.3.1. Upon termination of the Contract due to a material breach of the Contract, a penalty of (specify the amount of the penalty) EUR shall be payable.</w:t>
+                <w:lang w:val="en-GB"/>
+              </w:rPr>
+              <w:t xml:space="preserve">9.3.1. In the event of termination of the Contract for a material breach of the Contract, a penalty in the amount of (specify the amount of the penalty) EUR shall be payable.</w:t>
             </w:r>
           </w:p>
           <w:p>
@@ -10156,7 +10272,7 @@
                 <w:sz w:val="20"/>
                 <w:lang w:val="en-GB"/>
               </w:rPr>
-              <w:t xml:space="preserve">9.3.2. In the event of unjustified termination of the performance of the Contract otherwise than in accordance with the procedure set out in the Contract, a penalty in the amount of (specify the percentage of the penalty) percent of the Initial Contract Value indicated in paragraph 5.2 of the Special Terms and Conditions shall be payable.</w:t>
+              <w:t xml:space="preserve">9.3.2. In the event of unjustified termination of the performance of the Contract otherwise than in accordance with the procedure set out in the Contract, a penalty in the amount of (specify the percentage of the penalty) per cent of the Initial Contract Value specified in paragraph 5.2 of the Special Terms and Conditions shall be payable.</w:t>
             </w:r>
           </w:p>
           <w:p>
@@ -10218,10 +10334,9 @@
                 <w:rFonts w:ascii="Arial" w:hAnsi="Arial" w:cs="Arial"/>
                 <w:kern w:val="2"/>
                 <w:sz w:val="20"/>
-                <w:highlight w:val="yellow"/>
-                <w:lang w:val="en-GB"/>
-              </w:rPr>
-              <w:t xml:space="preserve">9.3.2. In the event of unjustified termination of the performance of the Contract otherwise than in accordance with the procedure set out in the Contract, a penalty of (specify the amount of the penalty) EUR shall be payable.</w:t>
+                <w:lang w:val="en-GB"/>
+              </w:rPr>
+              <w:t xml:space="preserve">9.3.2. In the event of unjustified termination of the performance of the Contract otherwise than in accordance with the procedure set out in the Contract, a penalty in the amount of (specify the amount of the penalty) EUR shall be payable.</w:t>
             </w:r>
           </w:p>
           <w:p>
@@ -10301,7 +10416,7 @@
                 <w:sz w:val="20"/>
                 <w:lang w:val="en-GB"/>
               </w:rPr>
-              <w:t xml:space="preserve">9.4. Penalty applied to the Supplier for replacing existing subcontractors or specialists / using new subcontractors without complying with the procedure for replacing subcontractors and/or specialists set out in the General Terms and Conditions</w:t>
+              <w:t xml:space="preserve">9.4. Penalty imposed on the Supplier for the replacement of existing subcontractors or specialists / engagement of new subcontractors without complying with the procedure for the replacement of subcontractors and/or specialists set out in the General Terms and Conditions</w:t>
             </w:r>
           </w:p>
         </w:tc>
@@ -10356,7 +10471,7 @@
                 <w:sz w:val="20"/>
                 <w:lang w:val="en-GB"/>
               </w:rPr>
-              <w:t xml:space="preserve">1000 (one thousand) EUR for each case of violation.</w:t>
+              <w:t xml:space="preserve">EUR 1,000 (one thousand) for each instance of breach.</w:t>
             </w:r>
           </w:p>
         </w:tc>
@@ -10415,7 +10530,7 @@
                 <w:sz w:val="20"/>
                 <w:lang w:val="en-GB"/>
               </w:rPr>
-              <w:t xml:space="preserve">9.5. Penalties imposed on the Supplier for non-compliance with environmental, employee-safety, health safety, fire safety, and/or social criteria</w:t>
+              <w:t xml:space="preserve">9.5. Penalties imposed on the Supplier for non-compliance with environmental, occupational safety, health protection, fire safety and/or social criteria</w:t>
             </w:r>
           </w:p>
         </w:tc>
@@ -10554,7 +10669,7 @@
                 <w:kern w:val="2"/>
                 <w:lang w:val="en-GB"/>
               </w:rPr>
-              <w:t xml:space="preserve">9.5.1. 100 (one hundred) EUR for each case of violation.</w:t>
+              <w:t xml:space="preserve">9.5.1. EUR 100 (one hundred) for each instance of breach.</w:t>
             </w:r>
           </w:p>
           <w:p>
@@ -10578,20 +10693,21 @@
                 <w:sz w:val="20"/>
                 <w:lang w:val="en-GB"/>
               </w:rPr>
-              <w:t xml:space="preserve">9.5.2. The Supplier undertakes to immediately, but in any case no later than within 2 (two) working days, notify the Buyer (and relevant authorities, when required) of all incidents that violate environmental protection or employee safety requirements that occurred during the delivery of the Goods and during the provision of related services. If the Supplier does not report the incident to the Buyer and/or the relevant authorities within 2 (two) working days, he must </w:t>
-            </w:r>
-            <w:r>
+              <w:t xml:space="preserve">9.5.2. The Supplier undertakes to notify the Buyer (and the competent authorities, where required) immediately, and in any event no later than within 2 (two) working days, of any incidents in breach of environmental protection or occupational safety requirements which occur during the delivery of the Goods and the provision of the related services. If the Supplier fails to notify the Buyer and/or the competent authorities of an incident within 2 (two) working days, the Supplier shall additionally pay the Buyer a penalty of EUR 100 for each separate instance and compensate the Buyer for all direct losses incurred as a result of the failure to report the incident, to the extent not covered by the penalty. This paragraph shall apply to all incidents occurring during the delivery of the Goods and/or the provision of the related services, irrespective of whether they caused harm to persons or the environment.</w:t>
+            </w:r>
+          </w:p>
+          <w:p>
+            <w:pPr>
+              <w:spacing w:line="276" w:lineRule="auto"/>
+              <w:jc w:val="both"/>
               <w:rPr>
                 <w:rFonts w:ascii="Arial" w:eastAsia="Trebuchet MS" w:hAnsi="Arial" w:cs="Arial"/>
                 <w:bCs/>
                 <w:color w:val="000000"/>
                 <w:kern w:val="2"/>
                 <w:sz w:val="20"/>
-                <w:highlight w:val="yellow"/>
-                <w:lang w:val="en-GB"/>
-              </w:rPr>
-              <w:t xml:space="preserve">additionally</w:t>
-            </w:r>
+              </w:rPr>
+            </w:pPr>
             <w:r>
               <w:rPr>
                 <w:rFonts w:ascii="Arial" w:eastAsia="Trebuchet MS" w:hAnsi="Arial" w:cs="Arial"/>
@@ -10601,54 +10717,7 @@
                 <w:sz w:val="20"/>
                 <w:lang w:val="en-GB"/>
               </w:rPr>
-              <w:t xml:space="preserve"> pay the Buyer a fine equal to EUR 100 for each individual case and compensate the Buyer for all </w:t>
-            </w:r>
-            <w:r>
-              <w:rPr>
-                <w:rFonts w:ascii="Arial" w:eastAsia="Trebuchet MS" w:hAnsi="Arial" w:cs="Arial"/>
-                <w:bCs/>
-                <w:color w:val="000000"/>
-                <w:kern w:val="2"/>
-                <w:sz w:val="20"/>
-                <w:highlight w:val="yellow"/>
-                <w:lang w:val="en-GB"/>
-              </w:rPr>
-              <w:t xml:space="preserve">direct</w:t>
-            </w:r>
-            <w:r>
-              <w:rPr>
-                <w:rFonts w:ascii="Arial" w:eastAsia="Trebuchet MS" w:hAnsi="Arial" w:cs="Arial"/>
-                <w:bCs/>
-                <w:color w:val="000000"/>
-                <w:kern w:val="2"/>
-                <w:sz w:val="20"/>
-                <w:lang w:val="en-GB"/>
-              </w:rPr>
-              <w:t xml:space="preserve"> losses incurred due to failure to report the incident, which are not covered by the fine. This clause applies to all incidents that occurred during the delivery of the Goods and/or during the provision of related services, regardless of whether they caused damage to people or the environment.</w:t>
-            </w:r>
-          </w:p>
-          <w:p>
-            <w:pPr>
-              <w:spacing w:line="276" w:lineRule="auto"/>
-              <w:jc w:val="both"/>
-              <w:rPr>
-                <w:rFonts w:ascii="Arial" w:eastAsia="Trebuchet MS" w:hAnsi="Arial" w:cs="Arial"/>
-                <w:bCs/>
-                <w:color w:val="000000"/>
-                <w:kern w:val="2"/>
-                <w:sz w:val="20"/>
-              </w:rPr>
-            </w:pPr>
-            <w:r>
-              <w:rPr>
-                <w:rFonts w:ascii="Arial" w:eastAsia="Trebuchet MS" w:hAnsi="Arial" w:cs="Arial"/>
-                <w:bCs/>
-                <w:color w:val="000000"/>
-                <w:kern w:val="2"/>
-                <w:sz w:val="20"/>
-                <w:lang w:val="en-GB"/>
-              </w:rPr>
-              <w:t xml:space="preserve">9.5.3. 500 (five hundred) Euros for each case of violation if the requirements of employee safety and health are violated, and as a result an accident occurs.</w:t>
+              <w:t xml:space="preserve">9.5.3. EUR 500 (five hundred) for each instance of breach where occupational safety and health requirements are breached and an accident occurs as a result.</w:t>
             </w:r>
           </w:p>
         </w:tc>
@@ -10764,28 +10833,7 @@
                 <w:sz w:val="20"/>
                 <w:lang w:val="en-GB"/>
               </w:rPr>
-              <w:t xml:space="preserve">3000 (three thousand) EUR for each case of violation, and </w:t>
-            </w:r>
-            <w:r>
-              <w:rPr>
-                <w:rFonts w:ascii="Arial" w:hAnsi="Arial" w:cs="Arial"/>
-                <w:color w:val="000000"/>
-                <w:kern w:val="2"/>
-                <w:sz w:val="20"/>
-                <w:highlight w:val="yellow"/>
-                <w:lang w:val="en-GB"/>
-              </w:rPr>
-              <w:t xml:space="preserve">the Party in breach shall compensate the other Party for the direct losses suffered or incurred as a result</w:t>
-            </w:r>
-            <w:r>
-              <w:rPr>
-                <w:rFonts w:ascii="Arial" w:hAnsi="Arial" w:cs="Arial"/>
-                <w:color w:val="000000"/>
-                <w:kern w:val="2"/>
-                <w:sz w:val="20"/>
-                <w:lang w:val="en-GB"/>
-              </w:rPr>
-              <w:t xml:space="preserve">, to the extent not covered by the fine.</w:t>
+              <w:t xml:space="preserve">EUR 3,000 (three thousand) for each instance of breach, and the Party in breach shall compensate the other Party for any direct losses suffered or incurred as a result, to the extent not covered by the penalty.</w:t>
             </w:r>
           </w:p>
         </w:tc>
@@ -10844,7 +10892,7 @@
                 <w:sz w:val="20"/>
                 <w:lang w:val="en-GB"/>
               </w:rPr>
-              <w:t xml:space="preserve">9.7. Liquidated damages imposed on the Supplier for failure to meet the Quality criteria set out in the Contract documents during the performance of the Contract</w:t>
+              <w:t xml:space="preserve">9.7. Liquidated damages imposed on the Supplier for failure to meet the Quality Criteria set out in the procurement documents during the performance of the Contract</w:t>
             </w:r>
           </w:p>
         </w:tc>
@@ -10915,7 +10963,7 @@
               <w:dropDownList>
                 <w:listItem w:value="Choose an item."/>
                 <w:listItem w:displayText="The clause does not apply." w:value="The clause does not apply."/>
-                <w:listItem w:displayText="1000 (one thousand) EUR for each case of violation." w:value="1000 (one thousand) EUR for each case of violation."/>
+                <w:listItem w:displayText="EUR 1,000 (one thousand) for each instance of breach." w:value="EUR 1,000 (one thousand) for each instance of breach."/>
               </w:dropDownList>
             </w:sdtPr>
             <w:sdtContent>
@@ -10998,7 +11046,7 @@
                 <w:sz w:val="20"/>
                 <w:lang w:val="en-GB"/>
               </w:rPr>
-              <w:t xml:space="preserve">9.8. Liquidated damages for non-renewal of the Contract Performance Security applicable to the Supplier</w:t>
+              <w:t xml:space="preserve">9.8. Liquidated damages imposed on the Supplier for failure to extend the Contract Performance Security</w:t>
             </w:r>
           </w:p>
         </w:tc>
@@ -11051,7 +11099,7 @@
                 <w:sz w:val="20"/>
                 <w:lang w:val="en-GB"/>
               </w:rPr>
-              <w:t xml:space="preserve">The Clause does not apply, the conditions set out in Clause 8.3.2 shall be applied.</w:t>
+              <w:t xml:space="preserve">The clause does not apply; the conditions set out in paragraph 8.3.2 shall apply.</w:t>
             </w:r>
           </w:p>
         </w:tc>
@@ -11110,7 +11158,7 @@
                 <w:sz w:val="20"/>
                 <w:lang w:val="en-GB"/>
               </w:rPr>
-              <w:t xml:space="preserve">9.9. A penalty applicable to the Supplier for non-compliance with the requirements regarding the use of the Buyer’s symbols, name, and logo in advertising or marketing, as well as for failure to comply with the prohibition on using intellectual property created by the Buyer.</w:t>
+              <w:t xml:space="preserve">9.9. Penalty imposed on the Supplier for non-compliance with the requirements regarding the use of the Buyer’s symbols, name and logo in advertising or marketing and with the prohibition on using intellectual outputs created by the Buyer</w:t>
             </w:r>
           </w:p>
         </w:tc>
@@ -11191,7 +11239,7 @@
               <w:dropDownList>
                 <w:listItem w:value="Choose an item."/>
                 <w:listItem w:displayText="Not applicable." w:value="Not applicable."/>
-                <w:listItem w:displayText="{...} EUR for each case of violation." w:value="{...} EUR for each case of violation."/>
+                <w:listItem w:displayText="EUR {...} for each instance of breach." w:value="EUR {...} for each instance of breach."/>
               </w:dropDownList>
             </w:sdtPr>
             <w:sdtContent>
@@ -11323,10 +11371,9 @@
                 <w:bCs/>
                 <w:kern w:val="2"/>
                 <w:sz w:val="20"/>
-                <w:highlight w:val="yellow"/>
-                <w:lang w:val="en-GB"/>
-              </w:rPr>
-              <w:t xml:space="preserve">9.10. A penalty applicable to the Supplier for not having consent to work at electricity transmission network facilities (installations) and/or in their protection zone</w:t>
+                <w:lang w:val="en-GB"/>
+              </w:rPr>
+              <w:t xml:space="preserve">9.10. Penalty imposed on the Supplier for the absence of consent to work at electricity transmission network facilities (installations) and/or in their protection zones</w:t>
             </w:r>
           </w:p>
         </w:tc>
@@ -11407,7 +11454,7 @@
               <w:dropDownList>
                 <w:listItem w:value="Choose an item."/>
                 <w:listItem w:displayText="The clause does not apply." w:value="The clause does not apply."/>
-                <w:listItem w:displayText="100 (one hundred) EUR for each case of violation." w:value="100 (one hundred) EUR for each case of violation."/>
+                <w:listItem w:displayText="EUR 100 (one hundred) for each instance of breach." w:value="EUR 100 (one hundred) for each instance of breach."/>
               </w:dropDownList>
             </w:sdtPr>
             <w:sdtContent>
@@ -11510,7 +11557,7 @@
                 <w:sz w:val="20"/>
                 <w:lang w:val="en-GB"/>
               </w:rPr>
-              <w:t xml:space="preserve">9.11. Fine imposed on the Supplier if the specialists delivering the Goods or providing related services are intoxicated or under the influence of psychoactive substances.</w:t>
+              <w:t xml:space="preserve">9.11. Penalty imposed on the Supplier where the specialists delivering the Goods or providing the related services are under the influence of alcohol or psychoactive substances.</w:t>
             </w:r>
           </w:p>
         </w:tc>
@@ -11565,7 +11612,7 @@
                 <w:sz w:val="20"/>
                 <w:lang w:val="en-GB"/>
               </w:rPr>
-              <w:t xml:space="preserve">300 (three hundred) EUR for each case of violation.</w:t>
+              <w:t xml:space="preserve">EUR 300 (three hundred) for each instance of breach.</w:t>
             </w:r>
           </w:p>
         </w:tc>
@@ -11640,7 +11687,7 @@
                 <w:sz w:val="20"/>
                 <w:lang w:val="en-GB"/>
               </w:rPr>
-              <w:t xml:space="preserve">9.12. Penalty imposed on the Supplier if the Supplier does not comply with national security interests (where applicable) and/or origin requirements</w:t>
+              <w:t xml:space="preserve">9.12. Penalty imposed on the Supplier where the Supplier fails to comply with the requirements relating to national security interests (where applicable) and/or origin</w:t>
             </w:r>
           </w:p>
         </w:tc>
@@ -11697,7 +11744,7 @@
                 <w:sz w:val="20"/>
                 <w:lang w:val="en-GB"/>
               </w:rPr>
-              <w:t xml:space="preserve">1000 (one thousand) EUR for each case of violation.</w:t>
+              <w:t xml:space="preserve">EUR 1,000 (one thousand) for each instance of breach.</w:t>
             </w:r>
           </w:p>
         </w:tc>
@@ -11782,7 +11829,7 @@
                 <w:sz w:val="20"/>
                 <w:lang w:val="en-GB"/>
               </w:rPr>
-              <w:t xml:space="preserve">9.13. Fine imposed on the Supplier for a serious breach of the Partners’ Code of Ethics</w:t>
+              <w:t xml:space="preserve">9.13. Penalty imposed on the Supplier for a gross breach of the Partners’ Code of Ethics</w:t>
             </w:r>
           </w:p>
         </w:tc>
@@ -11875,7 +11922,7 @@
                 <w:sz w:val="20"/>
                 <w:lang w:val="en-GB"/>
               </w:rPr>
-              <w:t xml:space="preserve">In the event that the Supplier commits a serious breach of the Partners’ Code of Ethics, but the Contract is not terminated as a result of such breach, the Supplier shall remedy the breach and, upon the Buyer’s request, pay a fine of 1000 (one thousand) EUR for each separate breach.</w:t>
+              <w:t xml:space="preserve">Where the Supplier commits a gross breach of the Partners’ Code of Ethics but the Contract is not terminated as a result of such breach, the Supplier shall remedy the breach and, at the Buyer’s request, pay a penalty of EUR 1,000 (one thousand) for each separate instance of breach.</w:t>
             </w:r>
           </w:p>
         </w:tc>
@@ -11956,7 +12003,7 @@
                 <w:sz w:val="20"/>
                 <w:lang w:val="en-GB"/>
               </w:rPr>
-              <w:t xml:space="preserve">9.14. General information</w:t>
+              <w:t xml:space="preserve">9.14. General provisions</w:t>
             </w:r>
           </w:p>
         </w:tc>
@@ -12232,145 +12279,107 @@
                 <w:sz w:val="20"/>
                 <w:lang w:val="en-GB"/>
               </w:rPr>
-              <w:t xml:space="preserve">9.14.1. Payment of the defaults specified in this section does not release the Supplier from the obligation to perform all actions necessary to fulfil the contractual obligations.</w:t>
-            </w:r>
-          </w:p>
-          <w:p>
-            <w:pPr>
-              <w:spacing w:line="276" w:lineRule="auto"/>
-              <w:jc w:val="both"/>
-              <w:rPr>
-                <w:rFonts w:ascii="Arial" w:hAnsi="Arial" w:cs="Arial"/>
-                <w:kern w:val="2"/>
-                <w:sz w:val="20"/>
-              </w:rPr>
-            </w:pPr>
-            <w:r>
-              <w:rPr>
-                <w:rFonts w:ascii="Arial" w:hAnsi="Arial" w:cs="Arial"/>
-                <w:kern w:val="2"/>
-                <w:sz w:val="20"/>
-                <w:lang w:val="en-GB"/>
-              </w:rPr>
-              <w:t xml:space="preserve">9.14.2. The penalties provided for in this section apply to the Supplier even if the violations are committed by his sub-supplier, specialists, employees or other third parties whom he used to execute the Contract.</w:t>
-            </w:r>
-          </w:p>
-          <w:p>
-            <w:pPr>
-              <w:spacing w:line="276" w:lineRule="auto"/>
-              <w:jc w:val="both"/>
-              <w:rPr>
-                <w:rFonts w:ascii="Arial" w:hAnsi="Arial" w:cs="Arial"/>
-                <w:kern w:val="2"/>
-                <w:sz w:val="20"/>
-              </w:rPr>
-            </w:pPr>
-            <w:r>
-              <w:rPr>
-                <w:rFonts w:ascii="Arial" w:hAnsi="Arial" w:cs="Arial"/>
-                <w:kern w:val="2"/>
-                <w:sz w:val="20"/>
-                <w:lang w:val="en-GB"/>
-              </w:rPr>
-              <w:t xml:space="preserve">9.14.3. When settling accounts, the amount of accrued penalties (fines and late fees) and damages will be reduced from the payable amount indicated on the invoice submitted by the Supplier. The Buyer has the right at any time to unilaterally offset their financial claims from any amounts payable to the Supplier, including compensation for damages payable under this Contract and other contracts concluded between the Parties, as well as other amounts. The Buyer may reduce the amounts payable to the Supplier accordingly, by providing written notice to the Supplier.</w:t>
-            </w:r>
-          </w:p>
-          <w:p>
-            <w:pPr>
-              <w:spacing w:line="276" w:lineRule="auto"/>
-              <w:jc w:val="both"/>
-              <w:rPr>
-                <w:rFonts w:ascii="Arial" w:hAnsi="Arial" w:cs="Arial"/>
-                <w:kern w:val="2"/>
-                <w:sz w:val="20"/>
-              </w:rPr>
-            </w:pPr>
-            <w:r>
-              <w:rPr>
-                <w:rFonts w:ascii="Arial" w:hAnsi="Arial" w:cs="Arial"/>
-                <w:kern w:val="2"/>
-                <w:sz w:val="20"/>
-                <w:lang w:val="en-GB"/>
-              </w:rPr>
-              <w:t xml:space="preserve">9.14.4. If there are no amounts available for offsetting financial claims, the Supplier must pay the penalties to the Buyer within 5 (five) </w:t>
-            </w:r>
-            <w:r>
-              <w:rPr>
-                <w:rFonts w:ascii="Arial" w:hAnsi="Arial" w:cs="Arial"/>
-                <w:kern w:val="2"/>
-                <w:sz w:val="20"/>
-                <w:highlight w:val="yellow"/>
-                <w:lang w:val="en-GB"/>
-              </w:rPr>
-              <w:t xml:space="preserve">working</w:t>
-            </w:r>
-            <w:r>
-              <w:rPr>
-                <w:rFonts w:ascii="Arial" w:hAnsi="Arial" w:cs="Arial"/>
-                <w:kern w:val="2"/>
-                <w:sz w:val="20"/>
-                <w:lang w:val="en-GB"/>
-              </w:rPr>
-              <w:t xml:space="preserve"> days from the Buyer's demand.</w:t>
-            </w:r>
-          </w:p>
-          <w:p>
-            <w:pPr>
-              <w:spacing w:line="276" w:lineRule="auto"/>
-              <w:jc w:val="both"/>
-              <w:rPr>
-                <w:rFonts w:ascii="Arial" w:hAnsi="Arial" w:cs="Arial"/>
-                <w:kern w:val="2"/>
-                <w:sz w:val="20"/>
-              </w:rPr>
-            </w:pPr>
-            <w:r>
-              <w:rPr>
-                <w:rFonts w:ascii="Arial" w:hAnsi="Arial" w:cs="Arial"/>
-                <w:kern w:val="2"/>
-                <w:sz w:val="20"/>
-                <w:lang w:val="en-GB"/>
-              </w:rPr>
-              <w:t xml:space="preserve">9.14.5. The Parties shall compensate each other only for direct damages, which are limited to the amount of the Contract Price, but not less than 3,000 (three thousand) Euros (if the Contract Price does not exceed 3,000 (three thousand) Euros).</w:t>
-            </w:r>
-          </w:p>
-          <w:p>
-            <w:pPr>
-              <w:spacing w:line="276" w:lineRule="auto"/>
-              <w:jc w:val="both"/>
-              <w:rPr>
-                <w:rFonts w:ascii="Arial" w:hAnsi="Arial" w:cs="Arial"/>
-                <w:kern w:val="2"/>
-                <w:sz w:val="20"/>
-              </w:rPr>
-            </w:pPr>
-            <w:r>
-              <w:rPr>
-                <w:rFonts w:ascii="Arial" w:hAnsi="Arial" w:cs="Arial"/>
-                <w:kern w:val="2"/>
-                <w:sz w:val="20"/>
-                <w:lang w:val="en-GB"/>
-              </w:rPr>
-              <w:t xml:space="preserve">9.14.6. The total amount of penalties applied to the Party under the Contract is limited to 20 (twenty) percent of the </w:t>
-            </w:r>
-            <w:r>
-              <w:rPr>
-                <w:rFonts w:ascii="Arial" w:hAnsi="Arial" w:cs="Arial"/>
-                <w:kern w:val="2"/>
-                <w:sz w:val="20"/>
-                <w:highlight w:val="yellow"/>
-                <w:lang w:val="en-GB"/>
-              </w:rPr>
-              <w:t xml:space="preserve">Initial Contract Value</w:t>
-            </w:r>
-            <w:r>
-              <w:rPr>
-                <w:rFonts w:ascii="Arial" w:hAnsi="Arial" w:cs="Arial"/>
-                <w:kern w:val="2"/>
-                <w:sz w:val="20"/>
-                <w:lang w:val="en-GB"/>
-              </w:rPr>
-              <w:t xml:space="preserve">; if the Contract Price does not exceed the amount of 3000 (three thousand) EUR - the amount not exceeding 1500 (one thousand five hundred) EUR.</w:t>
+              <w:t xml:space="preserve">9.14.1. Payment of the liquidated damages specified in this Section shall not release the Supplier from the obligation to take all actions necessary to perform its contractual obligations.</w:t>
+            </w:r>
+          </w:p>
+          <w:p>
+            <w:pPr>
+              <w:spacing w:line="276" w:lineRule="auto"/>
+              <w:jc w:val="both"/>
+              <w:rPr>
+                <w:rFonts w:ascii="Arial" w:hAnsi="Arial" w:cs="Arial"/>
+                <w:kern w:val="2"/>
+                <w:sz w:val="20"/>
+              </w:rPr>
+            </w:pPr>
+            <w:r>
+              <w:rPr>
+                <w:rFonts w:ascii="Arial" w:hAnsi="Arial" w:cs="Arial"/>
+                <w:kern w:val="2"/>
+                <w:sz w:val="20"/>
+                <w:lang w:val="en-GB"/>
+              </w:rPr>
+              <w:t xml:space="preserve">9.14.2. The liquidated damages provided for in this Section shall also apply to the Supplier where the breaches are committed by its subcontractors, specialists, employees or other third parties engaged by it to perform the Contract.</w:t>
+            </w:r>
+          </w:p>
+          <w:p>
+            <w:pPr>
+              <w:spacing w:line="276" w:lineRule="auto"/>
+              <w:jc w:val="both"/>
+              <w:rPr>
+                <w:rFonts w:ascii="Arial" w:hAnsi="Arial" w:cs="Arial"/>
+                <w:kern w:val="2"/>
+                <w:sz w:val="20"/>
+              </w:rPr>
+            </w:pPr>
+            <w:r>
+              <w:rPr>
+                <w:rFonts w:ascii="Arial" w:hAnsi="Arial" w:cs="Arial"/>
+                <w:kern w:val="2"/>
+                <w:sz w:val="20"/>
+                <w:lang w:val="en-GB"/>
+              </w:rPr>
+              <w:t xml:space="preserve">9.14.3. On settlement, the amount payable indicated in the invoice submitted by the Supplier shall be reduced by the amount of the accrued liquidated damages (penalties and default interest) and losses. The Buyer shall have the right at any time to unilaterally set off its monetary claims against any amounts payable to the Supplier, including under this Contract and other contracts concluded between the Parties, compensation for losses payable and other amounts, and to reduce the amounts payable by the Buyer to the Supplier accordingly, by notifying the Supplier thereof in writing.</w:t>
+            </w:r>
+          </w:p>
+          <w:p>
+            <w:pPr>
+              <w:spacing w:line="276" w:lineRule="auto"/>
+              <w:jc w:val="both"/>
+              <w:rPr>
+                <w:rFonts w:ascii="Arial" w:hAnsi="Arial" w:cs="Arial"/>
+                <w:kern w:val="2"/>
+                <w:sz w:val="20"/>
+              </w:rPr>
+            </w:pPr>
+            <w:r>
+              <w:rPr>
+                <w:rFonts w:ascii="Arial" w:hAnsi="Arial" w:cs="Arial"/>
+                <w:kern w:val="2"/>
+                <w:sz w:val="20"/>
+                <w:lang w:val="en-GB"/>
+              </w:rPr>
+              <w:t xml:space="preserve">9.14.4. Where there are no amounts against which the monetary claims can be set off, the Supplier shall pay the liquidated damages to the Buyer within 5 (five) working days from the Buyer’s demand.</w:t>
+            </w:r>
+          </w:p>
+          <w:p>
+            <w:pPr>
+              <w:spacing w:line="276" w:lineRule="auto"/>
+              <w:jc w:val="both"/>
+              <w:rPr>
+                <w:rFonts w:ascii="Arial" w:hAnsi="Arial" w:cs="Arial"/>
+                <w:kern w:val="2"/>
+                <w:sz w:val="20"/>
+              </w:rPr>
+            </w:pPr>
+            <w:r>
+              <w:rPr>
+                <w:rFonts w:ascii="Arial" w:hAnsi="Arial" w:cs="Arial"/>
+                <w:kern w:val="2"/>
+                <w:sz w:val="20"/>
+                <w:lang w:val="en-GB"/>
+              </w:rPr>
+              <w:t xml:space="preserve">9.14.5. The Parties shall compensate each other only for direct losses, which shall be limited to the amount of the Contract Price, but not less than EUR 3,000 (three thousand) (where the Contract Price does not exceed EUR 3,000 (three thousand)).</w:t>
+            </w:r>
+          </w:p>
+          <w:p>
+            <w:pPr>
+              <w:spacing w:line="276" w:lineRule="auto"/>
+              <w:jc w:val="both"/>
+              <w:rPr>
+                <w:rFonts w:ascii="Arial" w:hAnsi="Arial" w:cs="Arial"/>
+                <w:kern w:val="2"/>
+                <w:sz w:val="20"/>
+              </w:rPr>
+            </w:pPr>
+            <w:r>
+              <w:rPr>
+                <w:rFonts w:ascii="Arial" w:hAnsi="Arial" w:cs="Arial"/>
+                <w:kern w:val="2"/>
+                <w:sz w:val="20"/>
+                <w:lang w:val="en-GB"/>
+              </w:rPr>
+              <w:t xml:space="preserve">9.14.6. The total amount of liquidated damages applied to a Party under the Contract shall be limited to 20 (twenty) per cent of the Initial Contract Value; where the Contract Price does not exceed EUR 3,000 (three thousand), it shall not exceed EUR 1,500 (one thousand five hundred).</w:t>
             </w:r>
           </w:p>
         </w:tc>
@@ -12489,7 +12498,7 @@
                 <w:sz w:val="20"/>
                 <w:lang w:val="en-GB"/>
               </w:rPr>
-              <w:t xml:space="preserve">10.1. Material Terms of the Contract</w:t>
+              <w:t xml:space="preserve">10.1. Essential terms of the Contract</w:t>
             </w:r>
           </w:p>
         </w:tc>
@@ -12731,7 +12740,7 @@
                 <w:sz w:val="20"/>
                 <w:lang w:val="en-GB"/>
               </w:rPr>
-              <w:t xml:space="preserve">10.2. Serious or persistent deficiencies in the performance of a material Contract term</w:t>
+              <w:t xml:space="preserve">10.2. Serious or repeated deficiencies in the performance of an essential term of the Contract</w:t>
             </w:r>
           </w:p>
         </w:tc>
@@ -12957,7 +12966,7 @@
                 <w:sz w:val="20"/>
                 <w:lang w:val="en-GB"/>
               </w:rPr>
-              <w:t xml:space="preserve">(specify the cases in which an essential term or terms of the Contract shall be deemed to be performed with serious or repeated deficiencies. When specifying the cases that will be considered serious or repeated deficiencies in the performance of essential terms of the Contract, due regard shall be given to the nature of the specified essential terms of the Contract, the object and specificity of the Contract, and the Buyer’s needs in each specific case, for example: 1. where compliance with environmental and/or social obligations is established as an essential term, at least two / three instances of non-compliance with such obligations shall be considered a serious or repeated deficiency, regardless of whether and within what period such deficiencies were remedied; 2. where the delivery deadline of the Goods is established as an essential term, a delay by the Supplier exceeding 2 / 5 hours or 2 / 5 business days in delivering the Goods within the time limit set out in the Schedule shall be considered a serious or repeated deficiency in the performance of an essential term of the Contract, etc.).</w:t>
+              <w:t xml:space="preserve">(specify the cases in which an essential term or terms of the Contract shall be deemed to be performed with serious or repeated deficiencies. When specifying the cases that will be considered serious or repeated deficiencies in the performance of essential terms of the Contract, due regard shall be given to the nature of the specified essential terms of the Contract, the subject-matter and specificity of the Contract, and the Buyer’s needs in each specific case, for example: 1. where compliance with environmental and/or social obligations is established as an essential term, at least two / three instances of non-compliance with such obligations shall be considered a serious or repeated deficiency in the performance of that term, regardless of whether and within what period such deficiencies were remedied; 2. where the time limit for delivery of the Goods is established as an essential term, a delay by the Supplier of more than 2 / 5 hours / 2 / 5 working days in delivering the Goods within the time limit set out in the Schedule shall be considered a serious or repeated deficiency in the performance of an essential term of the Contract, etc.).</w:t>
             </w:r>
           </w:p>
         </w:tc>
@@ -13314,10 +13323,10 @@
                 <w:showingPlcHdr/>
                 <w:dropDownList>
                   <w:listItem w:value="Choose an item."/>
-                  <w:listItem w:displayText="This Contract shall be deemed to have been concluded and shall enter into force on the date of signature of the Contract (the date of signature by the second Party)." w:value="This Contract shall be deemed to have been concluded and shall enter into force on the date of signature of the Contract (the date of signature by the second Party)."/>
-                  <w:listItem w:displayText="This Contract shall be deemed to be concluded when (first) it is signed by both Parties and (second) the Contract Performance Security is provided." w:value="This Contract shall be deemed to be concluded when (first) it is signed by both Parties and (second) the Contract Performance Security is provided."/>
-                  <w:listItem w:displayText="This Contract shall be deemed to be concluded when (first) it is signed by both Parties, and (second) if the contract for the administration and financing of the project co-financed from European Union funds is signed and entered into force." w:value="This Contract shall be deemed to be concluded when (first) it is signed by both Parties, and (second) if the contract for the administration and financing of the project co-financed from European Union funds is signed and entered into force."/>
-                  <w:listItem w:displayText="This Contract may be concluded and will enter into force if its signing is approved by the Buyer's Board and/or the general meeting of shareholders in accordance with the Law on Companies and the Buyer's articles of association." w:value="This Contract may be concluded and will enter into force if its signing is approved by the Buyer's Board and/or the general meeting of shareholders in accordance with the Law on Companies and the Buyer's articles of association."/>
+                  <w:listItem w:displayText="This Contract shall be deemed to have been concluded and shall enter into force on the date of its signature (the date of signature by the second Party)." w:value="This Contract shall be deemed to have been concluded and shall enter into force on the date of its signature (the date of signature by the second Party)."/>
+                  <w:listItem w:displayText="This Contract shall be deemed to have been concluded when (first) it has been signed by both Parties and (second) the Contract Performance Security has been provided." w:value="This Contract shall be deemed to have been concluded when (first) it has been signed by both Parties and (second) the Contract Performance Security has been provided."/>
+                  <w:listItem w:displayText="This Contract shall be deemed to have been concluded when (first) it has been signed by both Parties and (second) the administration and financing agreement for the project co-financed from European Union funds has been signed and has entered into force." w:value="This Contract shall be deemed to have been concluded when (first) it has been signed by both Parties and (second) the administration and financing agreement for the project co-financed from European Union funds has been signed and has entered into force."/>
+                  <w:listItem w:displayText="This Contract may be concluded and shall enter into force if its signing is approved by the Buyer’s Board and/or the General Meeting of Shareholders in accordance with the Republic of Lithuania Law on Companies and the Buyer’s Articles of Association." w:value="This Contract may be concluded and shall enter into force if its signing is approved by the Buyer’s Board and/or the General Meeting of Shareholders in accordance with the Republic of Lithuania Law on Companies and the Buyer’s Articles of Association."/>
                   <w:listItem w:displayText="This Contract shall enter into force and the delivery of the Goods shall commence on [...]." w:value="This Contract shall enter into force and the delivery of the Goods shall commence on [...]."/>
                 </w:dropDownList>
               </w:sdtPr>
@@ -13351,7 +13360,7 @@
                 <w:sz w:val="20"/>
                 <w:lang w:val="en-GB"/>
               </w:rPr>
-              <w:t xml:space="preserve">11.1.2. The Contract is valid until the full fulfilment of the obligations (until the Initial Contract Value has been exhausted, but the term of delivery of the Goods shall not exceed </w:t>
+              <w:t xml:space="preserve">11.1.2. The Contract shall remain in force until the obligations have been performed in full (until the Initial Contract Value has been exhausted, but the time limit for delivery of the Goods may not exceed </w:t>
             </w:r>
             <w:sdt>
               <w:sdtPr>
@@ -13463,7 +13472,7 @@
                 <w:sz w:val="20"/>
                 <w:lang w:val="en-GB"/>
               </w:rPr>
-              <w:t xml:space="preserve">11.2. Extension of the Contract</w:t>
+              <w:t xml:space="preserve">11.2. Extension of the term of the Contract</w:t>
             </w:r>
           </w:p>
         </w:tc>
@@ -13756,7 +13765,7 @@
                 <w:sz w:val="20"/>
                 <w:lang w:val="en-GB"/>
               </w:rPr>
-              <w:t xml:space="preserve">By mutual written Agreement of the Parties, the Contract may be extended under the same conditions (including an increase of the Contract Price where the Contract Price has been exhausted, or without increasing the Contract Price) (select as applicable) once for a period of 12 (twelve) months (or specify another extension period), provided that the need remains and subject to the following circumstance(s) (the Buyer may select from the options provided / delete what is not needed / adjust the options by inserting relevant deadlines / conditions / specify other circumstances under which the Contract may be extended. When specifying the circumstances under which the Contract may be extended, regard shall be had to the object and specificity of the Contract and the Buyer’s needs in each specific case):</w:t>
+              <w:t xml:space="preserve">By mutual written Agreement of the Parties, the Contract may be extended on the same terms and conditions (including an increase of the Contract Price where the Contract Price has been exhausted, or without increasing the Contract Price) (select as applicable) once for a period of 12 (twelve) months (or specify another extension period), provided that the need remains and subject to the following circumstance(s) (the Buyer may select from the options provided / delete those not needed / adjust the options by inserting the relevant time limits / conditions / specify other circumstances under which the Contract may be extended. When specifying the circumstances under which the Contract may be extended, due regard shall be given to the subject-matter and specificity of the Contract and the Buyer’s needs in each specific case):</w:t>
             </w:r>
           </w:p>
           <w:p>
@@ -13816,7 +13825,7 @@
                 <w:sz w:val="20"/>
                 <w:lang w:val="en-GB"/>
               </w:rPr>
-              <w:t xml:space="preserve">11.2.3. the Supplier delivered the Goods without missing the delivery deadlines / the delivery deadline was exceeded by no more than 2 days;</w:t>
+              <w:t xml:space="preserve">11.2.3. the Supplier delivered the Goods without missing the time limits for delivery of the Goods / the time limit for delivery of the Goods was exceeded by no more than 2 days;</w:t>
             </w:r>
           </w:p>
           <w:p>
@@ -14040,7 +14049,7 @@
                 <w:sz w:val="20"/>
                 <w:lang w:val="en-GB"/>
               </w:rPr>
-              <w:t xml:space="preserve">12.1. Grounds for termination</w:t>
+              <w:t xml:space="preserve">12.1. Grounds for termination of the Contract</w:t>
             </w:r>
           </w:p>
         </w:tc>
@@ -14198,38 +14207,38 @@
                 <w:sz w:val="20"/>
                 <w:lang w:val="en-GB"/>
               </w:rPr>
-              <w:t xml:space="preserve">12.1.1. The Contract may be terminated by written agreement between the Parties or unilaterally, in the cases and according to the procedures set out in the General Terms and Conditions and in these Special Terms and Conditions.</w:t>
-            </w:r>
-          </w:p>
-          <w:p>
-            <w:pPr>
-              <w:spacing w:line="276" w:lineRule="auto"/>
-              <w:jc w:val="both"/>
-              <w:rPr>
-                <w:rFonts w:ascii="Arial" w:hAnsi="Arial" w:cs="Arial"/>
-                <w:kern w:val="2"/>
-                <w:sz w:val="20"/>
-              </w:rPr>
-            </w:pPr>
-          </w:p>
-          <w:p>
-            <w:pPr>
-              <w:spacing w:line="276" w:lineRule="auto"/>
-              <w:jc w:val="both"/>
-              <w:rPr>
-                <w:rFonts w:ascii="Arial" w:hAnsi="Arial" w:cs="Arial"/>
-                <w:kern w:val="2"/>
-                <w:sz w:val="20"/>
-              </w:rPr>
-            </w:pPr>
-            <w:r>
-              <w:rPr>
-                <w:rFonts w:ascii="Arial" w:hAnsi="Arial" w:cs="Arial"/>
-                <w:kern w:val="2"/>
-                <w:sz w:val="20"/>
-                <w:lang w:val="en-GB"/>
-              </w:rPr>
-              <w:t xml:space="preserve">12.1.2. The Buyer shall have the right to unilaterally terminate the Contract by giving the Supplier 10 (ten) days’ prior notice if serious breaches of the Partners’ Code of Ethics are identified, or to exercise the right to claim a fine provided for in Clause 9.13 of the Special Terms and Conditions.</w:t>
+              <w:t xml:space="preserve">12.1.1. The Contract may be terminated by written agreement of the Parties or unilaterally in the cases and in accordance with the procedure set out in the General Terms and Conditions and in these Special Terms and Conditions.</w:t>
+            </w:r>
+          </w:p>
+          <w:p>
+            <w:pPr>
+              <w:spacing w:line="276" w:lineRule="auto"/>
+              <w:jc w:val="both"/>
+              <w:rPr>
+                <w:rFonts w:ascii="Arial" w:hAnsi="Arial" w:cs="Arial"/>
+                <w:kern w:val="2"/>
+                <w:sz w:val="20"/>
+              </w:rPr>
+            </w:pPr>
+          </w:p>
+          <w:p>
+            <w:pPr>
+              <w:spacing w:line="276" w:lineRule="auto"/>
+              <w:jc w:val="both"/>
+              <w:rPr>
+                <w:rFonts w:ascii="Arial" w:hAnsi="Arial" w:cs="Arial"/>
+                <w:kern w:val="2"/>
+                <w:sz w:val="20"/>
+              </w:rPr>
+            </w:pPr>
+            <w:r>
+              <w:rPr>
+                <w:rFonts w:ascii="Arial" w:hAnsi="Arial" w:cs="Arial"/>
+                <w:kern w:val="2"/>
+                <w:sz w:val="20"/>
+                <w:lang w:val="en-GB"/>
+              </w:rPr>
+              <w:t xml:space="preserve">12.1.2. The Buyer shall have the right to terminate the Contract unilaterally by giving the Supplier 10 (ten) days’ notice if gross breaches of the Partners’ Code of Ethics are identified, or to exercise the right to claim the penalty provided for in paragraph 9.13 of the Special Terms and Conditions.</w:t>
             </w:r>
           </w:p>
           <w:p>
@@ -15597,282 +15606,187 @@
                 <w:sz w:val="20"/>
                 <w:lang w:val="en-GB"/>
               </w:rPr>
-              <w:t xml:space="preserve">Due to non-compliance with the deadline for delivery of the Goods or their part</w:t>
-            </w:r>
-          </w:p>
-          <w:p>
-            <w:pPr>
-              <w:spacing w:line="276" w:lineRule="auto"/>
-              <w:jc w:val="both"/>
-              <w:rPr>
-                <w:rFonts w:ascii="Arial" w:hAnsi="Arial" w:cs="Arial"/>
-                <w:kern w:val="2"/>
-                <w:sz w:val="20"/>
-              </w:rPr>
-            </w:pPr>
-            <w:r>
-              <w:rPr>
-                <w:rFonts w:ascii="Arial" w:hAnsi="Arial" w:cs="Arial"/>
-                <w:kern w:val="2"/>
-                <w:sz w:val="20"/>
-                <w:lang w:val="en-GB"/>
-              </w:rPr>
-              <w:t xml:space="preserve">12.2.1. The Supplier is considered to have committed a material breach of the Contract if:</w:t>
-            </w:r>
-          </w:p>
-          <w:p>
-            <w:pPr>
-              <w:spacing w:line="276" w:lineRule="auto"/>
-              <w:jc w:val="both"/>
-              <w:rPr>
-                <w:rFonts w:ascii="Arial" w:hAnsi="Arial" w:cs="Arial"/>
-                <w:kern w:val="2"/>
-                <w:sz w:val="20"/>
-              </w:rPr>
-            </w:pPr>
-            <w:r>
-              <w:rPr>
-                <w:rFonts w:ascii="Arial" w:hAnsi="Arial" w:cs="Arial"/>
-                <w:kern w:val="2"/>
-                <w:sz w:val="20"/>
-                <w:lang w:val="en-GB"/>
-              </w:rPr>
-              <w:t xml:space="preserve">12.2.1.1. delayed delivery of the Goods on 2 (two) consecutive occasions (regardless of how long the delay is) or</w:t>
-            </w:r>
-          </w:p>
-          <w:p>
-            <w:pPr>
-              <w:spacing w:line="276" w:lineRule="auto"/>
-              <w:jc w:val="both"/>
-              <w:rPr>
-                <w:rFonts w:ascii="Arial" w:hAnsi="Arial" w:cs="Arial"/>
-                <w:kern w:val="2"/>
-                <w:sz w:val="20"/>
-              </w:rPr>
-            </w:pPr>
-            <w:r>
-              <w:rPr>
-                <w:rFonts w:ascii="Arial" w:hAnsi="Arial" w:cs="Arial"/>
-                <w:kern w:val="2"/>
-                <w:sz w:val="20"/>
-                <w:lang w:val="en-GB"/>
-              </w:rPr>
-              <w:t xml:space="preserve">12.2.1.2. delivers the Goods and/or provides services without complying with the final deadline specified in the Contract or a specific essential interim deadline for longer than:</w:t>
-            </w:r>
-          </w:p>
-          <w:p>
-            <w:pPr>
-              <w:spacing w:line="276" w:lineRule="auto"/>
-              <w:jc w:val="both"/>
-              <w:rPr>
-                <w:rFonts w:ascii="Arial" w:hAnsi="Arial" w:cs="Arial"/>
-                <w:kern w:val="2"/>
-                <w:sz w:val="20"/>
-              </w:rPr>
-            </w:pPr>
-            <w:r>
-              <w:rPr>
-                <w:rFonts w:ascii="Arial" w:hAnsi="Arial" w:cs="Arial"/>
-                <w:kern w:val="2"/>
-                <w:sz w:val="20"/>
-                <w:lang w:val="en-GB"/>
-              </w:rPr>
-              <w:t xml:space="preserve">12.2.1.2.1. 15 (fifteen) days (if the (final or </w:t>
-            </w:r>
-            <w:r>
-              <w:rPr>
-                <w:rFonts w:ascii="Arial" w:hAnsi="Arial" w:cs="Arial"/>
-                <w:kern w:val="2"/>
-                <w:sz w:val="20"/>
-                <w:highlight w:val="yellow"/>
-                <w:lang w:val="en-GB"/>
-              </w:rPr>
-              <w:t xml:space="preserve">essential</w:t>
-            </w:r>
-            <w:r>
-              <w:rPr>
-                <w:rFonts w:ascii="Arial" w:hAnsi="Arial" w:cs="Arial"/>
-                <w:kern w:val="2"/>
-                <w:sz w:val="20"/>
-                <w:lang w:val="en-GB"/>
-              </w:rPr>
-              <w:t xml:space="preserve"> interim) term for the fulfilment of contractual obligations does not exceed 3 (three) months);</w:t>
-            </w:r>
-          </w:p>
-          <w:p>
-            <w:pPr>
-              <w:spacing w:line="276" w:lineRule="auto"/>
-              <w:jc w:val="both"/>
-              <w:rPr>
-                <w:rFonts w:ascii="Arial" w:hAnsi="Arial" w:cs="Arial"/>
-                <w:kern w:val="2"/>
-                <w:sz w:val="20"/>
-              </w:rPr>
-            </w:pPr>
-            <w:r>
-              <w:rPr>
-                <w:rFonts w:ascii="Arial" w:hAnsi="Arial" w:cs="Arial"/>
-                <w:kern w:val="2"/>
-                <w:sz w:val="20"/>
-                <w:lang w:val="en-GB"/>
-              </w:rPr>
-              <w:t xml:space="preserve">12.2.1.2.2. 30 (thirty) days (if the (final or </w:t>
-            </w:r>
-            <w:r>
-              <w:rPr>
-                <w:rFonts w:ascii="Arial" w:hAnsi="Arial" w:cs="Arial"/>
-                <w:kern w:val="2"/>
-                <w:sz w:val="20"/>
-                <w:highlight w:val="yellow"/>
-                <w:lang w:val="en-GB"/>
-              </w:rPr>
-              <w:t xml:space="preserve">essential</w:t>
-            </w:r>
-            <w:r>
-              <w:rPr>
-                <w:rFonts w:ascii="Arial" w:hAnsi="Arial" w:cs="Arial"/>
-                <w:kern w:val="2"/>
-                <w:sz w:val="20"/>
-                <w:lang w:val="en-GB"/>
-              </w:rPr>
-              <w:t xml:space="preserve"> interim) term for the fulfilment of contractual obligations is longer than 3 (three) months, but not longer than 6 (six) months);</w:t>
-            </w:r>
-          </w:p>
-          <w:p>
-            <w:pPr>
-              <w:spacing w:line="276" w:lineRule="auto"/>
-              <w:jc w:val="both"/>
-              <w:rPr>
-                <w:rFonts w:ascii="Arial" w:hAnsi="Arial" w:cs="Arial"/>
-                <w:kern w:val="2"/>
-                <w:sz w:val="20"/>
-              </w:rPr>
-            </w:pPr>
-            <w:r>
-              <w:rPr>
-                <w:rFonts w:ascii="Arial" w:hAnsi="Arial" w:cs="Arial"/>
-                <w:kern w:val="2"/>
-                <w:sz w:val="20"/>
-                <w:lang w:val="en-GB"/>
-              </w:rPr>
-              <w:t xml:space="preserve">12.2.1.2.3. 45 (forty-five) days (if the (final or </w:t>
-            </w:r>
-            <w:r>
-              <w:rPr>
-                <w:rFonts w:ascii="Arial" w:hAnsi="Arial" w:cs="Arial"/>
-                <w:kern w:val="2"/>
-                <w:sz w:val="20"/>
-                <w:highlight w:val="yellow"/>
-                <w:lang w:val="en-GB"/>
-              </w:rPr>
-              <w:t xml:space="preserve">essential</w:t>
-            </w:r>
-            <w:r>
-              <w:rPr>
-                <w:rFonts w:ascii="Arial" w:hAnsi="Arial" w:cs="Arial"/>
-                <w:kern w:val="2"/>
-                <w:sz w:val="20"/>
-                <w:lang w:val="en-GB"/>
-              </w:rPr>
-              <w:t xml:space="preserve"> interim) term for the fulfilment of contractual obligations is longer than 6 (six) months, but not longer than 12 (twelve) months);</w:t>
-            </w:r>
-          </w:p>
-          <w:p>
-            <w:pPr>
-              <w:spacing w:line="276" w:lineRule="auto"/>
-              <w:jc w:val="both"/>
-              <w:rPr>
-                <w:rFonts w:ascii="Arial" w:hAnsi="Arial" w:cs="Arial"/>
-                <w:kern w:val="2"/>
-                <w:sz w:val="20"/>
-              </w:rPr>
-            </w:pPr>
-            <w:r>
-              <w:rPr>
-                <w:rFonts w:ascii="Arial" w:hAnsi="Arial" w:cs="Arial"/>
-                <w:kern w:val="2"/>
-                <w:sz w:val="20"/>
-                <w:lang w:val="en-GB"/>
-              </w:rPr>
-              <w:t xml:space="preserve">12.2.1.2.4. 60 (sixty) days (if the (final or </w:t>
-            </w:r>
-            <w:r>
-              <w:rPr>
-                <w:rFonts w:ascii="Arial" w:hAnsi="Arial" w:cs="Arial"/>
-                <w:kern w:val="2"/>
-                <w:sz w:val="20"/>
-                <w:highlight w:val="yellow"/>
-                <w:lang w:val="en-GB"/>
-              </w:rPr>
-              <w:t xml:space="preserve">essential</w:t>
-            </w:r>
-            <w:r>
-              <w:rPr>
-                <w:rFonts w:ascii="Arial" w:hAnsi="Arial" w:cs="Arial"/>
-                <w:kern w:val="2"/>
-                <w:sz w:val="20"/>
-                <w:lang w:val="en-GB"/>
-              </w:rPr>
-              <w:t xml:space="preserve"> interim) term for the fulfilment of contractual obligations is longer than 12 (twelve) months) or</w:t>
-            </w:r>
-          </w:p>
-          <w:p>
-            <w:pPr>
-              <w:spacing w:line="276" w:lineRule="auto"/>
-              <w:jc w:val="both"/>
-              <w:rPr>
-                <w:rFonts w:ascii="Arial" w:hAnsi="Arial" w:cs="Arial"/>
-                <w:kern w:val="2"/>
-                <w:sz w:val="20"/>
-              </w:rPr>
-            </w:pPr>
-            <w:r>
-              <w:rPr>
-                <w:rFonts w:ascii="Arial" w:hAnsi="Arial" w:cs="Arial"/>
-                <w:kern w:val="2"/>
-                <w:sz w:val="20"/>
-                <w:lang w:val="en-GB"/>
-              </w:rPr>
-              <w:t xml:space="preserve">12.2.1.3. The deadlines for the delivery of the Goods have been violated in such a way that the amount of penalties for the delay exceeds 20 (twenty) percent </w:t>
-            </w:r>
-            <w:r>
-              <w:rPr>
-                <w:rFonts w:ascii="Arial" w:hAnsi="Arial" w:cs="Arial"/>
-                <w:kern w:val="2"/>
-                <w:sz w:val="20"/>
-                <w:highlight w:val="yellow"/>
-                <w:lang w:val="en-GB"/>
-              </w:rPr>
-              <w:t xml:space="preserve">of the</w:t>
-            </w:r>
-            <w:r>
-              <w:rPr>
-                <w:rFonts w:ascii="Arial" w:hAnsi="Arial" w:cs="Arial"/>
-                <w:kern w:val="2"/>
-                <w:sz w:val="20"/>
-                <w:lang w:val="en-GB"/>
-              </w:rPr>
-              <w:t xml:space="preserve"> Initial Contract Value or</w:t>
-            </w:r>
-          </w:p>
-          <w:p>
-            <w:pPr>
-              <w:spacing w:line="276" w:lineRule="auto"/>
-              <w:jc w:val="both"/>
-              <w:rPr>
-                <w:rFonts w:ascii="Arial" w:hAnsi="Arial" w:cs="Arial"/>
-                <w:kern w:val="2"/>
-                <w:sz w:val="20"/>
-              </w:rPr>
-            </w:pPr>
-            <w:r>
-              <w:rPr>
-                <w:rFonts w:ascii="Arial" w:hAnsi="Arial" w:cs="Arial"/>
-                <w:kern w:val="2"/>
-                <w:sz w:val="20"/>
-                <w:lang w:val="en-GB"/>
-              </w:rPr>
-              <w:t xml:space="preserve">12.2.1.4. The Supplier violates the deadlines for the delivery of the Goods and due to the delay in the delivery of the Goods, the Goods become unnecessary (in this case, the Supplier has no right to rely on clause 12.2.1.2).</w:t>
+              <w:t xml:space="preserve">Failure to meet the time limit for delivery of the Goods or a part thereof</w:t>
+            </w:r>
+          </w:p>
+          <w:p>
+            <w:pPr>
+              <w:spacing w:line="276" w:lineRule="auto"/>
+              <w:jc w:val="both"/>
+              <w:rPr>
+                <w:rFonts w:ascii="Arial" w:hAnsi="Arial" w:cs="Arial"/>
+                <w:kern w:val="2"/>
+                <w:sz w:val="20"/>
+              </w:rPr>
+            </w:pPr>
+            <w:r>
+              <w:rPr>
+                <w:rFonts w:ascii="Arial" w:hAnsi="Arial" w:cs="Arial"/>
+                <w:kern w:val="2"/>
+                <w:sz w:val="20"/>
+                <w:lang w:val="en-GB"/>
+              </w:rPr>
+              <w:t xml:space="preserve">12.2.1. The Supplier shall be deemed to have committed a material breach of the Contract if:</w:t>
+            </w:r>
+          </w:p>
+          <w:p>
+            <w:pPr>
+              <w:spacing w:line="276" w:lineRule="auto"/>
+              <w:jc w:val="both"/>
+              <w:rPr>
+                <w:rFonts w:ascii="Arial" w:hAnsi="Arial" w:cs="Arial"/>
+                <w:kern w:val="2"/>
+                <w:sz w:val="20"/>
+              </w:rPr>
+            </w:pPr>
+            <w:r>
+              <w:rPr>
+                <w:rFonts w:ascii="Arial" w:hAnsi="Arial" w:cs="Arial"/>
+                <w:kern w:val="2"/>
+                <w:sz w:val="20"/>
+                <w:lang w:val="en-GB"/>
+              </w:rPr>
+              <w:t xml:space="preserve">12.2.1.1. is late in delivering the Goods on 2 (two) consecutive occasions (irrespective of the length of the delay) or</w:t>
+            </w:r>
+          </w:p>
+          <w:p>
+            <w:pPr>
+              <w:spacing w:line="276" w:lineRule="auto"/>
+              <w:jc w:val="both"/>
+              <w:rPr>
+                <w:rFonts w:ascii="Arial" w:hAnsi="Arial" w:cs="Arial"/>
+                <w:kern w:val="2"/>
+                <w:sz w:val="20"/>
+              </w:rPr>
+            </w:pPr>
+            <w:r>
+              <w:rPr>
+                <w:rFonts w:ascii="Arial" w:hAnsi="Arial" w:cs="Arial"/>
+                <w:kern w:val="2"/>
+                <w:sz w:val="20"/>
+                <w:lang w:val="en-GB"/>
+              </w:rPr>
+              <w:t xml:space="preserve">12.2.1.2. delivers the Goods and/or provides the services in breach of the final time limit or a specific essential interim time limit set out in the Contract by more than:</w:t>
+            </w:r>
+          </w:p>
+          <w:p>
+            <w:pPr>
+              <w:spacing w:line="276" w:lineRule="auto"/>
+              <w:jc w:val="both"/>
+              <w:rPr>
+                <w:rFonts w:ascii="Arial" w:hAnsi="Arial" w:cs="Arial"/>
+                <w:kern w:val="2"/>
+                <w:sz w:val="20"/>
+              </w:rPr>
+            </w:pPr>
+            <w:r>
+              <w:rPr>
+                <w:rFonts w:ascii="Arial" w:hAnsi="Arial" w:cs="Arial"/>
+                <w:kern w:val="2"/>
+                <w:sz w:val="20"/>
+                <w:lang w:val="en-GB"/>
+              </w:rPr>
+              <w:t xml:space="preserve">12.2.1.2.1. 15 (fifteen) days (where the (final or essential interim) time limit for the performance of the contractual obligations does not exceed 3 (three) months);</w:t>
+            </w:r>
+          </w:p>
+          <w:p>
+            <w:pPr>
+              <w:spacing w:line="276" w:lineRule="auto"/>
+              <w:jc w:val="both"/>
+              <w:rPr>
+                <w:rFonts w:ascii="Arial" w:hAnsi="Arial" w:cs="Arial"/>
+                <w:kern w:val="2"/>
+                <w:sz w:val="20"/>
+              </w:rPr>
+            </w:pPr>
+            <w:r>
+              <w:rPr>
+                <w:rFonts w:ascii="Arial" w:hAnsi="Arial" w:cs="Arial"/>
+                <w:kern w:val="2"/>
+                <w:sz w:val="20"/>
+                <w:lang w:val="en-GB"/>
+              </w:rPr>
+              <w:t xml:space="preserve">12.2.1.2.2. 30 (thirty) days (where the (final or essential interim) time limit for the performance of the contractual obligations exceeds 3 (three) months but does not exceed 6 (six) months);</w:t>
+            </w:r>
+          </w:p>
+          <w:p>
+            <w:pPr>
+              <w:spacing w:line="276" w:lineRule="auto"/>
+              <w:jc w:val="both"/>
+              <w:rPr>
+                <w:rFonts w:ascii="Arial" w:hAnsi="Arial" w:cs="Arial"/>
+                <w:kern w:val="2"/>
+                <w:sz w:val="20"/>
+              </w:rPr>
+            </w:pPr>
+            <w:r>
+              <w:rPr>
+                <w:rFonts w:ascii="Arial" w:hAnsi="Arial" w:cs="Arial"/>
+                <w:kern w:val="2"/>
+                <w:sz w:val="20"/>
+                <w:lang w:val="en-GB"/>
+              </w:rPr>
+              <w:t xml:space="preserve">12.2.1.2.3. 45 (forty-five) days (where the (final or essential interim) time limit for the performance of the contractual obligations exceeds 6 (six) months but does not exceed 12 (twelve) months);</w:t>
+            </w:r>
+          </w:p>
+          <w:p>
+            <w:pPr>
+              <w:spacing w:line="276" w:lineRule="auto"/>
+              <w:jc w:val="both"/>
+              <w:rPr>
+                <w:rFonts w:ascii="Arial" w:hAnsi="Arial" w:cs="Arial"/>
+                <w:kern w:val="2"/>
+                <w:sz w:val="20"/>
+              </w:rPr>
+            </w:pPr>
+            <w:r>
+              <w:rPr>
+                <w:rFonts w:ascii="Arial" w:hAnsi="Arial" w:cs="Arial"/>
+                <w:kern w:val="2"/>
+                <w:sz w:val="20"/>
+                <w:lang w:val="en-GB"/>
+              </w:rPr>
+              <w:t xml:space="preserve">12.2.1.2.4. 60 (sixty) days (where the (final or essential interim) time limit for the performance of the contractual obligations exceeds 12 (twelve) months) or</w:t>
+            </w:r>
+          </w:p>
+          <w:p>
+            <w:pPr>
+              <w:spacing w:line="276" w:lineRule="auto"/>
+              <w:jc w:val="both"/>
+              <w:rPr>
+                <w:rFonts w:ascii="Arial" w:hAnsi="Arial" w:cs="Arial"/>
+                <w:kern w:val="2"/>
+                <w:sz w:val="20"/>
+              </w:rPr>
+            </w:pPr>
+            <w:r>
+              <w:rPr>
+                <w:rFonts w:ascii="Arial" w:hAnsi="Arial" w:cs="Arial"/>
+                <w:kern w:val="2"/>
+                <w:sz w:val="20"/>
+                <w:lang w:val="en-GB"/>
+              </w:rPr>
+              <w:t xml:space="preserve">12.2.1.3. the time limits for delivery of the Goods are breached to such an extent that the amount of the liquidated damages accrued for the delay exceeds 20 (twenty) per cent of the Initial Contract Value or</w:t>
+            </w:r>
+          </w:p>
+          <w:p>
+            <w:pPr>
+              <w:spacing w:line="276" w:lineRule="auto"/>
+              <w:jc w:val="both"/>
+              <w:rPr>
+                <w:rFonts w:ascii="Arial" w:hAnsi="Arial" w:cs="Arial"/>
+                <w:kern w:val="2"/>
+                <w:sz w:val="20"/>
+              </w:rPr>
+            </w:pPr>
+            <w:r>
+              <w:rPr>
+                <w:rFonts w:ascii="Arial" w:hAnsi="Arial" w:cs="Arial"/>
+                <w:kern w:val="2"/>
+                <w:sz w:val="20"/>
+                <w:lang w:val="en-GB"/>
+              </w:rPr>
+              <w:t xml:space="preserve">12.2.1.4. the Supplier fails to meet the time limits for delivery of the Goods and, as a result of the delay in delivery, the Goods are no longer needed (in which case the Supplier shall not be entitled to rely on paragraph 12.2.1.2).</w:t>
             </w:r>
           </w:p>
           <w:p>
@@ -15906,139 +15820,119 @@
                 <w:bCs/>
                 <w:kern w:val="2"/>
                 <w:sz w:val="20"/>
-                <w:highlight w:val="yellow"/>
-                <w:lang w:val="en-GB"/>
-              </w:rPr>
-              <w:t xml:space="preserve">Due to changes in the price/rates (except for Clause 5.3)</w:t>
-            </w:r>
-          </w:p>
-          <w:p>
-            <w:pPr>
-              <w:spacing w:line="276" w:lineRule="auto"/>
-              <w:jc w:val="both"/>
-              <w:rPr>
-                <w:rFonts w:ascii="Arial" w:hAnsi="Arial" w:cs="Arial"/>
-                <w:kern w:val="2"/>
-                <w:sz w:val="20"/>
-              </w:rPr>
-            </w:pPr>
-            <w:r>
-              <w:rPr>
-                <w:rFonts w:ascii="Arial" w:hAnsi="Arial" w:cs="Arial"/>
-                <w:kern w:val="2"/>
-                <w:sz w:val="20"/>
-                <w:lang w:val="en-GB"/>
-              </w:rPr>
-              <w:t xml:space="preserve">12.2.2. if the Supplier does not fulfill the assumed obligations for the Contract Price/rates specified in the Contract.</w:t>
-            </w:r>
-          </w:p>
-          <w:p>
-            <w:pPr>
-              <w:spacing w:line="276" w:lineRule="auto"/>
-              <w:jc w:val="both"/>
-              <w:rPr>
-                <w:rFonts w:ascii="Arial" w:hAnsi="Arial" w:cs="Arial"/>
-                <w:kern w:val="2"/>
-                <w:sz w:val="20"/>
-              </w:rPr>
-            </w:pPr>
-          </w:p>
-          <w:p>
-            <w:pPr>
-              <w:spacing w:line="276" w:lineRule="auto"/>
-              <w:jc w:val="both"/>
-              <w:rPr>
-                <w:rFonts w:ascii="Arial" w:hAnsi="Arial" w:cs="Arial"/>
-                <w:b/>
-                <w:bCs/>
-                <w:kern w:val="2"/>
-                <w:sz w:val="20"/>
-              </w:rPr>
-            </w:pPr>
-            <w:r>
-              <w:rPr>
-                <w:rFonts w:ascii="Arial" w:hAnsi="Arial" w:cs="Arial"/>
-                <w:b/>
-                <w:bCs/>
-                <w:kern w:val="2"/>
-                <w:sz w:val="20"/>
-                <w:lang w:val="en-GB"/>
-              </w:rPr>
-              <w:t xml:space="preserve">Due to quality assessment criteria</w:t>
-            </w:r>
-          </w:p>
-          <w:p>
-            <w:pPr>
-              <w:spacing w:line="276" w:lineRule="auto"/>
-              <w:jc w:val="both"/>
-              <w:rPr>
-                <w:rFonts w:ascii="Arial" w:hAnsi="Arial" w:cs="Arial"/>
-                <w:kern w:val="2"/>
-                <w:sz w:val="20"/>
-              </w:rPr>
-            </w:pPr>
-            <w:r>
-              <w:rPr>
-                <w:rFonts w:ascii="Arial" w:hAnsi="Arial" w:cs="Arial"/>
-                <w:kern w:val="2"/>
-                <w:sz w:val="20"/>
-                <w:lang w:val="en-GB"/>
-              </w:rPr>
-              <w:t xml:space="preserve">12.2.3. if it turns out that the Supplier does not fulfil the obligations that </w:t>
-            </w:r>
-            <w:r>
-              <w:rPr>
-                <w:rFonts w:ascii="Arial" w:hAnsi="Arial" w:cs="Arial"/>
-                <w:kern w:val="2"/>
-                <w:sz w:val="20"/>
-                <w:highlight w:val="yellow"/>
-                <w:lang w:val="en-GB"/>
-              </w:rPr>
-              <w:t xml:space="preserve">during the evaluation of tenders</w:t>
-            </w:r>
-            <w:r>
-              <w:rPr>
-                <w:rFonts w:ascii="Arial" w:hAnsi="Arial" w:cs="Arial"/>
-                <w:kern w:val="2"/>
-                <w:sz w:val="20"/>
-                <w:lang w:val="en-GB"/>
-              </w:rPr>
-              <w:t xml:space="preserve"> were determined in the procurement documents as tender evaluation criteria and for which values were assigned to the Supplier, when the tender was evaluated according to the price-quality ratio and the Supplier does not correct violations within 10 (ten) working days or the Buyer determines such violations 2 (two) times</w:t>
-            </w:r>
-          </w:p>
-          <w:p>
-            <w:pPr>
-              <w:spacing w:line="276" w:lineRule="auto"/>
-              <w:jc w:val="both"/>
-              <w:rPr>
-                <w:rFonts w:ascii="Arial" w:hAnsi="Arial" w:cs="Arial"/>
-                <w:kern w:val="2"/>
-                <w:sz w:val="20"/>
-              </w:rPr>
-            </w:pPr>
-          </w:p>
-          <w:p>
-            <w:pPr>
-              <w:spacing w:line="276" w:lineRule="auto"/>
-              <w:jc w:val="both"/>
-              <w:rPr>
-                <w:rFonts w:ascii="Arial" w:hAnsi="Arial" w:cs="Arial"/>
-                <w:b/>
-                <w:bCs/>
-                <w:kern w:val="2"/>
-                <w:sz w:val="20"/>
-              </w:rPr>
-            </w:pPr>
-            <w:r>
-              <w:rPr>
-                <w:rFonts w:ascii="Arial" w:hAnsi="Arial" w:cs="Arial"/>
-                <w:b/>
-                <w:bCs/>
-                <w:kern w:val="2"/>
-                <w:sz w:val="20"/>
-                <w:lang w:val="en-GB"/>
-              </w:rPr>
-              <w:t xml:space="preserve">Due to the quality of the Goods</w:t>
+                <w:lang w:val="en-GB"/>
+              </w:rPr>
+              <w:t xml:space="preserve">Change of the price/rates (except under paragraph 5.3)</w:t>
+            </w:r>
+          </w:p>
+          <w:p>
+            <w:pPr>
+              <w:spacing w:line="276" w:lineRule="auto"/>
+              <w:jc w:val="both"/>
+              <w:rPr>
+                <w:rFonts w:ascii="Arial" w:hAnsi="Arial" w:cs="Arial"/>
+                <w:kern w:val="2"/>
+                <w:sz w:val="20"/>
+              </w:rPr>
+            </w:pPr>
+            <w:r>
+              <w:rPr>
+                <w:rFonts w:ascii="Arial" w:hAnsi="Arial" w:cs="Arial"/>
+                <w:kern w:val="2"/>
+                <w:sz w:val="20"/>
+                <w:lang w:val="en-GB"/>
+              </w:rPr>
+              <w:t xml:space="preserve">12.2.2. if the Supplier fails to perform its obligations at the Contract Price/rates set out in the Contract.</w:t>
+            </w:r>
+          </w:p>
+          <w:p>
+            <w:pPr>
+              <w:spacing w:line="276" w:lineRule="auto"/>
+              <w:jc w:val="both"/>
+              <w:rPr>
+                <w:rFonts w:ascii="Arial" w:hAnsi="Arial" w:cs="Arial"/>
+                <w:kern w:val="2"/>
+                <w:sz w:val="20"/>
+              </w:rPr>
+            </w:pPr>
+          </w:p>
+          <w:p>
+            <w:pPr>
+              <w:spacing w:line="276" w:lineRule="auto"/>
+              <w:jc w:val="both"/>
+              <w:rPr>
+                <w:rFonts w:ascii="Arial" w:hAnsi="Arial" w:cs="Arial"/>
+                <w:b/>
+                <w:bCs/>
+                <w:kern w:val="2"/>
+                <w:sz w:val="20"/>
+              </w:rPr>
+            </w:pPr>
+            <w:r>
+              <w:rPr>
+                <w:rFonts w:ascii="Arial" w:hAnsi="Arial" w:cs="Arial"/>
+                <w:b/>
+                <w:bCs/>
+                <w:kern w:val="2"/>
+                <w:sz w:val="20"/>
+                <w:lang w:val="en-GB"/>
+              </w:rPr>
+              <w:t xml:space="preserve">Quality evaluation criteria</w:t>
+            </w:r>
+          </w:p>
+          <w:p>
+            <w:pPr>
+              <w:spacing w:line="276" w:lineRule="auto"/>
+              <w:jc w:val="both"/>
+              <w:rPr>
+                <w:rFonts w:ascii="Arial" w:hAnsi="Arial" w:cs="Arial"/>
+                <w:kern w:val="2"/>
+                <w:sz w:val="20"/>
+              </w:rPr>
+            </w:pPr>
+            <w:r>
+              <w:rPr>
+                <w:rFonts w:ascii="Arial" w:hAnsi="Arial" w:cs="Arial"/>
+                <w:kern w:val="2"/>
+                <w:sz w:val="20"/>
+                <w:lang w:val="en-GB"/>
+              </w:rPr>
+              <w:t xml:space="preserve">12.2.3. if it becomes apparent that the Supplier fails to perform the obligations which were set out in the procurement documents as tender evaluation criteria and for which the Supplier was awarded scores during the evaluation of tenders, where the tender was evaluated on the basis of the price-quality ratio, and the Supplier fails to remedy the breaches within 10 (ten) working days or the Buyer identifies such breaches 2 (two) times</w:t>
+            </w:r>
+          </w:p>
+          <w:p>
+            <w:pPr>
+              <w:spacing w:line="276" w:lineRule="auto"/>
+              <w:jc w:val="both"/>
+              <w:rPr>
+                <w:rFonts w:ascii="Arial" w:hAnsi="Arial" w:cs="Arial"/>
+                <w:kern w:val="2"/>
+                <w:sz w:val="20"/>
+              </w:rPr>
+            </w:pPr>
+          </w:p>
+          <w:p>
+            <w:pPr>
+              <w:spacing w:line="276" w:lineRule="auto"/>
+              <w:jc w:val="both"/>
+              <w:rPr>
+                <w:rFonts w:ascii="Arial" w:hAnsi="Arial" w:cs="Arial"/>
+                <w:b/>
+                <w:bCs/>
+                <w:kern w:val="2"/>
+                <w:sz w:val="20"/>
+              </w:rPr>
+            </w:pPr>
+            <w:r>
+              <w:rPr>
+                <w:rFonts w:ascii="Arial" w:hAnsi="Arial" w:cs="Arial"/>
+                <w:b/>
+                <w:bCs/>
+                <w:kern w:val="2"/>
+                <w:sz w:val="20"/>
+                <w:lang w:val="en-GB"/>
+              </w:rPr>
+              <w:t xml:space="preserve">Quality of the Goods</w:t>
             </w:r>
           </w:p>
           <w:p>
@@ -16064,7 +15958,7 @@
                 <w:sz w:val="20"/>
                 <w:lang w:val="en-GB"/>
               </w:rPr>
-              <w:t xml:space="preserve">12.2.4. The Supplier delivers the Goods more than 2 (two) times, which do not meet the requirements set forth in the Contract and/or Laws for the Goods.</w:t>
+              <w:t xml:space="preserve">12.2.4. The Supplier delivers, more than 2 (two) times, Goods which do not meet the requirements for the Goods set out in the Contract and/or in legislation.</w:t>
             </w:r>
           </w:p>
           <w:p>
@@ -16111,7 +16005,7 @@
                 <w:sz w:val="20"/>
                 <w:lang w:val="en-GB"/>
               </w:rPr>
-              <w:t xml:space="preserve">Due to the qualifications of the Supplier, sub-supplier or specialists</w:t>
+              <w:t xml:space="preserve">Qualification of the Supplier, subcontractors or specialists</w:t>
             </w:r>
           </w:p>
           <w:p>
@@ -16137,7 +16031,7 @@
                 <w:sz w:val="20"/>
                 <w:lang w:val="en-GB"/>
               </w:rPr>
-              <w:t xml:space="preserve">12.2.5. The Supplier's qualifications no longer correspond to the requirements for the proper execution of the Contract established in the procurement documents, and these discrepancies were not corrected within 14 (fourteen) calendar days from the day the qualification became non-compliant.</w:t>
+              <w:t xml:space="preserve">12.2.5. The Supplier’s qualifications no longer meet the requirements necessary for the proper performance of the Contract set out in the procurement documents and the non-compliance has not been remedied within 14 (fourteen) calendar days from the date on which the qualifications ceased to comply.</w:t>
             </w:r>
           </w:p>
           <w:p>
@@ -16184,7 +16078,7 @@
                 <w:sz w:val="20"/>
                 <w:lang w:val="en-GB"/>
               </w:rPr>
-              <w:t xml:space="preserve">Due to competition, intellectual property, confidential information</w:t>
+              <w:t xml:space="preserve">Competition, intellectual property and confidential information</w:t>
             </w:r>
           </w:p>
           <w:p>
@@ -16210,7 +16104,7 @@
                 <w:sz w:val="20"/>
                 <w:lang w:val="en-GB"/>
               </w:rPr>
-              <w:t xml:space="preserve">12.2.6. The Supplier violates the provisions of this Contract governing competition, management of intellectual property or confidential information.</w:t>
+              <w:t xml:space="preserve">12.2.6. The Supplier breaches the provisions of this Contract governing competition, intellectual property or the management of confidential information.</w:t>
             </w:r>
           </w:p>
           <w:p>
@@ -16257,7 +16151,7 @@
                 <w:sz w:val="20"/>
                 <w:lang w:val="en-GB"/>
               </w:rPr>
-              <w:t xml:space="preserve">Due to transfer of rights</w:t>
+              <w:t xml:space="preserve">Transfer of rights</w:t>
             </w:r>
           </w:p>
           <w:p>
@@ -16283,7 +16177,7 @@
                 <w:sz w:val="20"/>
                 <w:lang w:val="en-GB"/>
               </w:rPr>
-              <w:t xml:space="preserve">12.2.7. The Supplier transferred its rights and/or obligations under the Contract to third parties without the written consent of the Buyer.</w:t>
+              <w:t xml:space="preserve">12.2.7. The Supplier has transferred its rights and/or obligations under the Contract to third parties without the Buyer’s written consent.</w:t>
             </w:r>
           </w:p>
           <w:p>
@@ -16332,7 +16226,7 @@
                 <w:sz w:val="20"/>
                 <w:lang w:val="en-GB"/>
               </w:rPr>
-              <w:t xml:space="preserve">Due to warranty defects</w:t>
+              <w:t xml:space="preserve">Warranty defects</w:t>
             </w:r>
           </w:p>
           <w:p>
@@ -16358,7 +16252,7 @@
                 <w:sz w:val="20"/>
                 <w:lang w:val="en-GB"/>
               </w:rPr>
-              <w:t xml:space="preserve">12.2.8. The supplier does not remove warranty defects or removes them for longer than 45 (forty-five) days.</w:t>
+              <w:t xml:space="preserve">12.2.8. The Supplier fails to remedy warranty defects or takes longer than 45 (forty-five) days to remedy them.</w:t>
             </w:r>
           </w:p>
         </w:tc>
@@ -16786,11 +16680,10 @@
                 <w:color w:val="000000"/>
                 <w:kern w:val="2"/>
                 <w:sz w:val="20"/>
-                <w:highlight w:val="yellow"/>
                 <w:shd w:val="clear" w:color="auto" w:fill="FFFFFF"/>
                 <w:lang w:val="en-GB"/>
               </w:rPr>
-              <w:t xml:space="preserve">The environmental criteria for the Goods shall be established in accordance with paragraph </w:t>
+              <w:t xml:space="preserve">The environmental criteria for the Goods shall be established in accordance with subpoint </w:t>
             </w:r>
             <w:r>
               <w:rPr>
@@ -16809,31 +16702,30 @@
                 <w:color w:val="000000"/>
                 <w:kern w:val="2"/>
                 <w:sz w:val="20"/>
-                <w:highlight w:val="yellow"/>
                 <w:shd w:val="clear" w:color="auto" w:fill="FFFFFF"/>
                 <w:lang w:val="en-GB"/>
               </w:rPr>
-              <w:t xml:space="preserve"> of the Description of the Procedure for the Application of Environmental Criteria in Green Procurement approved by Order No D1-508 of the Minister of Environment of the Republic of Lithuania of 28 June 2011 “On the Approval of the Description of the Procedure for the Application of Environmental Criteria in Green Procurement” (hereinafter referred to as the Description).</w:t>
-            </w:r>
-          </w:p>
-          <w:p>
-            <w:pPr>
-              <w:spacing w:line="276" w:lineRule="auto"/>
-              <w:jc w:val="both"/>
-              <w:rPr>
-                <w:rFonts w:ascii="Arial" w:hAnsi="Arial" w:cs="Arial"/>
-                <w:kern w:val="2"/>
-                <w:sz w:val="20"/>
-              </w:rPr>
-            </w:pPr>
-            <w:r>
-              <w:rPr>
-                <w:rFonts w:ascii="Arial" w:hAnsi="Arial" w:cs="Arial"/>
-                <w:kern w:val="2"/>
-                <w:sz w:val="20"/>
-                <w:lang w:val="en-GB"/>
-              </w:rPr>
-              <w:t xml:space="preserve">If the Supplier is found not to comply with the criterion (criteria) set out in this sub-clause, the Supplier shall be liable to a fine of the amount set out in Clause 9.5 of the Special Terms and Conditions.</w:t>
+              <w:t xml:space="preserve"> of the Description of the Procedure for the Application of Environmental Criteria in Green Procurement, approved by Order No D1-508 of the Minister of Environment of the Republic of Lithuania of 28 June 2011 “On the Approval of the Description of the Procedure for the Application of Environmental Criteria in Green Procurement” (hereinafter referred to as the “Description of the Procedure”).</w:t>
+            </w:r>
+          </w:p>
+          <w:p>
+            <w:pPr>
+              <w:spacing w:line="276" w:lineRule="auto"/>
+              <w:jc w:val="both"/>
+              <w:rPr>
+                <w:rFonts w:ascii="Arial" w:hAnsi="Arial" w:cs="Arial"/>
+                <w:kern w:val="2"/>
+                <w:sz w:val="20"/>
+              </w:rPr>
+            </w:pPr>
+            <w:r>
+              <w:rPr>
+                <w:rFonts w:ascii="Arial" w:hAnsi="Arial" w:cs="Arial"/>
+                <w:kern w:val="2"/>
+                <w:sz w:val="20"/>
+                <w:lang w:val="en-GB"/>
+              </w:rPr>
+              <w:t xml:space="preserve">Where the Supplier is found not to comply with the criterion (criteria) set out in this subparagraph, the Supplier shall be subject to the penalty in the amount specified in paragraph 9.5 of the Special Terms and Conditions.</w:t>
             </w:r>
           </w:p>
         </w:tc>
@@ -16924,7 +16816,7 @@
                 <w:sz w:val="20"/>
                 <w:lang w:val="en-GB"/>
               </w:rPr>
-              <w:t xml:space="preserve">13.2. Environmental criteria relating to the packaging of Goods</w:t>
+              <w:t xml:space="preserve">13.2. Environmental criteria relating to the packaging of the Goods</w:t>
             </w:r>
           </w:p>
         </w:tc>
@@ -17206,7 +17098,7 @@
                 <w:sz w:val="20"/>
                 <w:lang w:val="en-GB"/>
               </w:rPr>
-              <w:t xml:space="preserve">The Supplier shall provide to the Buyer a packing list indicating the following information: type of packaging (primary, secondary, tertiary) and units and weight of each type; packaging material (glass, plastic, PET, paper and cardboard, metal (ferrous metals), metal (aluminium), wood, combined (to be specified, other). In respect of combined packaging, the percentage composition of this packaging by material (glass, plastic, PET, paper or cardboard, ferrous metal, aluminium, wood or other) must be additionally indicated. The provided information shall include the method of use of the packaging, i.e. single-use or reusable, and the method of processing of such packaging waste, i.e. recyclable or non-recyclable </w:t>
+              <w:t xml:space="preserve">The Supplier shall provide the Buyer with a packing list stating: the packaging category (primary, secondary, tertiary) and the number of units and weight of each category; the packaging material (glass, plastic, PET, paper and cardboard, metal (ferrous metals), metal (aluminium), wood, composite (to be specified), other). For composite packaging, the percentage composition of the packaging by material (glass, plastic, PET, paper or cardboard, ferrous metal, aluminium, wood or other) shall also be indicated. The method of use of the packaging (single-use or reusable) and the method of treatment of the packaging waste (recyclable or non-recyclable) shall also be indicated </w:t>
             </w:r>
             <w:r>
               <w:rPr>
@@ -17216,7 +17108,7 @@
                 <w:sz w:val="20"/>
                 <w:lang w:val="en-GB"/>
               </w:rPr>
-              <w:t xml:space="preserve">(applicable if the goods are acquired from the Supplier whose business activities are registered outside Lithuania). </w:t>
+              <w:t xml:space="preserve">(applicable where the Goods are purchased from a Supplier whose business is registered outside Lithuania).</w:t>
             </w:r>
           </w:p>
         </w:tc>
@@ -17306,7 +17198,7 @@
                 <w:sz w:val="20"/>
                 <w:lang w:val="en-GB"/>
               </w:rPr>
-              <w:t xml:space="preserve">13.3. Environmental criteria relating to the delivery of Goods</w:t>
+              <w:t xml:space="preserve">13.3. Environmental criteria relating to the delivery of the Goods</w:t>
             </w:r>
           </w:p>
         </w:tc>
@@ -17669,7 +17561,7 @@
                 <w:shd w:val="clear" w:color="auto" w:fill="FFFFFF"/>
                 <w:lang w:val="en-GB"/>
               </w:rPr>
-              <w:t xml:space="preserve">13.3.1. The Supplier shall deliver the Goods to the Buyer during off-peak hours, Monday to Thursday from 9:00 to 11:00 or 14:00 to 15:30, Friday and on the eve of public holidays from 9:00 to 11:00 and by the shortest possible routes. The Buyer’s representative responsible for the acceptance of the Goods, as referred to in Clause 2.1 of these Special Terms and Conditions, shall, when accepting the Goods, physically verify that the Supplier has delivered the Goods outside of the peak hours of road traffic. The Buyer shall be entitled to request, during the performance of the Contract, documentation proving the choice of the shortest possible route. If the Supplier is found not to have complied with this clause, the Supplier shall be liable to a fine of the amount specified in clause 9.5 of the Special Terms and Conditions.</w:t>
+              <w:t xml:space="preserve">13.3.1. The Supplier shall deliver the Goods to the Buyer outside road traffic peak hours, Monday to Thursday from 9:00 to 11:00 or from 14:00 to 15:30, and on Fridays and on the eve of public holidays from 9:00 to 11:00, using the shortest possible routes. The Buyer’s representative responsible for the acceptance of the Goods, referred to in paragraph 2.1 of these Special Terms and Conditions, shall, when accepting the Goods, physically verify whether the Supplier has delivered the Goods outside road traffic peak hours. During the performance of the Contract, the Buyer shall have the right to request documents proving the choice of the shortest possible route. Where the Supplier is found not to comply with the requirement set out in this paragraph, the Supplier shall be subject to the penalty in the amount specified in paragraph 9.5 of the Special Terms and Conditions.</w:t>
             </w:r>
           </w:p>
           <w:p>
@@ -17688,41 +17580,7 @@
                 <w:sz w:val="20"/>
                 <w:lang w:val="en-GB"/>
               </w:rPr>
-              <w:t xml:space="preserve">13.3.2. The Supplier has the right to deliver the Goods at any time during the Buyer's working hours </w:t>
-            </w:r>
-            <w:r>
-              <w:rPr>
-                <w:rFonts w:ascii="Arial" w:hAnsi="Arial" w:cs="Arial"/>
-                <w:sz w:val="20"/>
-                <w:highlight w:val="yellow"/>
-                <w:lang w:val="en-GB"/>
-              </w:rPr>
-              <w:t xml:space="preserve">if it has / uses non-polluting and/or less polluting vehicles for the supply of the Goods</w:t>
-            </w:r>
-            <w:r>
-              <w:rPr>
-                <w:rFonts w:ascii="Arial" w:hAnsi="Arial" w:cs="Arial"/>
-                <w:sz w:val="20"/>
-                <w:lang w:val="en-GB"/>
-              </w:rPr>
-              <w:t xml:space="preserve"> which comply with the minimum environmental criteria for road vehicles of categories M and N, as set out in Annex 2, Chapter X, “Road vehicles of categories M and N” of the </w:t>
-            </w:r>
-            <w:r>
-              <w:rPr>
-                <w:rFonts w:ascii="Arial" w:hAnsi="Arial" w:cs="Arial"/>
-                <w:sz w:val="20"/>
-                <w:highlight w:val="yellow"/>
-                <w:lang w:val="en-GB"/>
-              </w:rPr>
-              <w:t xml:space="preserve">Description</w:t>
-            </w:r>
-            <w:r>
-              <w:rPr>
-                <w:rFonts w:ascii="Arial" w:hAnsi="Arial" w:cs="Arial"/>
-                <w:sz w:val="20"/>
-                <w:lang w:val="en-GB"/>
-              </w:rPr>
-              <w:t xml:space="preserve">. The Supplier shall provide the Buyer, no later than the commencement of performance of the Contract, with information on the vehicles that the Supplier will use (whether by hire, ownership or otherwise) for the supply of the Goods, together with documentation demonstrating the compliance of these vehicles with the minimum environmental protection criteria (e.g. vehicle manufacturer’s technical documents or other equivalent objective evidence). If the Supplier is found not to comply with this Clause, the Supplier shall be liable to a fine of the amount specified in Clause 9.5 of the Special Terms and Conditions.</w:t>
+              <w:t xml:space="preserve">13.3.2. The Supplier shall have the right to deliver the Goods at any time during the Buyer’s working hours if it has / uses for the supply of the Goods zero-emission and/or lower-emission vehicles which comply with the minimum environmental criteria for road vehicles of categories M and N set out in Chapter X “Road vehicles of categories M and N” of Annex 2 to the Description of the Procedure. No later than the start of the performance of the Contract, the Supplier shall provide the Buyer with information on the vehicles which the Supplier will use (hired, owned or otherwise) for the supply of the Goods, together with documents proving the compliance of these vehicles with the minimum environmental criteria (e.g. technical documents of the vehicle manufacturer or other equivalent objective evidence). Where the Supplier is found not to comply with the requirement set out in this paragraph, the Supplier shall be subject to the penalty in the amount specified in paragraph 9.5 of the Special Terms and Conditions.</w:t>
             </w:r>
           </w:p>
         </w:tc>
@@ -17834,7 +17692,7 @@
                 <w:sz w:val="20"/>
                 <w:lang w:val="en-GB"/>
               </w:rPr>
-              <w:t xml:space="preserve">13.4. Environmental criteria relating to the provision of services related to the Goods (such as installation, training and other services for preparation for use)</w:t>
+              <w:t xml:space="preserve">13.4. Environmental criteria relating to the provision of services related to the Goods (e.g. installation, training and other services for preparing the Goods for use)</w:t>
             </w:r>
           </w:p>
         </w:tc>
@@ -18137,7 +17995,7 @@
                 <w:shd w:val="clear" w:color="auto" w:fill="FFFFFF"/>
                 <w:lang w:val="en-GB"/>
               </w:rPr>
-              <w:t xml:space="preserve">The Supplier shall, when applicable, in the course of the installation of the Goods and other services for the preparation of the Goods for use, carry out on the Buyer’s premises the initial sorting of waste and secondary raw materials at the place of generation by separating them and placing them in designated receptacles or bins: paper (including cardboard, paper packaging waste), plastic (including plastic packaging waste), metal, household waste, containers, cloths with chemical residues, wood, glass, waste electrical and electronic equipment, waste chemicals and ensure that the waste is properly managed. The means for on-site sorting shall be provided by the Supplier. The Buyer’s representative responsible for the acceptance of the Goods, as referred to in clause 2.1 of these Special Terms and Conditions, shall physically verify that the Supplier is separating the waste at the place of generation. The Supplier shall submit to the Buyer, together with the Goods Transfer and Acceptance Deed, the documents proving the waste management (e.g. an agreement with the waste manager, who collects the waste from articles and/or packaging, or waste managers, who are entitled to issue documents proving the management of waste from articles and/or packaging, etc.). If the Supplier is found not to comply with the requirement set out in this point, the Supplier shall be liable to a fine in the amount specified in point 9.5 of the Special Terms and Conditions.</w:t>
+              <w:t xml:space="preserve">Where applicable, when installing the Goods and providing other services for preparing the Goods for use, the Supplier shall carry out, on the Buyer’s premises, primary sorting of waste and secondary raw materials at the place where the waste is generated, separating them and placing them in designated marked receptacles or containers: paper (including cardboard and paper packaging waste), plastic (including plastic packaging waste), metal, household waste, containers, wipes with residues of chemical substances, wood, glass, waste electrical and electronic equipment, chemical waste, and shall ensure the proper management of the waste. The Supplier shall itself provide the means for sorting waste at the place where it is generated. The Buyer’s representative responsible for the acceptance of the Goods, referred to in paragraph 2.1 of these Special Terms and Conditions, shall physically verify whether the Supplier sorts the waste at the place where it is generated. Together with the Certificate of Transfer and Acceptance of Goods, the Supplier shall submit to the Buyer documents proving the management of the waste (e.g. an agreement concluded with a waste manager collecting product and/or packaging waste, or with waste managers entitled to issue documents proving the management of product and/or packaging waste, etc.). Where the Supplier is found not to comply with the requirement set out in this paragraph, the Supplier shall be subject to the penalty in the amount specified in paragraph 9.5 of the Special Terms and Conditions.</w:t>
             </w:r>
           </w:p>
         </w:tc>
@@ -18217,7 +18075,7 @@
                 <w:sz w:val="20"/>
                 <w:lang w:val="en-GB"/>
               </w:rPr>
-              <w:t xml:space="preserve">13.5. Social criteria relating to the purchased Goods</w:t>
+              <w:t xml:space="preserve">13.5. Social criteria relating to the Goods purchased</w:t>
             </w:r>
           </w:p>
         </w:tc>
@@ -18596,7 +18454,7 @@
                 <w:shd w:val="clear" w:color="auto" w:fill="FFFFFF"/>
                 <w:lang w:val="en-GB"/>
               </w:rPr>
-              <w:t xml:space="preserve">(Specify the social criteria applicable to the performance of the Contract in relation to the Goods to be purchased. It is recommended that the social criteria be defined in accordance with the examples given in the </w:t>
+              <w:t xml:space="preserve">(specify the social criteria relating to the Goods purchased that apply to the performance of the Contract. It is recommended that the social criteria be set in accordance with the examples provided in the </w:t>
             </w:r>
             <w:r>
               <w:rPr>
@@ -18619,7 +18477,7 @@
                 <w:shd w:val="clear" w:color="auto" w:fill="FFFFFF"/>
                 <w:lang w:val="en-GB"/>
               </w:rPr>
-              <w:t xml:space="preserve">) </w:t>
+              <w:t xml:space="preserve">)</w:t>
             </w:r>
           </w:p>
           <w:p>
@@ -18653,7 +18511,7 @@
                 <w:sz w:val="20"/>
                 <w:lang w:val="en-GB"/>
               </w:rPr>
-              <w:t xml:space="preserve">If the Supplier is found not to comply with the criterion set out in this point, the Supplier shall be liable to a fine of the amount specified in point 9.5 of the Special Terms and Conditions.</w:t>
+              <w:t xml:space="preserve">Where the Supplier is found not to comply with the criterion set out in this paragraph, the Supplier shall be subject to the penalty in the amount specified in paragraph 9.5 of the Special Terms and Conditions.</w:t>
             </w:r>
           </w:p>
         </w:tc>
@@ -19153,7 +19011,7 @@
                 <w:sz w:val="20"/>
                 <w:lang w:val="en-GB"/>
               </w:rPr>
-              <w:t xml:space="preserve">The Parties agree to change the specified clauses of the General Terms and Conditions of the Contract by rewording them:</w:t>
+              <w:t xml:space="preserve">The Parties agree to amend the following paragraphs of the General Terms and Conditions of the Contract and to set them out as follows:</w:t>
             </w:r>
           </w:p>
           <w:p>
@@ -19183,15 +19041,15 @@
                 <w:sz w:val="20"/>
                 <w:lang w:val="en-GB"/>
               </w:rPr>
-              <w:t xml:space="preserve">LPP/LP</w:t>
-            </w:r>
-            <w:r>
-              <w:rPr>
-                <w:rFonts w:ascii="Arial" w:hAnsi="Arial" w:cs="Arial"/>
-                <w:sz w:val="20"/>
-                <w:lang w:val="en-GB"/>
-              </w:rPr>
-              <w:t xml:space="preserve"> means the Republic of Lithuania Law on Public Procurement / the Republic of Lithuania Law on Public Procurement Conducted by the Contracting Entities Operating in the Water, Energy, Transport and Postal Service Sectors.”;</w:t>
+              <w:t xml:space="preserve">LPP / LP</w:t>
+            </w:r>
+            <w:r>
+              <w:rPr>
+                <w:rFonts w:ascii="Arial" w:hAnsi="Arial" w:cs="Arial"/>
+                <w:sz w:val="20"/>
+                <w:lang w:val="en-GB"/>
+              </w:rPr>
+              <w:t xml:space="preserve"> - the Republic of Lithuania Law on Public Procurement / the Republic of Lithuania Law on Procurement by Contracting Entities in the Water, Energy, Transport or Postal Services Sectors.”;</w:t>
             </w:r>
           </w:p>
           <w:p>
@@ -19212,7 +19070,7 @@
                 <w:sz w:val="20"/>
                 <w:lang w:val="en-GB"/>
               </w:rPr>
-              <w:t xml:space="preserve">“10.6. The bank/insurance company shall not be entitled to require the Buyer to substantiate its claim. The Buyer shall state in a notification to the bank/insurance company that the amount of the Contract Performance Security is due to it as a result of the Supplier’s failure to perform the Contract in whole or in part and/or its termination due to the fault of the Supplier. The Buyer shall not be obliged to prove any actual loss and the Supplier, by signing the Contract and providing the performance security, confirms that the amount of the performance security shall be deemed to be the Buyer’s minimum unprovable loss.”;</w:t>
+              <w:t xml:space="preserve">“10.6. The bank (insurance company) shall not be entitled to require the Buyer to substantiate its claim. In its notice to the bank (insurance company), the Buyer shall state that the amount of the Contract Performance Security is due to it because the Supplier has failed to perform the Contract in part or in full and/or the Contract has been terminated through the fault of the Supplier. The Buyer shall not be obliged to prove any losses actually incurred, and the Supplier, by signing the Contract and providing the Contract Performance Security, confirms that the amount of the Contract Performance Security shall be deemed to be the Buyer’s minimum losses which do not need to be proved.”;</w:t>
             </w:r>
           </w:p>
           <w:p>
@@ -19233,7 +19091,7 @@
                 <w:sz w:val="20"/>
                 <w:lang w:val="en-GB"/>
               </w:rPr>
-              <w:t xml:space="preserve">“10.16.3. if the Buyer has suffered loss (direct loss, interest and/or penalties (if penalties are provided for in the Contract)) as a result of any act (act or omission) of the Supplier.”;</w:t>
+              <w:t xml:space="preserve">“10.16.3. if the Buyer has suffered losses (direct losses, default interest and/or penalties (where liquidated damages are provided for in the Contract)) as a result of any action (act or omission) of the Supplier.”;</w:t>
             </w:r>
           </w:p>
           <w:p>
@@ -19254,7 +19112,7 @@
                 <w:sz w:val="20"/>
                 <w:lang w:val="en-GB"/>
               </w:rPr>
-              <w:t xml:space="preserve">“20.4. The Agreements shall enter into force upon their conclusion, unless otherwise specified in the Agreement. The Buyer shall be obliged to make the Agreement public in accordance with the procedure laid down in Articles 33 and 86 of the LPP/46 and 94 of the LP.”;</w:t>
+              <w:t xml:space="preserve">“20.4. Agreements shall enter into force upon their conclusion, unless otherwise provided in the Agreement. The Buyer shall make the Agreement public in accordance with the procedure laid down in Articles 33 and 86 of the LPP / Articles 46 and 94 of the LP.”;</w:t>
             </w:r>
           </w:p>
           <w:p>
@@ -19273,29 +19131,40 @@
                 <w:rFonts w:ascii="Arial" w:eastAsiaTheme="minorEastAsia" w:hAnsi="Arial" w:cs="Arial"/>
                 <w:kern w:val="2"/>
                 <w:sz w:val="20"/>
-                <w:highlight w:val="yellow"/>
-                <w:lang w:val="en-GB"/>
-              </w:rPr>
-              <w:t xml:space="preserve">First paragraph of Section 22:</w:t>
-            </w:r>
-            <w:r>
+                <w:lang w:val="en-GB"/>
+              </w:rPr>
+              <w:t xml:space="preserve">The first paragraph of Section 22: “The Contract may be terminated in the cases provided for in Article 90 of the LPP / Article 98 of the LP and in the Contract, including the possibility of terminating the Contract by agreement of the Parties.”;</w:t>
+            </w:r>
+          </w:p>
+          <w:p>
+            <w:pPr>
+              <w:spacing w:line="276" w:lineRule="auto"/>
+              <w:jc w:val="both"/>
               <w:rPr>
                 <w:rFonts w:ascii="Arial" w:eastAsiaTheme="minorEastAsia" w:hAnsi="Arial" w:cs="Arial"/>
                 <w:kern w:val="2"/>
                 <w:sz w:val="20"/>
-                <w:lang w:val="en-GB"/>
-              </w:rPr>
-              <w:t xml:space="preserve"> “The Contract may be terminated in the cases provided for in Article 90 of the LPP/Article 98 of the LP and in the Contract, including the possibility to terminate the Contract by agreement of the Parties.”;</w:t>
-            </w:r>
-          </w:p>
-          <w:p>
-            <w:pPr>
-              <w:spacing w:line="276" w:lineRule="auto"/>
-              <w:jc w:val="both"/>
+                <w14:ligatures w14:val="standardContextual"/>
+              </w:rPr>
+            </w:pPr>
+            <w:r>
               <w:rPr>
                 <w:rFonts w:ascii="Arial" w:eastAsiaTheme="minorEastAsia" w:hAnsi="Arial" w:cs="Arial"/>
                 <w:kern w:val="2"/>
                 <w:sz w:val="20"/>
+                <w:lang w:val="en-GB"/>
+              </w:rPr>
+              <w:t xml:space="preserve">“22.2.2.2. the Supplier fails to ensure compliance with the requirements set out in paragraph 3.1.1 of the General Terms and Conditions of the Contract;”.</w:t>
+            </w:r>
+          </w:p>
+          <w:p>
+            <w:pPr>
+              <w:spacing w:line="276" w:lineRule="auto"/>
+              <w:jc w:val="both"/>
+              <w:rPr>
+                <w:rFonts w:ascii="Arial" w:eastAsiaTheme="minorEastAsia" w:hAnsi="Arial" w:cs="Arial"/>
+                <w:kern w:val="2"/>
+                <w:sz w:val="20"/>
                 <w14:ligatures w14:val="standardContextual"/>
               </w:rPr>
             </w:pPr>
@@ -19306,7 +19175,7 @@
                 <w:sz w:val="20"/>
                 <w:lang w:val="en-GB"/>
               </w:rPr>
-              <w:t xml:space="preserve">“22.2.2.2. The Supplier does not ensure the requirements specified in clause 3.1.1 of the General Terms and Conditions of the contract;”.</w:t>
+              <w:t xml:space="preserve">“22.2.2.14. the circumstances referred to in Article 37(8) and/or Article 47(8) of the LPP / Article 50(8) of the LP and/or Article 47(8) of the LPP come to light.”;</w:t>
             </w:r>
           </w:p>
           <w:p>
@@ -19315,6 +19184,53 @@
               <w:jc w:val="both"/>
               <w:rPr>
                 <w:rFonts w:ascii="Arial" w:eastAsiaTheme="minorEastAsia" w:hAnsi="Arial" w:cs="Arial"/>
+                <w:sz w:val="20"/>
+              </w:rPr>
+            </w:pPr>
+            <w:r>
+              <w:rPr>
+                <w:rFonts w:ascii="Arial" w:eastAsiaTheme="minorEastAsia" w:hAnsi="Arial" w:cs="Arial"/>
+                <w:kern w:val="2"/>
+                <w:sz w:val="20"/>
+                <w:lang w:val="en-GB"/>
+              </w:rPr>
+              <w:t xml:space="preserve">“23.1.1. if the Goods specified in the Supplier’s tender are no longer manufactured or their supply has been substantially disrupted and confirmation from the manufacturer has been obtained, and/or the Goods or their manufacturer pose a threat to national security, and/or the supply of the Goods is contrary to the mandatory international sanctions implemented in the Republic of Lithuania as defined in the Law on Sanctions, and/or the Goods, their components and/or the manufacturer do not comply with Article 45(2¹) of the LPP / Article 58(4¹) of the LP;”.</w:t>
+            </w:r>
+          </w:p>
+          <w:p>
+            <w:pPr>
+              <w:spacing w:line="276" w:lineRule="auto"/>
+              <w:jc w:val="both"/>
+              <w:rPr>
+                <w:rFonts w:ascii="Arial" w:eastAsia="Arial" w:hAnsi="Arial" w:cs="Arial"/>
+                <w:sz w:val="20"/>
+              </w:rPr>
+            </w:pPr>
+          </w:p>
+          <w:p>
+            <w:pPr>
+              <w:spacing w:line="276" w:lineRule="auto"/>
+              <w:jc w:val="both"/>
+              <w:rPr>
+                <w:rFonts w:ascii="Arial" w:eastAsia="Arial" w:hAnsi="Arial" w:cs="Arial"/>
+                <w:sz w:val="20"/>
+              </w:rPr>
+            </w:pPr>
+            <w:r>
+              <w:rPr>
+                <w:rFonts w:ascii="Arial" w:eastAsia="Arial" w:hAnsi="Arial" w:cs="Arial"/>
+                <w:sz w:val="20"/>
+                <w:lang w:val="en-GB"/>
+              </w:rPr>
+              <w:t xml:space="preserve">Paragraph 22.2.2 of the General Terms and Conditions of the Contract is supplemented by subparagraph 22.2.2.15:</w:t>
+            </w:r>
+          </w:p>
+          <w:p>
+            <w:pPr>
+              <w:spacing w:line="276" w:lineRule="auto"/>
+              <w:jc w:val="both"/>
+              <w:rPr>
+                <w:rFonts w:ascii="Arial" w:eastAsia="Arial" w:hAnsi="Arial" w:cs="Arial"/>
                 <w:kern w:val="2"/>
                 <w:sz w:val="20"/>
                 <w14:ligatures w14:val="standardContextual"/>
@@ -19322,117 +19238,11 @@
             </w:pPr>
             <w:r>
               <w:rPr>
-                <w:rFonts w:ascii="Arial" w:eastAsiaTheme="minorEastAsia" w:hAnsi="Arial" w:cs="Arial"/>
-                <w:kern w:val="2"/>
-                <w:sz w:val="20"/>
-                <w:lang w:val="en-GB"/>
-              </w:rPr>
-              <w:t xml:space="preserve">“22.2.2.14. Circumstances specified in Article 37(8) and/or Article 47(8) of the LPP / Article 50(8) </w:t>
-            </w:r>
-            <w:r>
-              <w:rPr>
-                <w:rFonts w:ascii="Arial" w:eastAsiaTheme="minorEastAsia" w:hAnsi="Arial" w:cs="Arial"/>
-                <w:kern w:val="2"/>
-                <w:sz w:val="20"/>
-                <w:highlight w:val="yellow"/>
-                <w:lang w:val="en-GB"/>
-              </w:rPr>
-              <w:t xml:space="preserve">of the LP</w:t>
-            </w:r>
-            <w:r>
-              <w:rPr>
-                <w:rFonts w:ascii="Arial" w:eastAsiaTheme="minorEastAsia" w:hAnsi="Arial" w:cs="Arial"/>
-                <w:kern w:val="2"/>
-                <w:sz w:val="20"/>
-                <w:lang w:val="en-GB"/>
-              </w:rPr>
-              <w:t xml:space="preserve"> and/or Article 47(8) of the LPP come to light.”;</w:t>
-            </w:r>
-          </w:p>
-          <w:p>
-            <w:pPr>
-              <w:spacing w:line="276" w:lineRule="auto"/>
-              <w:jc w:val="both"/>
-              <w:rPr>
-                <w:rFonts w:ascii="Arial" w:eastAsiaTheme="minorEastAsia" w:hAnsi="Arial" w:cs="Arial"/>
-                <w:sz w:val="20"/>
-              </w:rPr>
-            </w:pPr>
-            <w:r>
-              <w:rPr>
-                <w:rFonts w:ascii="Arial" w:eastAsiaTheme="minorEastAsia" w:hAnsi="Arial" w:cs="Arial"/>
-                <w:kern w:val="2"/>
-                <w:sz w:val="20"/>
-                <w:lang w:val="en-GB"/>
-              </w:rPr>
-              <w:t xml:space="preserve">“23.1.1. If the Goods specified in the Supplier’s tender are no longer produced or their supply has been substantially disrupted and the manufacturer’s approval has been obtained, and/or the Goods, their manufacturer pose a threat to national security, and/or the supply of the Goods is contrary to mandatory international sanctions implemented in the Republic of Lithuania as defined in the Law on Sanctions, and/or the Goods, their components and/or manufacturer do not comply with the provisions of </w:t>
-            </w:r>
-            <w:r>
-              <w:rPr>
-                <w:rFonts w:ascii="Arial" w:eastAsiaTheme="minorEastAsia" w:hAnsi="Arial" w:cs="Arial"/>
-                <w:kern w:val="2"/>
-                <w:sz w:val="20"/>
-                <w:highlight w:val="yellow"/>
-                <w:lang w:val="en-GB"/>
-              </w:rPr>
-              <w:t xml:space="preserve">Article 45(2¹) of the LPP / Article 58(4¹) of the LP</w:t>
-            </w:r>
-            <w:r>
-              <w:rPr>
-                <w:rFonts w:ascii="Arial" w:eastAsiaTheme="minorEastAsia" w:hAnsi="Arial" w:cs="Arial"/>
-                <w:kern w:val="2"/>
-                <w:sz w:val="20"/>
-                <w:lang w:val="en-GB"/>
-              </w:rPr>
-              <w:t xml:space="preserve">;”.</w:t>
-            </w:r>
-          </w:p>
-          <w:p>
-            <w:pPr>
-              <w:spacing w:line="276" w:lineRule="auto"/>
-              <w:jc w:val="both"/>
-              <w:rPr>
                 <w:rFonts w:ascii="Arial" w:eastAsia="Arial" w:hAnsi="Arial" w:cs="Arial"/>
                 <w:sz w:val="20"/>
-              </w:rPr>
-            </w:pPr>
-          </w:p>
-          <w:p>
-            <w:pPr>
-              <w:spacing w:line="276" w:lineRule="auto"/>
-              <w:jc w:val="both"/>
-              <w:rPr>
-                <w:rFonts w:ascii="Arial" w:eastAsia="Arial" w:hAnsi="Arial" w:cs="Arial"/>
-                <w:sz w:val="20"/>
-              </w:rPr>
-            </w:pPr>
-            <w:r>
-              <w:rPr>
-                <w:rFonts w:ascii="Arial" w:eastAsia="Arial" w:hAnsi="Arial" w:cs="Arial"/>
-                <w:sz w:val="20"/>
-                <w:lang w:val="en-GB"/>
-              </w:rPr>
-              <w:t xml:space="preserve">Clause 22.2.2 of the General Terms and Conditions of the Contract is supplemented by Sub-Clause 22.2.2.15:</w:t>
-            </w:r>
-          </w:p>
-          <w:p>
-            <w:pPr>
-              <w:spacing w:line="276" w:lineRule="auto"/>
-              <w:jc w:val="both"/>
-              <w:rPr>
-                <w:rFonts w:ascii="Arial" w:eastAsia="Arial" w:hAnsi="Arial" w:cs="Arial"/>
-                <w:kern w:val="2"/>
-                <w:sz w:val="20"/>
-                <w14:ligatures w14:val="standardContextual"/>
-              </w:rPr>
-            </w:pPr>
-            <w:r>
-              <w:rPr>
-                <w:rFonts w:ascii="Arial" w:eastAsia="Arial" w:hAnsi="Arial" w:cs="Arial"/>
-                <w:sz w:val="20"/>
-                <w:lang w:val="en-GB"/>
-              </w:rPr>
-              <w:t xml:space="preserve">"22.2.2.15. The Supplier violates the provisions of the Contract governing personal data protection, intellectual property, or the management of confidential information.”</w:t>
+                <w:lang w:val="en-GB"/>
+              </w:rPr>
+              <w:t xml:space="preserve">“22.2.2.15. the Supplier breaches the provisions of the Contract governing personal data protection, intellectual property or the management of confidential information.”</w:t>
             </w:r>
           </w:p>
         </w:tc>
@@ -19552,7 +19362,7 @@
                 <w:sz w:val="20"/>
                 <w:lang w:val="en-GB"/>
               </w:rPr>
-              <w:t xml:space="preserve">14.2. Supplement to the contract regarding compliance with Partners’ Code of Ethics</w:t>
+              <w:t xml:space="preserve">14.2. Supplement to the terms and conditions of the Contract regarding compliance with the Partners’ Code of Ethics</w:t>
             </w:r>
           </w:p>
         </w:tc>
@@ -19636,7 +19446,7 @@
                 <w:sz w:val="20"/>
                 <w:lang w:val="en-GB"/>
               </w:rPr>
-              <w:t xml:space="preserve">By signing the Contract, the Supplier declares and guarantees that they are familiar with the provisions of the </w:t>
+              <w:t xml:space="preserve">By signing the Contract, the Supplier represents and warrants that it is familiar with the provisions of the </w:t>
             </w:r>
             <w:hyperlink r:id="rId12">
               <w:r>
@@ -19754,7 +19564,7 @@
                 <w:sz w:val="20"/>
                 <w:lang w:val="en-GB"/>
               </w:rPr>
-              <w:t xml:space="preserve">14.3. Regarding compliance with the Law on the Protection of Objects Important for Ensuring National Security.</w:t>
+              <w:t xml:space="preserve">14.3. Compliance with the Law on the Protection of Objects of Importance to Ensuring National Security</w:t>
             </w:r>
           </w:p>
         </w:tc>
@@ -19864,26 +19674,7 @@
                 <w:sz w:val="20"/>
                 <w:lang w:val="en-GB"/>
               </w:rPr>
-              <w:t xml:space="preserve">The employees of the Supplier and/or subcontractors who will need the right to access, without escort, the facilities or assets managed by the </w:t>
-            </w:r>
-            <w:r>
-              <w:rPr>
-                <w:rFonts w:ascii="Arial" w:hAnsi="Arial" w:cs="Arial"/>
-                <w:kern w:val="2"/>
-                <w:sz w:val="20"/>
-                <w:highlight w:val="yellow"/>
-                <w:lang w:val="en-GB"/>
-              </w:rPr>
-              <w:t xml:space="preserve">Buyer</w:t>
-            </w:r>
-            <w:r>
-              <w:rPr>
-                <w:rFonts w:ascii="Arial" w:hAnsi="Arial" w:cs="Arial"/>
-                <w:kern w:val="2"/>
-                <w:sz w:val="20"/>
-                <w:lang w:val="en-GB"/>
-              </w:rPr>
-              <w:t xml:space="preserve"> that are important for ensuring national security must meet the criteria specified in Article 17, Part 2 of the Law on the Protection of Objects Important for Ensuring National Security. Upon concluding the Contract, the Supplier undertakes to provide the consent of such individuals to be screened, as well as the information and documents confirming that there are no circumstances as indicated in Article 17, Part 2 of the Law on the Protection of Objects Important for Ensuring National Security.</w:t>
+              <w:t xml:space="preserve"> Employees of the Supplier and/or subcontractors who will require the right of unescorted access to the facilities or assets of importance to ensuring national security managed by the Buyer shall meet the criteria set out in the points of Article 17(2) of the Law on the Protection of Objects of Importance to Ensuring National Security. Upon conclusion of the Contract, the Supplier undertakes to submit the consents of such persons to be vetted, together with information and documents confirming the absence of the circumstances referred to in the points of Article 17(2) of the Law on the Protection of Objects of Importance to Ensuring National Security.</w:t>
             </w:r>
           </w:p>
         </w:tc>
@@ -20020,10 +19811,9 @@
                 <w:bCs/>
                 <w:kern w:val="2"/>
                 <w:sz w:val="20"/>
-                <w:highlight w:val="yellow"/>
-                <w:lang w:val="en-GB"/>
-              </w:rPr>
-              <w:t xml:space="preserve">14.4. Regarding the consent to work at operating electricity transmission network facilities (installations) and/or in their protection zone (hereinafter referred to as the Consent)</w:t>
+                <w:lang w:val="en-GB"/>
+              </w:rPr>
+              <w:t xml:space="preserve">14.4. Consent to work at operating electricity transmission network facilities (installations) and/or in their protection zones (hereinafter referred to as the “Consent”)</w:t>
             </w:r>
           </w:p>
         </w:tc>
@@ -20250,7 +20040,7 @@
                 <w:dropDownList>
                   <w:listItem w:value="Choose an item."/>
                   <w:listItem w:displayText="The clause applies:" w:value="The clause applies:"/>
-                  <w:listItem w:displayText="The clause and sub-clauses 14.4.1 - 14.4.4 do not apply." w:value="The clause and sub-clauses 14.4.1 - 14.4.4 do not apply."/>
+                  <w:listItem w:displayText="This paragraph and subparagraphs 14.4.1 - 14.4.4 do not apply." w:value="This paragraph and subparagraphs 14.4.1 - 14.4.4 do not apply."/>
                 </w:dropDownList>
               </w:sdtPr>
               <w:sdtContent>
@@ -20291,67 +20081,67 @@
                 <w:sz w:val="20"/>
                 <w:lang w:val="en-GB"/>
               </w:rPr>
-              <w:t xml:space="preserve">14.4.1. Prior to the delivery of Goods and/or the commencement of services related to the Goods, the Supplier (including subcontractors) must obtain written Consent from the Buyer;</w:t>
-            </w:r>
-          </w:p>
-          <w:p>
-            <w:pPr>
-              <w:spacing w:line="276" w:lineRule="auto"/>
-              <w:jc w:val="both"/>
-              <w:rPr>
-                <w:rFonts w:ascii="Arial" w:hAnsi="Arial" w:cs="Arial"/>
-                <w:kern w:val="2"/>
-                <w:sz w:val="20"/>
-              </w:rPr>
-            </w:pPr>
-            <w:r>
-              <w:rPr>
-                <w:rFonts w:ascii="Arial" w:hAnsi="Arial" w:cs="Arial"/>
-                <w:kern w:val="2"/>
-                <w:sz w:val="20"/>
-                <w:lang w:val="en-GB"/>
-              </w:rPr>
-              <w:t xml:space="preserve">14.4.2. To obtain the Consent, the Supplier undertakes to provide all the necessary documents required for obtaining such Consent;</w:t>
-            </w:r>
-          </w:p>
-          <w:p>
-            <w:pPr>
-              <w:spacing w:line="276" w:lineRule="auto"/>
-              <w:jc w:val="both"/>
-              <w:rPr>
-                <w:rFonts w:ascii="Arial" w:hAnsi="Arial" w:cs="Arial"/>
-                <w:kern w:val="2"/>
-                <w:sz w:val="20"/>
-              </w:rPr>
-            </w:pPr>
-            <w:r>
-              <w:rPr>
-                <w:rFonts w:ascii="Arial" w:hAnsi="Arial" w:cs="Arial"/>
-                <w:kern w:val="2"/>
-                <w:sz w:val="20"/>
-                <w:lang w:val="en-GB"/>
-              </w:rPr>
-              <w:t xml:space="preserve">14.4.3. The Consent issued by the Buyer must remain valid for the entire period during which the Goods are delivered and/or services related to the Goods are provided at the specified sites and/or locations;</w:t>
-            </w:r>
-          </w:p>
-          <w:p>
-            <w:pPr>
-              <w:spacing w:line="276" w:lineRule="auto"/>
-              <w:jc w:val="both"/>
-              <w:rPr>
-                <w:rFonts w:ascii="Arial" w:hAnsi="Arial" w:cs="Arial"/>
-                <w:kern w:val="2"/>
-                <w:sz w:val="20"/>
-              </w:rPr>
-            </w:pPr>
-            <w:r>
-              <w:rPr>
-                <w:rFonts w:ascii="Arial" w:hAnsi="Arial" w:cs="Arial"/>
-                <w:kern w:val="2"/>
-                <w:sz w:val="20"/>
-                <w:lang w:val="en-GB"/>
-              </w:rPr>
-              <w:t xml:space="preserve">14.4.4. If the Supplier or a subcontractor delivers the Goods or provides services related to the Goods without the Buyer's written Consent (in cases where the Consent was not obtained, its validity has expired, or the Buyer has revoked or suspended the Consent, etc.), or if the Goods are delivered and/or services related to the Goods are provided by employees not specified in the Consent, the Supplier will be subject to a penalty specified in clause 9.10 of the Special Terms and Conditions.</w:t>
+              <w:t xml:space="preserve">14.4.1. before the start of the delivery of the Goods and/or the provision of services related to the Goods, the Supplier (including subcontractors) shall obtain the Buyer’s written Consent;</w:t>
+            </w:r>
+          </w:p>
+          <w:p>
+            <w:pPr>
+              <w:spacing w:line="276" w:lineRule="auto"/>
+              <w:jc w:val="both"/>
+              <w:rPr>
+                <w:rFonts w:ascii="Arial" w:hAnsi="Arial" w:cs="Arial"/>
+                <w:kern w:val="2"/>
+                <w:sz w:val="20"/>
+              </w:rPr>
+            </w:pPr>
+            <w:r>
+              <w:rPr>
+                <w:rFonts w:ascii="Arial" w:hAnsi="Arial" w:cs="Arial"/>
+                <w:kern w:val="2"/>
+                <w:sz w:val="20"/>
+                <w:lang w:val="en-GB"/>
+              </w:rPr>
+              <w:t xml:space="preserve">14.4.2. in order to obtain the Consent, the Supplier undertakes to submit all documents required to obtain such Consent;</w:t>
+            </w:r>
+          </w:p>
+          <w:p>
+            <w:pPr>
+              <w:spacing w:line="276" w:lineRule="auto"/>
+              <w:jc w:val="both"/>
+              <w:rPr>
+                <w:rFonts w:ascii="Arial" w:hAnsi="Arial" w:cs="Arial"/>
+                <w:kern w:val="2"/>
+                <w:sz w:val="20"/>
+              </w:rPr>
+            </w:pPr>
+            <w:r>
+              <w:rPr>
+                <w:rFonts w:ascii="Arial" w:hAnsi="Arial" w:cs="Arial"/>
+                <w:kern w:val="2"/>
+                <w:sz w:val="20"/>
+                <w:lang w:val="en-GB"/>
+              </w:rPr>
+              <w:t xml:space="preserve">14.4.3. the Consent issued by the Buyer shall remain valid for the entire period of the delivery of the Goods and/or the provision of services related to the Goods at the specified facilities and/or sites;</w:t>
+            </w:r>
+          </w:p>
+          <w:p>
+            <w:pPr>
+              <w:spacing w:line="276" w:lineRule="auto"/>
+              <w:jc w:val="both"/>
+              <w:rPr>
+                <w:rFonts w:ascii="Arial" w:hAnsi="Arial" w:cs="Arial"/>
+                <w:kern w:val="2"/>
+                <w:sz w:val="20"/>
+              </w:rPr>
+            </w:pPr>
+            <w:r>
+              <w:rPr>
+                <w:rFonts w:ascii="Arial" w:hAnsi="Arial" w:cs="Arial"/>
+                <w:kern w:val="2"/>
+                <w:sz w:val="20"/>
+                <w:lang w:val="en-GB"/>
+              </w:rPr>
+              <w:t xml:space="preserve">14.4.4. where the Supplier or a subcontractor delivers the Goods or provides services related to the Goods without the Buyer’s written Consent (where the Consent has not been obtained, has expired, has been revoked or suspended by the Buyer, etc.), as well as where the Goods were delivered and/or the services related to the Goods were provided by employees not specified in the Consent, the Supplier shall be subject to the penalty in the amount specified in paragraph 9.10 of the Special Terms and Conditions.</w:t>
             </w:r>
           </w:p>
         </w:tc>
@@ -21194,7 +20984,7 @@
                 <w:sz w:val="20"/>
                 <w:lang w:val="en-GB"/>
               </w:rPr>
-              <w:t xml:space="preserve">(name, title and surname of representative)</w:t>
+              <w:t xml:space="preserve">(position, name and surname of the representative)</w:t>
             </w:r>
           </w:p>
         </w:tc>
@@ -21298,7 +21088,7 @@
                 <w:sz w:val="20"/>
                 <w:lang w:val="en-GB"/>
               </w:rPr>
-              <w:t xml:space="preserve">(name, title and surname of representative)</w:t>
+              <w:t xml:space="preserve">(position, name and surname of the representative)</w:t>
             </w:r>
           </w:p>
         </w:tc>

--- a/PP-salygos/templates/sutartys/PREKES_LTEN_SS.docx
+++ b/PP-salygos/templates/sutartys/PREKES_LTEN_SS.docx
@@ -5986,7 +5986,7 @@
                 <w:showingPlcHdr/>
                 <w:dropDownList>
                   <w:listItem w:value="Choose an item."/>
-                  <w:listItem w:displayText="5.3.1.2. in the event of a change in the price level:" w:value="5.3.1.2. in the event of a change in the price level:"/>
+                  <w:listItem w:displayText="in the event of a change in the price level:" w:value="in the event of a change in the price level:"/>
                   <w:listItem w:displayText="This paragraph and subparagraphs 5.3.1.2.1 - 5.3.1.2.10 do not apply." w:value="This paragraph and subparagraphs 5.3.1.2.1 - 5.3.1.2.10 do not apply."/>
                 </w:dropDownList>
               </w:sdtPr>

--- a/PP-salygos/templates/sutartys/PREKES_LTEN_SS.docx
+++ b/PP-salygos/templates/sutartys/PREKES_LTEN_SS.docx
@@ -5986,7 +5986,7 @@
                 <w:showingPlcHdr/>
                 <w:dropDownList>
                   <w:listItem w:value="Choose an item."/>
-                  <w:listItem w:displayText="in the event of a change in the price level:" w:value="in the event of a change in the price level:"/>
+                  <w:listItem w:displayText="5.3.1.2. in the event of a change in the price level:" w:value="5.3.1.2. in the event of a change in the price level:"/>
                   <w:listItem w:displayText="This paragraph and subparagraphs 5.3.1.2.1 - 5.3.1.2.10 do not apply." w:value="This paragraph and subparagraphs 5.3.1.2.1 - 5.3.1.2.10 do not apply."/>
                 </w:dropDownList>
               </w:sdtPr>
@@ -18756,6 +18756,27 @@
                 <w:sz w:val="20"/>
                 <w14:ligatures w14:val="standardContextual"/>
               </w:rPr>
+              <w:t xml:space="preserve">1.1.1.9., 1.1.1.18., 1.2.2., 1.2.6., 3.3.1., 3.3.2., 7.4.1.2., 10.3., 20.1., 21.4. punktuose minima sąvoka „VPĮ“ keičiama į sąvoką „VPĮ / PĮ“;</w:t>
+            </w:r>
+          </w:p>
+          <w:p>
+            <w:pPr>
+              <w:spacing w:line="276" w:lineRule="auto"/>
+              <w:jc w:val="both"/>
+              <w:rPr>
+                <w:rFonts w:ascii="Arial" w:eastAsiaTheme="minorHAnsi" w:hAnsi="Arial" w:cs="Arial"/>
+                <w:kern w:val="2"/>
+                <w:sz w:val="20"/>
+                <w14:ligatures w14:val="standardContextual"/>
+              </w:rPr>
+            </w:pPr>
+            <w:r>
+              <w:rPr>
+                <w:rFonts w:ascii="Arial" w:eastAsiaTheme="minorHAnsi" w:hAnsi="Arial" w:cs="Arial"/>
+                <w:kern w:val="2"/>
+                <w:sz w:val="20"/>
+                <w14:ligatures w14:val="standardContextual"/>
+              </w:rPr>
               <w:t>„10.6. Bankas (draudimo bendrovė) neturi teisės reikalauti, kad Pirkėjas pagrįstų savo reikalavimą. Pirkėjas pranešime bankui (draudimo bendrovei) nurodo, kad Sutarties įvykdymo užtikrinimo suma jam priklauso dėl to, kad Tiekėjas iš dalies ar visiškai neįvykdė Sutarties ir (arba) ji buvo nutraukta dėl Tiekėjo kaltės. Pirkėjas neįsipareigoja įrodyti realiai patirtų nuostolių ir Tiekėjas, pasirašydamas Sutartį ir pateikdamas Sutarties įvykdymo užtikrinimą, patvirtina, kad Sutarties įvykdymo užtikrinimo suma laikytina minimaliais neįrodinėjamais Pirkėjo nuostoliais.“;</w:t>
             </w:r>
           </w:p>
@@ -18778,6 +18799,48 @@
                 <w14:ligatures w14:val="standardContextual"/>
               </w:rPr>
               <w:t>„10.16.3. jei dėl bet kokių Tiekėjo veiksmų (veikimo ar neveikimo) Pirkėjas patyrė nuostolius (tiesioginius nuostolius, delspinigius ir (arba) baudas (jei netesybos numatytos Sutartyje)).“;</w:t>
+            </w:r>
+          </w:p>
+          <w:p>
+            <w:pPr>
+              <w:spacing w:line="276" w:lineRule="auto"/>
+              <w:jc w:val="both"/>
+              <w:rPr>
+                <w:rFonts w:ascii="Arial" w:eastAsiaTheme="minorHAnsi" w:hAnsi="Arial" w:cs="Arial"/>
+                <w:kern w:val="2"/>
+                <w:sz w:val="20"/>
+                <w14:ligatures w14:val="standardContextual"/>
+              </w:rPr>
+            </w:pPr>
+            <w:r>
+              <w:rPr>
+                <w:rFonts w:ascii="Arial" w:eastAsiaTheme="minorHAnsi" w:hAnsi="Arial" w:cs="Arial"/>
+                <w:kern w:val="2"/>
+                <w:sz w:val="20"/>
+                <w14:ligatures w14:val="standardContextual"/>
+              </w:rPr>
+              <w:t xml:space="preserve">„16.4. Tiekėjas įsipareigoja vykdant Sutartį laikytis aplinkos apsaugos, socialinės ir darbo teisės įpareigojimų, nustatytų Europos Sąjungos ir nacionalinėje teisėje, kolektyvinėse sutartyse ir VPĮ 5 priede / PĮ 7 priede nurodytose tarptautinėse konvencijose.“;</w:t>
+            </w:r>
+          </w:p>
+          <w:p>
+            <w:pPr>
+              <w:spacing w:line="276" w:lineRule="auto"/>
+              <w:jc w:val="both"/>
+              <w:rPr>
+                <w:rFonts w:ascii="Arial" w:eastAsiaTheme="minorHAnsi" w:hAnsi="Arial" w:cs="Arial"/>
+                <w:kern w:val="2"/>
+                <w:sz w:val="20"/>
+                <w14:ligatures w14:val="standardContextual"/>
+              </w:rPr>
+            </w:pPr>
+            <w:r>
+              <w:rPr>
+                <w:rFonts w:ascii="Arial" w:eastAsiaTheme="minorHAnsi" w:hAnsi="Arial" w:cs="Arial"/>
+                <w:kern w:val="2"/>
+                <w:sz w:val="20"/>
+                <w14:ligatures w14:val="standardContextual"/>
+              </w:rPr>
+              <w:t xml:space="preserve">„17.7. Jeigu Sutartis nutraukiama dėl esminio Sutarties pažeidimo pagal Bendrųjų sąlygų 22.2.1 papunktį ir (ar) Tiekėjas esminę Sutarties sąlygą, nurodytą Specialiųjų sąlygų 10 skyriuje, vykdo su dideliais ar nuolatiniais trūkumais, Tiekėjas įtraukiamas į nepatikimų tiekėjų sąrašą VPĮ 91 straipsnyje / PĮ 99 straipsnyje nustatyta tvarka. Atvejai, kuomet laikoma, kad esminė Sutarties sąlyga vykdoma su dideliais arba nuolatiniai trūkumais nurodyti Specialiųjų sąlygų 10 skyriuje. Esminės Sutarties sąlygos vykdymas su dideliais arba nuolatiniais trūkumais gali būti pripažįstamas ir kitais, Specialiosiose sąlygose nenurodytais, atvejais, įvertinus konkrečias esminės Sutarties sąlygos netinkamo vykdymo aplinkybes.“;</w:t>
             </w:r>
           </w:p>
           <w:p>
@@ -19070,6 +19133,27 @@
                 <w:sz w:val="20"/>
                 <w:lang w:val="en-GB"/>
               </w:rPr>
+              <w:t xml:space="preserve">In paragraphs 1.1.1.9, 1.1.1.18, 1.2.2, 1.2.6, 3.3.1, 3.3.2, 7.4.1.2, 10.3, 20.1 and 21.4, the term “LPP” shall be replaced by the term “LPP / LP”;</w:t>
+            </w:r>
+          </w:p>
+          <w:p>
+            <w:pPr>
+              <w:spacing w:line="276" w:lineRule="auto"/>
+              <w:jc w:val="both"/>
+              <w:rPr>
+                <w:rFonts w:ascii="Arial" w:eastAsiaTheme="minorHAnsi" w:hAnsi="Arial" w:cs="Arial"/>
+                <w:kern w:val="2"/>
+                <w:sz w:val="20"/>
+                <w14:ligatures w14:val="standardContextual"/>
+              </w:rPr>
+            </w:pPr>
+            <w:r>
+              <w:rPr>
+                <w:rFonts w:ascii="Arial" w:eastAsiaTheme="minorHAnsi" w:hAnsi="Arial" w:cs="Arial"/>
+                <w:kern w:val="2"/>
+                <w:sz w:val="20"/>
+                <w:lang w:val="en-GB"/>
+              </w:rPr>
               <w:t xml:space="preserve">“10.6. The bank (insurance company) shall not be entitled to require the Buyer to substantiate its claim. In its notice to the bank (insurance company), the Buyer shall state that the amount of the Contract Performance Security is due to it because the Supplier has failed to perform the Contract in part or in full and/or the Contract has been terminated through the fault of the Supplier. The Buyer shall not be obliged to prove any losses actually incurred, and the Supplier, by signing the Contract and providing the Contract Performance Security, confirms that the amount of the Contract Performance Security shall be deemed to be the Buyer’s minimum losses which do not need to be proved.”;</w:t>
             </w:r>
           </w:p>
@@ -19092,6 +19176,48 @@
                 <w:lang w:val="en-GB"/>
               </w:rPr>
               <w:t xml:space="preserve">“10.16.3. if the Buyer has suffered losses (direct losses, default interest and/or penalties (where liquidated damages are provided for in the Contract)) as a result of any action (act or omission) of the Supplier.”;</w:t>
+            </w:r>
+          </w:p>
+          <w:p>
+            <w:pPr>
+              <w:spacing w:line="276" w:lineRule="auto"/>
+              <w:jc w:val="both"/>
+              <w:rPr>
+                <w:rFonts w:ascii="Arial" w:eastAsiaTheme="minorHAnsi" w:hAnsi="Arial" w:cs="Arial"/>
+                <w:kern w:val="2"/>
+                <w:sz w:val="20"/>
+                <w14:ligatures w14:val="standardContextual"/>
+              </w:rPr>
+            </w:pPr>
+            <w:r>
+              <w:rPr>
+                <w:rFonts w:ascii="Arial" w:eastAsiaTheme="minorHAnsi" w:hAnsi="Arial" w:cs="Arial"/>
+                <w:kern w:val="2"/>
+                <w:sz w:val="20"/>
+                <w:lang w:val="en-GB"/>
+              </w:rPr>
+              <w:t xml:space="preserve">“16.4. In performing the Contract, the Supplier undertakes to comply with the environmental, social and labour law obligations established by European Union and national law, collective agreements and the international conventions listed in Annex 5 to the LPP / Annex 7 to the LP.”;</w:t>
+            </w:r>
+          </w:p>
+          <w:p>
+            <w:pPr>
+              <w:spacing w:line="276" w:lineRule="auto"/>
+              <w:jc w:val="both"/>
+              <w:rPr>
+                <w:rFonts w:ascii="Arial" w:eastAsiaTheme="minorHAnsi" w:hAnsi="Arial" w:cs="Arial"/>
+                <w:kern w:val="2"/>
+                <w:sz w:val="20"/>
+                <w14:ligatures w14:val="standardContextual"/>
+              </w:rPr>
+            </w:pPr>
+            <w:r>
+              <w:rPr>
+                <w:rFonts w:ascii="Arial" w:eastAsiaTheme="minorHAnsi" w:hAnsi="Arial" w:cs="Arial"/>
+                <w:kern w:val="2"/>
+                <w:sz w:val="20"/>
+                <w:lang w:val="en-GB"/>
+              </w:rPr>
+              <w:t xml:space="preserve">“17.7. If the Contract is terminated for a material breach of the Contract under subparagraph 22.2.1 of the General Terms and Conditions and/or the Supplier performs an essential term of the Contract specified in Section 10 of the Special Terms and Conditions with serious or repeated deficiencies, the Supplier shall be included in the list of unreliable suppliers in accordance with the procedure laid down in Article 91 of the LPP / Article 99 of the LP. The cases in which an essential term of the Contract is deemed to be performed with serious or repeated deficiencies are specified in Section 10 of the Special Terms and Conditions. An essential term of the Contract may also be found to be performed with serious or repeated deficiencies in other cases not specified in the Special Terms and Conditions, having regard to the specific circumstances of the improper performance of the essential term of the Contract.”;</w:t>
             </w:r>
           </w:p>
           <w:p>
